--- a/Курсова_записка_Василина.docx
+++ b/Курсова_записка_Василина.docx
@@ -290,7 +290,17 @@
           <w:u w:val="single"/>
           <w:lang w:eastAsia="uk-UA"/>
         </w:rPr>
-        <w:t>програми для обліку студентів-дипломників</w:t>
+        <w:t xml:space="preserve">програми для </w:t>
+      </w:r>
+      <w:r>
+        <w:rPr>
+          <w:rFonts w:eastAsia="Times New Roman" w:cs="Times New Roman"/>
+          <w:color w:val="000000"/>
+          <w:szCs w:val="28"/>
+          <w:u w:val="single"/>
+          <w:lang w:eastAsia="uk-UA"/>
+        </w:rPr>
+        <w:t>емуляції роботи вікон</w:t>
       </w:r>
       <w:r>
         <w:rPr>
@@ -12588,6 +12598,7 @@
       <w:r>
         <w:rPr>
           <w:rFonts w:cs="Times New Roman"/>
+          <w:noProof/>
           <w:sz w:val="24"/>
           <w:szCs w:val="24"/>
         </w:rPr>
@@ -26819,7 +26830,642 @@
           <w:sz w:val="16"/>
           <w:szCs w:val="16"/>
         </w:rPr>
-        <w:t xml:space="preserve"> </w:t>
+        <w:t xml:space="preserve"> bg, </w:t>
+      </w:r>
+      <w:proofErr w:type="spellStart"/>
+      <w:r>
+        <w:rPr>
+          <w:rFonts w:ascii="Cascadia Mono" w:hAnsi="Cascadia Mono" w:cs="Cascadia Mono"/>
+          <w:color w:val="000000"/>
+          <w:sz w:val="16"/>
+          <w:szCs w:val="16"/>
+        </w:rPr>
+        <w:t>title</w:t>
+      </w:r>
+      <w:proofErr w:type="spellEnd"/>
+      <w:r>
+        <w:rPr>
+          <w:rFonts w:ascii="Cascadia Mono" w:hAnsi="Cascadia Mono" w:cs="Cascadia Mono"/>
+          <w:color w:val="000000"/>
+          <w:sz w:val="16"/>
+          <w:szCs w:val="16"/>
+        </w:rPr>
+        <w:t xml:space="preserve">, </w:t>
+      </w:r>
+      <w:proofErr w:type="spellStart"/>
+      <w:r>
+        <w:rPr>
+          <w:rFonts w:ascii="Cascadia Mono" w:hAnsi="Cascadia Mono" w:cs="Cascadia Mono"/>
+          <w:color w:val="000000"/>
+          <w:sz w:val="16"/>
+          <w:szCs w:val="16"/>
+        </w:rPr>
+        <w:t>textCol</w:t>
+      </w:r>
+      <w:proofErr w:type="spellEnd"/>
+      <w:r>
+        <w:rPr>
+          <w:rFonts w:ascii="Cascadia Mono" w:hAnsi="Cascadia Mono" w:cs="Cascadia Mono"/>
+          <w:color w:val="000000"/>
+          <w:sz w:val="16"/>
+          <w:szCs w:val="16"/>
+        </w:rPr>
+        <w:t>;</w:t>
+      </w:r>
+    </w:p>
+    <w:p>
+      <w:pPr>
+        <w:autoSpaceDE w:val="0"/>
+        <w:autoSpaceDN w:val="0"/>
+        <w:adjustRightInd w:val="0"/>
+        <w:spacing w:after="0" w:line="240" w:lineRule="auto"/>
+        <w:rPr>
+          <w:rFonts w:ascii="Cascadia Mono" w:hAnsi="Cascadia Mono" w:cs="Cascadia Mono"/>
+          <w:color w:val="000000"/>
+          <w:sz w:val="16"/>
+          <w:szCs w:val="16"/>
+        </w:rPr>
+      </w:pPr>
+    </w:p>
+    <w:p>
+      <w:pPr>
+        <w:autoSpaceDE w:val="0"/>
+        <w:autoSpaceDN w:val="0"/>
+        <w:adjustRightInd w:val="0"/>
+        <w:spacing w:after="0" w:line="240" w:lineRule="auto"/>
+        <w:rPr>
+          <w:rFonts w:ascii="Cascadia Mono" w:hAnsi="Cascadia Mono" w:cs="Cascadia Mono"/>
+          <w:color w:val="000000"/>
+          <w:sz w:val="16"/>
+          <w:szCs w:val="16"/>
+        </w:rPr>
+      </w:pPr>
+      <w:r>
+        <w:rPr>
+          <w:rFonts w:ascii="Cascadia Mono" w:hAnsi="Cascadia Mono" w:cs="Cascadia Mono"/>
+          <w:color w:val="000000"/>
+          <w:sz w:val="16"/>
+          <w:szCs w:val="16"/>
+        </w:rPr>
+        <w:t xml:space="preserve">            </w:t>
+      </w:r>
+      <w:proofErr w:type="spellStart"/>
+      <w:r>
+        <w:rPr>
+          <w:rFonts w:ascii="Cascadia Mono" w:hAnsi="Cascadia Mono" w:cs="Cascadia Mono"/>
+          <w:color w:val="000000"/>
+          <w:sz w:val="16"/>
+          <w:szCs w:val="16"/>
+        </w:rPr>
+        <w:t>cout</w:t>
+      </w:r>
+      <w:proofErr w:type="spellEnd"/>
+      <w:r>
+        <w:rPr>
+          <w:rFonts w:ascii="Cascadia Mono" w:hAnsi="Cascadia Mono" w:cs="Cascadia Mono"/>
+          <w:color w:val="000000"/>
+          <w:sz w:val="16"/>
+          <w:szCs w:val="16"/>
+        </w:rPr>
+        <w:t xml:space="preserve"> &lt;&lt; "\</w:t>
+      </w:r>
+      <w:proofErr w:type="spellStart"/>
+      <w:r>
+        <w:rPr>
+          <w:rFonts w:ascii="Cascadia Mono" w:hAnsi="Cascadia Mono" w:cs="Cascadia Mono"/>
+          <w:color w:val="000000"/>
+          <w:sz w:val="16"/>
+          <w:szCs w:val="16"/>
+        </w:rPr>
+        <w:t>nВведіть</w:t>
+      </w:r>
+      <w:proofErr w:type="spellEnd"/>
+      <w:r>
+        <w:rPr>
+          <w:rFonts w:ascii="Cascadia Mono" w:hAnsi="Cascadia Mono" w:cs="Cascadia Mono"/>
+          <w:color w:val="000000"/>
+          <w:sz w:val="16"/>
+          <w:szCs w:val="16"/>
+        </w:rPr>
+        <w:t xml:space="preserve"> координати діагоналі (x1 y1 x2 y2): ";</w:t>
+      </w:r>
+    </w:p>
+    <w:p>
+      <w:pPr>
+        <w:autoSpaceDE w:val="0"/>
+        <w:autoSpaceDN w:val="0"/>
+        <w:adjustRightInd w:val="0"/>
+        <w:spacing w:after="0" w:line="240" w:lineRule="auto"/>
+        <w:rPr>
+          <w:rFonts w:ascii="Cascadia Mono" w:hAnsi="Cascadia Mono" w:cs="Cascadia Mono"/>
+          <w:color w:val="000000"/>
+          <w:sz w:val="16"/>
+          <w:szCs w:val="16"/>
+        </w:rPr>
+      </w:pPr>
+      <w:r>
+        <w:rPr>
+          <w:rFonts w:ascii="Cascadia Mono" w:hAnsi="Cascadia Mono" w:cs="Cascadia Mono"/>
+          <w:color w:val="000000"/>
+          <w:sz w:val="16"/>
+          <w:szCs w:val="16"/>
+        </w:rPr>
+        <w:t xml:space="preserve">            </w:t>
+      </w:r>
+      <w:proofErr w:type="spellStart"/>
+      <w:r>
+        <w:rPr>
+          <w:rFonts w:ascii="Cascadia Mono" w:hAnsi="Cascadia Mono" w:cs="Cascadia Mono"/>
+          <w:color w:val="000000"/>
+          <w:sz w:val="16"/>
+          <w:szCs w:val="16"/>
+        </w:rPr>
+        <w:t>cin</w:t>
+      </w:r>
+      <w:proofErr w:type="spellEnd"/>
+      <w:r>
+        <w:rPr>
+          <w:rFonts w:ascii="Cascadia Mono" w:hAnsi="Cascadia Mono" w:cs="Cascadia Mono"/>
+          <w:color w:val="000000"/>
+          <w:sz w:val="16"/>
+          <w:szCs w:val="16"/>
+        </w:rPr>
+        <w:t xml:space="preserve"> &gt;&gt; x1 &gt;&gt; y1 &gt;&gt; x2 &gt;&gt; y2;</w:t>
+      </w:r>
+    </w:p>
+    <w:p>
+      <w:pPr>
+        <w:autoSpaceDE w:val="0"/>
+        <w:autoSpaceDN w:val="0"/>
+        <w:adjustRightInd w:val="0"/>
+        <w:spacing w:after="0" w:line="240" w:lineRule="auto"/>
+        <w:rPr>
+          <w:rFonts w:ascii="Cascadia Mono" w:hAnsi="Cascadia Mono" w:cs="Cascadia Mono"/>
+          <w:color w:val="000000"/>
+          <w:sz w:val="16"/>
+          <w:szCs w:val="16"/>
+        </w:rPr>
+      </w:pPr>
+    </w:p>
+    <w:p>
+      <w:pPr>
+        <w:autoSpaceDE w:val="0"/>
+        <w:autoSpaceDN w:val="0"/>
+        <w:adjustRightInd w:val="0"/>
+        <w:spacing w:after="0" w:line="240" w:lineRule="auto"/>
+        <w:rPr>
+          <w:rFonts w:ascii="Cascadia Mono" w:hAnsi="Cascadia Mono" w:cs="Cascadia Mono"/>
+          <w:color w:val="000000"/>
+          <w:sz w:val="16"/>
+          <w:szCs w:val="16"/>
+        </w:rPr>
+      </w:pPr>
+      <w:r>
+        <w:rPr>
+          <w:rFonts w:ascii="Cascadia Mono" w:hAnsi="Cascadia Mono" w:cs="Cascadia Mono"/>
+          <w:color w:val="000000"/>
+          <w:sz w:val="16"/>
+          <w:szCs w:val="16"/>
+        </w:rPr>
+        <w:t xml:space="preserve">            // Проста перевірка валідності координат</w:t>
+      </w:r>
+    </w:p>
+    <w:p>
+      <w:pPr>
+        <w:autoSpaceDE w:val="0"/>
+        <w:autoSpaceDN w:val="0"/>
+        <w:adjustRightInd w:val="0"/>
+        <w:spacing w:after="0" w:line="240" w:lineRule="auto"/>
+        <w:rPr>
+          <w:rFonts w:ascii="Cascadia Mono" w:hAnsi="Cascadia Mono" w:cs="Cascadia Mono"/>
+          <w:color w:val="000000"/>
+          <w:sz w:val="16"/>
+          <w:szCs w:val="16"/>
+        </w:rPr>
+      </w:pPr>
+      <w:r>
+        <w:rPr>
+          <w:rFonts w:ascii="Cascadia Mono" w:hAnsi="Cascadia Mono" w:cs="Cascadia Mono"/>
+          <w:color w:val="000000"/>
+          <w:sz w:val="16"/>
+          <w:szCs w:val="16"/>
+        </w:rPr>
+        <w:t xml:space="preserve">            </w:t>
+      </w:r>
+      <w:proofErr w:type="spellStart"/>
+      <w:r>
+        <w:rPr>
+          <w:rFonts w:ascii="Cascadia Mono" w:hAnsi="Cascadia Mono" w:cs="Cascadia Mono"/>
+          <w:color w:val="000000"/>
+          <w:sz w:val="16"/>
+          <w:szCs w:val="16"/>
+        </w:rPr>
+        <w:t>if</w:t>
+      </w:r>
+      <w:proofErr w:type="spellEnd"/>
+      <w:r>
+        <w:rPr>
+          <w:rFonts w:ascii="Cascadia Mono" w:hAnsi="Cascadia Mono" w:cs="Cascadia Mono"/>
+          <w:color w:val="000000"/>
+          <w:sz w:val="16"/>
+          <w:szCs w:val="16"/>
+        </w:rPr>
+        <w:t xml:space="preserve"> (x2 &lt;= x1 || y2 &lt;= y1) {</w:t>
+      </w:r>
+    </w:p>
+    <w:p>
+      <w:pPr>
+        <w:autoSpaceDE w:val="0"/>
+        <w:autoSpaceDN w:val="0"/>
+        <w:adjustRightInd w:val="0"/>
+        <w:spacing w:after="0" w:line="240" w:lineRule="auto"/>
+        <w:rPr>
+          <w:rFonts w:ascii="Cascadia Mono" w:hAnsi="Cascadia Mono" w:cs="Cascadia Mono"/>
+          <w:color w:val="000000"/>
+          <w:sz w:val="16"/>
+          <w:szCs w:val="16"/>
+        </w:rPr>
+      </w:pPr>
+      <w:r>
+        <w:rPr>
+          <w:rFonts w:ascii="Cascadia Mono" w:hAnsi="Cascadia Mono" w:cs="Cascadia Mono"/>
+          <w:color w:val="000000"/>
+          <w:sz w:val="16"/>
+          <w:szCs w:val="16"/>
+        </w:rPr>
+        <w:t xml:space="preserve">                </w:t>
+      </w:r>
+      <w:proofErr w:type="spellStart"/>
+      <w:r>
+        <w:rPr>
+          <w:rFonts w:ascii="Cascadia Mono" w:hAnsi="Cascadia Mono" w:cs="Cascadia Mono"/>
+          <w:color w:val="000000"/>
+          <w:sz w:val="16"/>
+          <w:szCs w:val="16"/>
+        </w:rPr>
+        <w:t>cout</w:t>
+      </w:r>
+      <w:proofErr w:type="spellEnd"/>
+      <w:r>
+        <w:rPr>
+          <w:rFonts w:ascii="Cascadia Mono" w:hAnsi="Cascadia Mono" w:cs="Cascadia Mono"/>
+          <w:color w:val="000000"/>
+          <w:sz w:val="16"/>
+          <w:szCs w:val="16"/>
+        </w:rPr>
+        <w:t xml:space="preserve"> &lt;&lt; "Помилка: координати x2 та y2 мають бути більшими за x1 та y1!" &lt;&lt; </w:t>
+      </w:r>
+      <w:proofErr w:type="spellStart"/>
+      <w:r>
+        <w:rPr>
+          <w:rFonts w:ascii="Cascadia Mono" w:hAnsi="Cascadia Mono" w:cs="Cascadia Mono"/>
+          <w:color w:val="000000"/>
+          <w:sz w:val="16"/>
+          <w:szCs w:val="16"/>
+        </w:rPr>
+        <w:t>endl</w:t>
+      </w:r>
+      <w:proofErr w:type="spellEnd"/>
+      <w:r>
+        <w:rPr>
+          <w:rFonts w:ascii="Cascadia Mono" w:hAnsi="Cascadia Mono" w:cs="Cascadia Mono"/>
+          <w:color w:val="000000"/>
+          <w:sz w:val="16"/>
+          <w:szCs w:val="16"/>
+        </w:rPr>
+        <w:t>;</w:t>
+      </w:r>
+    </w:p>
+    <w:p>
+      <w:pPr>
+        <w:autoSpaceDE w:val="0"/>
+        <w:autoSpaceDN w:val="0"/>
+        <w:adjustRightInd w:val="0"/>
+        <w:spacing w:after="0" w:line="240" w:lineRule="auto"/>
+        <w:rPr>
+          <w:rFonts w:ascii="Cascadia Mono" w:hAnsi="Cascadia Mono" w:cs="Cascadia Mono"/>
+          <w:color w:val="000000"/>
+          <w:sz w:val="16"/>
+          <w:szCs w:val="16"/>
+        </w:rPr>
+      </w:pPr>
+      <w:r>
+        <w:rPr>
+          <w:rFonts w:ascii="Cascadia Mono" w:hAnsi="Cascadia Mono" w:cs="Cascadia Mono"/>
+          <w:color w:val="000000"/>
+          <w:sz w:val="16"/>
+          <w:szCs w:val="16"/>
+        </w:rPr>
+        <w:t xml:space="preserve">            }</w:t>
+      </w:r>
+    </w:p>
+    <w:p>
+      <w:pPr>
+        <w:autoSpaceDE w:val="0"/>
+        <w:autoSpaceDN w:val="0"/>
+        <w:adjustRightInd w:val="0"/>
+        <w:spacing w:after="0" w:line="240" w:lineRule="auto"/>
+        <w:rPr>
+          <w:rFonts w:ascii="Cascadia Mono" w:hAnsi="Cascadia Mono" w:cs="Cascadia Mono"/>
+          <w:color w:val="000000"/>
+          <w:sz w:val="16"/>
+          <w:szCs w:val="16"/>
+        </w:rPr>
+      </w:pPr>
+      <w:r>
+        <w:rPr>
+          <w:rFonts w:ascii="Cascadia Mono" w:hAnsi="Cascadia Mono" w:cs="Cascadia Mono"/>
+          <w:color w:val="000000"/>
+          <w:sz w:val="16"/>
+          <w:szCs w:val="16"/>
+        </w:rPr>
+        <w:t xml:space="preserve">            </w:t>
+      </w:r>
+      <w:proofErr w:type="spellStart"/>
+      <w:r>
+        <w:rPr>
+          <w:rFonts w:ascii="Cascadia Mono" w:hAnsi="Cascadia Mono" w:cs="Cascadia Mono"/>
+          <w:color w:val="000000"/>
+          <w:sz w:val="16"/>
+          <w:szCs w:val="16"/>
+        </w:rPr>
+        <w:t>else</w:t>
+      </w:r>
+      <w:proofErr w:type="spellEnd"/>
+      <w:r>
+        <w:rPr>
+          <w:rFonts w:ascii="Cascadia Mono" w:hAnsi="Cascadia Mono" w:cs="Cascadia Mono"/>
+          <w:color w:val="000000"/>
+          <w:sz w:val="16"/>
+          <w:szCs w:val="16"/>
+        </w:rPr>
+        <w:t xml:space="preserve"> {</w:t>
+      </w:r>
+    </w:p>
+    <w:p>
+      <w:pPr>
+        <w:autoSpaceDE w:val="0"/>
+        <w:autoSpaceDN w:val="0"/>
+        <w:adjustRightInd w:val="0"/>
+        <w:spacing w:after="0" w:line="240" w:lineRule="auto"/>
+        <w:rPr>
+          <w:rFonts w:ascii="Cascadia Mono" w:hAnsi="Cascadia Mono" w:cs="Cascadia Mono"/>
+          <w:color w:val="000000"/>
+          <w:sz w:val="16"/>
+          <w:szCs w:val="16"/>
+        </w:rPr>
+      </w:pPr>
+      <w:r>
+        <w:rPr>
+          <w:rFonts w:ascii="Cascadia Mono" w:hAnsi="Cascadia Mono" w:cs="Cascadia Mono"/>
+          <w:color w:val="000000"/>
+          <w:sz w:val="16"/>
+          <w:szCs w:val="16"/>
+        </w:rPr>
+        <w:t xml:space="preserve">                </w:t>
+      </w:r>
+      <w:proofErr w:type="spellStart"/>
+      <w:r>
+        <w:rPr>
+          <w:rFonts w:ascii="Cascadia Mono" w:hAnsi="Cascadia Mono" w:cs="Cascadia Mono"/>
+          <w:color w:val="000000"/>
+          <w:sz w:val="16"/>
+          <w:szCs w:val="16"/>
+        </w:rPr>
+        <w:t>cout</w:t>
+      </w:r>
+      <w:proofErr w:type="spellEnd"/>
+      <w:r>
+        <w:rPr>
+          <w:rFonts w:ascii="Cascadia Mono" w:hAnsi="Cascadia Mono" w:cs="Cascadia Mono"/>
+          <w:color w:val="000000"/>
+          <w:sz w:val="16"/>
+          <w:szCs w:val="16"/>
+        </w:rPr>
+        <w:t xml:space="preserve"> &lt;&lt; "Колір фону: "; </w:t>
+      </w:r>
+      <w:proofErr w:type="spellStart"/>
+      <w:r>
+        <w:rPr>
+          <w:rFonts w:ascii="Cascadia Mono" w:hAnsi="Cascadia Mono" w:cs="Cascadia Mono"/>
+          <w:color w:val="000000"/>
+          <w:sz w:val="16"/>
+          <w:szCs w:val="16"/>
+        </w:rPr>
+        <w:t>cin</w:t>
+      </w:r>
+      <w:proofErr w:type="spellEnd"/>
+      <w:r>
+        <w:rPr>
+          <w:rFonts w:ascii="Cascadia Mono" w:hAnsi="Cascadia Mono" w:cs="Cascadia Mono"/>
+          <w:color w:val="000000"/>
+          <w:sz w:val="16"/>
+          <w:szCs w:val="16"/>
+        </w:rPr>
+        <w:t xml:space="preserve"> &gt;&gt; bg;</w:t>
+      </w:r>
+    </w:p>
+    <w:p>
+      <w:pPr>
+        <w:autoSpaceDE w:val="0"/>
+        <w:autoSpaceDN w:val="0"/>
+        <w:adjustRightInd w:val="0"/>
+        <w:spacing w:after="0" w:line="240" w:lineRule="auto"/>
+        <w:rPr>
+          <w:rFonts w:ascii="Cascadia Mono" w:hAnsi="Cascadia Mono" w:cs="Cascadia Mono"/>
+          <w:color w:val="000000"/>
+          <w:sz w:val="16"/>
+          <w:szCs w:val="16"/>
+        </w:rPr>
+      </w:pPr>
+      <w:r>
+        <w:rPr>
+          <w:rFonts w:ascii="Cascadia Mono" w:hAnsi="Cascadia Mono" w:cs="Cascadia Mono"/>
+          <w:color w:val="000000"/>
+          <w:sz w:val="16"/>
+          <w:szCs w:val="16"/>
+        </w:rPr>
+        <w:t xml:space="preserve">                </w:t>
+      </w:r>
+      <w:proofErr w:type="spellStart"/>
+      <w:r>
+        <w:rPr>
+          <w:rFonts w:ascii="Cascadia Mono" w:hAnsi="Cascadia Mono" w:cs="Cascadia Mono"/>
+          <w:color w:val="000000"/>
+          <w:sz w:val="16"/>
+          <w:szCs w:val="16"/>
+        </w:rPr>
+        <w:t>cout</w:t>
+      </w:r>
+      <w:proofErr w:type="spellEnd"/>
+      <w:r>
+        <w:rPr>
+          <w:rFonts w:ascii="Cascadia Mono" w:hAnsi="Cascadia Mono" w:cs="Cascadia Mono"/>
+          <w:color w:val="000000"/>
+          <w:sz w:val="16"/>
+          <w:szCs w:val="16"/>
+        </w:rPr>
+        <w:t xml:space="preserve"> &lt;&lt; "Текст заголовка: "; </w:t>
+      </w:r>
+      <w:proofErr w:type="spellStart"/>
+      <w:r>
+        <w:rPr>
+          <w:rFonts w:ascii="Cascadia Mono" w:hAnsi="Cascadia Mono" w:cs="Cascadia Mono"/>
+          <w:color w:val="000000"/>
+          <w:sz w:val="16"/>
+          <w:szCs w:val="16"/>
+        </w:rPr>
+        <w:t>cin</w:t>
+      </w:r>
+      <w:proofErr w:type="spellEnd"/>
+      <w:r>
+        <w:rPr>
+          <w:rFonts w:ascii="Cascadia Mono" w:hAnsi="Cascadia Mono" w:cs="Cascadia Mono"/>
+          <w:color w:val="000000"/>
+          <w:sz w:val="16"/>
+          <w:szCs w:val="16"/>
+        </w:rPr>
+        <w:t xml:space="preserve"> &gt;&gt; title;</w:t>
+      </w:r>
+    </w:p>
+    <w:p>
+      <w:pPr>
+        <w:autoSpaceDE w:val="0"/>
+        <w:autoSpaceDN w:val="0"/>
+        <w:adjustRightInd w:val="0"/>
+        <w:spacing w:after="0" w:line="240" w:lineRule="auto"/>
+        <w:rPr>
+          <w:rFonts w:ascii="Cascadia Mono" w:hAnsi="Cascadia Mono" w:cs="Cascadia Mono"/>
+          <w:color w:val="000000"/>
+          <w:sz w:val="16"/>
+          <w:szCs w:val="16"/>
+        </w:rPr>
+      </w:pPr>
+      <w:r>
+        <w:rPr>
+          <w:rFonts w:ascii="Cascadia Mono" w:hAnsi="Cascadia Mono" w:cs="Cascadia Mono"/>
+          <w:color w:val="000000"/>
+          <w:sz w:val="16"/>
+          <w:szCs w:val="16"/>
+        </w:rPr>
+        <w:t xml:space="preserve">                </w:t>
+      </w:r>
+      <w:proofErr w:type="spellStart"/>
+      <w:r>
+        <w:rPr>
+          <w:rFonts w:ascii="Cascadia Mono" w:hAnsi="Cascadia Mono" w:cs="Cascadia Mono"/>
+          <w:color w:val="000000"/>
+          <w:sz w:val="16"/>
+          <w:szCs w:val="16"/>
+        </w:rPr>
+        <w:t>cout</w:t>
+      </w:r>
+      <w:proofErr w:type="spellEnd"/>
+      <w:r>
+        <w:rPr>
+          <w:rFonts w:ascii="Cascadia Mono" w:hAnsi="Cascadia Mono" w:cs="Cascadia Mono"/>
+          <w:color w:val="000000"/>
+          <w:sz w:val="16"/>
+          <w:szCs w:val="16"/>
+        </w:rPr>
+        <w:t xml:space="preserve"> &lt;&lt; "Колір тексту заголовка: "; </w:t>
+      </w:r>
+      <w:proofErr w:type="spellStart"/>
+      <w:r>
+        <w:rPr>
+          <w:rFonts w:ascii="Cascadia Mono" w:hAnsi="Cascadia Mono" w:cs="Cascadia Mono"/>
+          <w:color w:val="000000"/>
+          <w:sz w:val="16"/>
+          <w:szCs w:val="16"/>
+        </w:rPr>
+        <w:t>cin</w:t>
+      </w:r>
+      <w:proofErr w:type="spellEnd"/>
+      <w:r>
+        <w:rPr>
+          <w:rFonts w:ascii="Cascadia Mono" w:hAnsi="Cascadia Mono" w:cs="Cascadia Mono"/>
+          <w:color w:val="000000"/>
+          <w:sz w:val="16"/>
+          <w:szCs w:val="16"/>
+        </w:rPr>
+        <w:t xml:space="preserve"> &gt;&gt; textCol;</w:t>
+      </w:r>
+    </w:p>
+    <w:p>
+      <w:pPr>
+        <w:autoSpaceDE w:val="0"/>
+        <w:autoSpaceDN w:val="0"/>
+        <w:adjustRightInd w:val="0"/>
+        <w:spacing w:after="0" w:line="240" w:lineRule="auto"/>
+        <w:rPr>
+          <w:rFonts w:ascii="Cascadia Mono" w:hAnsi="Cascadia Mono" w:cs="Cascadia Mono"/>
+          <w:color w:val="000000"/>
+          <w:sz w:val="16"/>
+          <w:szCs w:val="16"/>
+        </w:rPr>
+      </w:pPr>
+    </w:p>
+    <w:p>
+      <w:pPr>
+        <w:autoSpaceDE w:val="0"/>
+        <w:autoSpaceDN w:val="0"/>
+        <w:adjustRightInd w:val="0"/>
+        <w:spacing w:after="0" w:line="240" w:lineRule="auto"/>
+        <w:rPr>
+          <w:rFonts w:ascii="Cascadia Mono" w:hAnsi="Cascadia Mono" w:cs="Cascadia Mono"/>
+          <w:color w:val="000000"/>
+          <w:sz w:val="16"/>
+          <w:szCs w:val="16"/>
+        </w:rPr>
+      </w:pPr>
+      <w:r>
+        <w:rPr>
+          <w:rFonts w:ascii="Cascadia Mono" w:hAnsi="Cascadia Mono" w:cs="Cascadia Mono"/>
+          <w:color w:val="000000"/>
+          <w:sz w:val="16"/>
+          <w:szCs w:val="16"/>
+        </w:rPr>
+        <w:t xml:space="preserve">                </w:t>
+      </w:r>
+      <w:proofErr w:type="spellStart"/>
+      <w:r>
+        <w:rPr>
+          <w:rFonts w:ascii="Cascadia Mono" w:hAnsi="Cascadia Mono" w:cs="Cascadia Mono"/>
+          <w:color w:val="000000"/>
+          <w:sz w:val="16"/>
+          <w:szCs w:val="16"/>
+        </w:rPr>
+        <w:t>manager.open</w:t>
+      </w:r>
+      <w:proofErr w:type="spellEnd"/>
+      <w:r>
+        <w:rPr>
+          <w:rFonts w:ascii="Cascadia Mono" w:hAnsi="Cascadia Mono" w:cs="Cascadia Mono"/>
+          <w:color w:val="000000"/>
+          <w:sz w:val="16"/>
+          <w:szCs w:val="16"/>
+        </w:rPr>
+        <w:t>(</w:t>
+      </w:r>
+      <w:proofErr w:type="spellStart"/>
+      <w:r>
+        <w:rPr>
+          <w:rFonts w:ascii="Cascadia Mono" w:hAnsi="Cascadia Mono" w:cs="Cascadia Mono"/>
+          <w:color w:val="000000"/>
+          <w:sz w:val="16"/>
+          <w:szCs w:val="16"/>
+        </w:rPr>
+        <w:t>TitleWindow</w:t>
+      </w:r>
+      <w:proofErr w:type="spellEnd"/>
+      <w:r>
+        <w:rPr>
+          <w:rFonts w:ascii="Cascadia Mono" w:hAnsi="Cascadia Mono" w:cs="Cascadia Mono"/>
+          <w:color w:val="000000"/>
+          <w:sz w:val="16"/>
+          <w:szCs w:val="16"/>
+        </w:rPr>
+        <w:t xml:space="preserve">(x1, y1, x2, y2, </w:t>
       </w:r>
       <w:proofErr w:type="spellStart"/>
       <w:r>
@@ -26839,742 +27485,7 @@
           <w:sz w:val="16"/>
           <w:szCs w:val="16"/>
         </w:rPr>
-        <w:t xml:space="preserve">, </w:t>
-      </w:r>
-      <w:proofErr w:type="spellStart"/>
-      <w:r>
-        <w:rPr>
-          <w:rFonts w:ascii="Cascadia Mono" w:hAnsi="Cascadia Mono" w:cs="Cascadia Mono"/>
-          <w:color w:val="000000"/>
-          <w:sz w:val="16"/>
-          <w:szCs w:val="16"/>
-        </w:rPr>
-        <w:t>title</w:t>
-      </w:r>
-      <w:proofErr w:type="spellEnd"/>
-      <w:r>
-        <w:rPr>
-          <w:rFonts w:ascii="Cascadia Mono" w:hAnsi="Cascadia Mono" w:cs="Cascadia Mono"/>
-          <w:color w:val="000000"/>
-          <w:sz w:val="16"/>
-          <w:szCs w:val="16"/>
-        </w:rPr>
-        <w:t xml:space="preserve">, </w:t>
-      </w:r>
-      <w:proofErr w:type="spellStart"/>
-      <w:r>
-        <w:rPr>
-          <w:rFonts w:ascii="Cascadia Mono" w:hAnsi="Cascadia Mono" w:cs="Cascadia Mono"/>
-          <w:color w:val="000000"/>
-          <w:sz w:val="16"/>
-          <w:szCs w:val="16"/>
-        </w:rPr>
-        <w:t>textCol</w:t>
-      </w:r>
-      <w:proofErr w:type="spellEnd"/>
-      <w:r>
-        <w:rPr>
-          <w:rFonts w:ascii="Cascadia Mono" w:hAnsi="Cascadia Mono" w:cs="Cascadia Mono"/>
-          <w:color w:val="000000"/>
-          <w:sz w:val="16"/>
-          <w:szCs w:val="16"/>
-        </w:rPr>
-        <w:t>;</w:t>
-      </w:r>
-    </w:p>
-    <w:p>
-      <w:pPr>
-        <w:autoSpaceDE w:val="0"/>
-        <w:autoSpaceDN w:val="0"/>
-        <w:adjustRightInd w:val="0"/>
-        <w:spacing w:after="0" w:line="240" w:lineRule="auto"/>
-        <w:rPr>
-          <w:rFonts w:ascii="Cascadia Mono" w:hAnsi="Cascadia Mono" w:cs="Cascadia Mono"/>
-          <w:color w:val="000000"/>
-          <w:sz w:val="16"/>
-          <w:szCs w:val="16"/>
-        </w:rPr>
-      </w:pPr>
-    </w:p>
-    <w:p>
-      <w:pPr>
-        <w:autoSpaceDE w:val="0"/>
-        <w:autoSpaceDN w:val="0"/>
-        <w:adjustRightInd w:val="0"/>
-        <w:spacing w:after="0" w:line="240" w:lineRule="auto"/>
-        <w:rPr>
-          <w:rFonts w:ascii="Cascadia Mono" w:hAnsi="Cascadia Mono" w:cs="Cascadia Mono"/>
-          <w:color w:val="000000"/>
-          <w:sz w:val="16"/>
-          <w:szCs w:val="16"/>
-        </w:rPr>
-      </w:pPr>
-      <w:r>
-        <w:rPr>
-          <w:rFonts w:ascii="Cascadia Mono" w:hAnsi="Cascadia Mono" w:cs="Cascadia Mono"/>
-          <w:color w:val="000000"/>
-          <w:sz w:val="16"/>
-          <w:szCs w:val="16"/>
-        </w:rPr>
-        <w:t xml:space="preserve">            </w:t>
-      </w:r>
-      <w:proofErr w:type="spellStart"/>
-      <w:r>
-        <w:rPr>
-          <w:rFonts w:ascii="Cascadia Mono" w:hAnsi="Cascadia Mono" w:cs="Cascadia Mono"/>
-          <w:color w:val="000000"/>
-          <w:sz w:val="16"/>
-          <w:szCs w:val="16"/>
-        </w:rPr>
-        <w:t>cout</w:t>
-      </w:r>
-      <w:proofErr w:type="spellEnd"/>
-      <w:r>
-        <w:rPr>
-          <w:rFonts w:ascii="Cascadia Mono" w:hAnsi="Cascadia Mono" w:cs="Cascadia Mono"/>
-          <w:color w:val="000000"/>
-          <w:sz w:val="16"/>
-          <w:szCs w:val="16"/>
-        </w:rPr>
-        <w:t xml:space="preserve"> &lt;&lt; "\</w:t>
-      </w:r>
-      <w:proofErr w:type="spellStart"/>
-      <w:r>
-        <w:rPr>
-          <w:rFonts w:ascii="Cascadia Mono" w:hAnsi="Cascadia Mono" w:cs="Cascadia Mono"/>
-          <w:color w:val="000000"/>
-          <w:sz w:val="16"/>
-          <w:szCs w:val="16"/>
-        </w:rPr>
-        <w:t>nВведіть</w:t>
-      </w:r>
-      <w:proofErr w:type="spellEnd"/>
-      <w:r>
-        <w:rPr>
-          <w:rFonts w:ascii="Cascadia Mono" w:hAnsi="Cascadia Mono" w:cs="Cascadia Mono"/>
-          <w:color w:val="000000"/>
-          <w:sz w:val="16"/>
-          <w:szCs w:val="16"/>
-        </w:rPr>
-        <w:t xml:space="preserve"> координати діагоналі (x1 y1 x2 y2): ";</w:t>
-      </w:r>
-    </w:p>
-    <w:p>
-      <w:pPr>
-        <w:autoSpaceDE w:val="0"/>
-        <w:autoSpaceDN w:val="0"/>
-        <w:adjustRightInd w:val="0"/>
-        <w:spacing w:after="0" w:line="240" w:lineRule="auto"/>
-        <w:rPr>
-          <w:rFonts w:ascii="Cascadia Mono" w:hAnsi="Cascadia Mono" w:cs="Cascadia Mono"/>
-          <w:color w:val="000000"/>
-          <w:sz w:val="16"/>
-          <w:szCs w:val="16"/>
-        </w:rPr>
-      </w:pPr>
-      <w:r>
-        <w:rPr>
-          <w:rFonts w:ascii="Cascadia Mono" w:hAnsi="Cascadia Mono" w:cs="Cascadia Mono"/>
-          <w:color w:val="000000"/>
-          <w:sz w:val="16"/>
-          <w:szCs w:val="16"/>
-        </w:rPr>
-        <w:t xml:space="preserve">            </w:t>
-      </w:r>
-      <w:proofErr w:type="spellStart"/>
-      <w:r>
-        <w:rPr>
-          <w:rFonts w:ascii="Cascadia Mono" w:hAnsi="Cascadia Mono" w:cs="Cascadia Mono"/>
-          <w:color w:val="000000"/>
-          <w:sz w:val="16"/>
-          <w:szCs w:val="16"/>
-        </w:rPr>
-        <w:t>cin</w:t>
-      </w:r>
-      <w:proofErr w:type="spellEnd"/>
-      <w:r>
-        <w:rPr>
-          <w:rFonts w:ascii="Cascadia Mono" w:hAnsi="Cascadia Mono" w:cs="Cascadia Mono"/>
-          <w:color w:val="000000"/>
-          <w:sz w:val="16"/>
-          <w:szCs w:val="16"/>
-        </w:rPr>
-        <w:t xml:space="preserve"> &gt;&gt; x1 &gt;&gt; y1 &gt;&gt; x2 &gt;&gt; y2;</w:t>
-      </w:r>
-    </w:p>
-    <w:p>
-      <w:pPr>
-        <w:autoSpaceDE w:val="0"/>
-        <w:autoSpaceDN w:val="0"/>
-        <w:adjustRightInd w:val="0"/>
-        <w:spacing w:after="0" w:line="240" w:lineRule="auto"/>
-        <w:rPr>
-          <w:rFonts w:ascii="Cascadia Mono" w:hAnsi="Cascadia Mono" w:cs="Cascadia Mono"/>
-          <w:color w:val="000000"/>
-          <w:sz w:val="16"/>
-          <w:szCs w:val="16"/>
-        </w:rPr>
-      </w:pPr>
-    </w:p>
-    <w:p>
-      <w:pPr>
-        <w:autoSpaceDE w:val="0"/>
-        <w:autoSpaceDN w:val="0"/>
-        <w:adjustRightInd w:val="0"/>
-        <w:spacing w:after="0" w:line="240" w:lineRule="auto"/>
-        <w:rPr>
-          <w:rFonts w:ascii="Cascadia Mono" w:hAnsi="Cascadia Mono" w:cs="Cascadia Mono"/>
-          <w:color w:val="000000"/>
-          <w:sz w:val="16"/>
-          <w:szCs w:val="16"/>
-        </w:rPr>
-      </w:pPr>
-      <w:r>
-        <w:rPr>
-          <w:rFonts w:ascii="Cascadia Mono" w:hAnsi="Cascadia Mono" w:cs="Cascadia Mono"/>
-          <w:color w:val="000000"/>
-          <w:sz w:val="16"/>
-          <w:szCs w:val="16"/>
-        </w:rPr>
-        <w:t xml:space="preserve">            // Проста перевірка валідності координат</w:t>
-      </w:r>
-    </w:p>
-    <w:p>
-      <w:pPr>
-        <w:autoSpaceDE w:val="0"/>
-        <w:autoSpaceDN w:val="0"/>
-        <w:adjustRightInd w:val="0"/>
-        <w:spacing w:after="0" w:line="240" w:lineRule="auto"/>
-        <w:rPr>
-          <w:rFonts w:ascii="Cascadia Mono" w:hAnsi="Cascadia Mono" w:cs="Cascadia Mono"/>
-          <w:color w:val="000000"/>
-          <w:sz w:val="16"/>
-          <w:szCs w:val="16"/>
-        </w:rPr>
-      </w:pPr>
-      <w:r>
-        <w:rPr>
-          <w:rFonts w:ascii="Cascadia Mono" w:hAnsi="Cascadia Mono" w:cs="Cascadia Mono"/>
-          <w:color w:val="000000"/>
-          <w:sz w:val="16"/>
-          <w:szCs w:val="16"/>
-        </w:rPr>
-        <w:t xml:space="preserve">            </w:t>
-      </w:r>
-      <w:proofErr w:type="spellStart"/>
-      <w:r>
-        <w:rPr>
-          <w:rFonts w:ascii="Cascadia Mono" w:hAnsi="Cascadia Mono" w:cs="Cascadia Mono"/>
-          <w:color w:val="000000"/>
-          <w:sz w:val="16"/>
-          <w:szCs w:val="16"/>
-        </w:rPr>
-        <w:t>if</w:t>
-      </w:r>
-      <w:proofErr w:type="spellEnd"/>
-      <w:r>
-        <w:rPr>
-          <w:rFonts w:ascii="Cascadia Mono" w:hAnsi="Cascadia Mono" w:cs="Cascadia Mono"/>
-          <w:color w:val="000000"/>
-          <w:sz w:val="16"/>
-          <w:szCs w:val="16"/>
-        </w:rPr>
-        <w:t xml:space="preserve"> (x2 &lt;= x1 || y2 &lt;= y1) {</w:t>
-      </w:r>
-    </w:p>
-    <w:p>
-      <w:pPr>
-        <w:autoSpaceDE w:val="0"/>
-        <w:autoSpaceDN w:val="0"/>
-        <w:adjustRightInd w:val="0"/>
-        <w:spacing w:after="0" w:line="240" w:lineRule="auto"/>
-        <w:rPr>
-          <w:rFonts w:ascii="Cascadia Mono" w:hAnsi="Cascadia Mono" w:cs="Cascadia Mono"/>
-          <w:color w:val="000000"/>
-          <w:sz w:val="16"/>
-          <w:szCs w:val="16"/>
-        </w:rPr>
-      </w:pPr>
-      <w:r>
-        <w:rPr>
-          <w:rFonts w:ascii="Cascadia Mono" w:hAnsi="Cascadia Mono" w:cs="Cascadia Mono"/>
-          <w:color w:val="000000"/>
-          <w:sz w:val="16"/>
-          <w:szCs w:val="16"/>
-        </w:rPr>
-        <w:t xml:space="preserve">                </w:t>
-      </w:r>
-      <w:proofErr w:type="spellStart"/>
-      <w:r>
-        <w:rPr>
-          <w:rFonts w:ascii="Cascadia Mono" w:hAnsi="Cascadia Mono" w:cs="Cascadia Mono"/>
-          <w:color w:val="000000"/>
-          <w:sz w:val="16"/>
-          <w:szCs w:val="16"/>
-        </w:rPr>
-        <w:t>cout</w:t>
-      </w:r>
-      <w:proofErr w:type="spellEnd"/>
-      <w:r>
-        <w:rPr>
-          <w:rFonts w:ascii="Cascadia Mono" w:hAnsi="Cascadia Mono" w:cs="Cascadia Mono"/>
-          <w:color w:val="000000"/>
-          <w:sz w:val="16"/>
-          <w:szCs w:val="16"/>
-        </w:rPr>
-        <w:t xml:space="preserve"> &lt;&lt; "Помилка: координати x2 та y2 мають бути більшими за x1 та y1!" &lt;&lt; </w:t>
-      </w:r>
-      <w:proofErr w:type="spellStart"/>
-      <w:r>
-        <w:rPr>
-          <w:rFonts w:ascii="Cascadia Mono" w:hAnsi="Cascadia Mono" w:cs="Cascadia Mono"/>
-          <w:color w:val="000000"/>
-          <w:sz w:val="16"/>
-          <w:szCs w:val="16"/>
-        </w:rPr>
-        <w:t>endl</w:t>
-      </w:r>
-      <w:proofErr w:type="spellEnd"/>
-      <w:r>
-        <w:rPr>
-          <w:rFonts w:ascii="Cascadia Mono" w:hAnsi="Cascadia Mono" w:cs="Cascadia Mono"/>
-          <w:color w:val="000000"/>
-          <w:sz w:val="16"/>
-          <w:szCs w:val="16"/>
-        </w:rPr>
-        <w:t>;</w:t>
-      </w:r>
-    </w:p>
-    <w:p>
-      <w:pPr>
-        <w:autoSpaceDE w:val="0"/>
-        <w:autoSpaceDN w:val="0"/>
-        <w:adjustRightInd w:val="0"/>
-        <w:spacing w:after="0" w:line="240" w:lineRule="auto"/>
-        <w:rPr>
-          <w:rFonts w:ascii="Cascadia Mono" w:hAnsi="Cascadia Mono" w:cs="Cascadia Mono"/>
-          <w:color w:val="000000"/>
-          <w:sz w:val="16"/>
-          <w:szCs w:val="16"/>
-        </w:rPr>
-      </w:pPr>
-      <w:r>
-        <w:rPr>
-          <w:rFonts w:ascii="Cascadia Mono" w:hAnsi="Cascadia Mono" w:cs="Cascadia Mono"/>
-          <w:color w:val="000000"/>
-          <w:sz w:val="16"/>
-          <w:szCs w:val="16"/>
-        </w:rPr>
-        <w:t xml:space="preserve">            }</w:t>
-      </w:r>
-    </w:p>
-    <w:p>
-      <w:pPr>
-        <w:autoSpaceDE w:val="0"/>
-        <w:autoSpaceDN w:val="0"/>
-        <w:adjustRightInd w:val="0"/>
-        <w:spacing w:after="0" w:line="240" w:lineRule="auto"/>
-        <w:rPr>
-          <w:rFonts w:ascii="Cascadia Mono" w:hAnsi="Cascadia Mono" w:cs="Cascadia Mono"/>
-          <w:color w:val="000000"/>
-          <w:sz w:val="16"/>
-          <w:szCs w:val="16"/>
-        </w:rPr>
-      </w:pPr>
-      <w:r>
-        <w:rPr>
-          <w:rFonts w:ascii="Cascadia Mono" w:hAnsi="Cascadia Mono" w:cs="Cascadia Mono"/>
-          <w:color w:val="000000"/>
-          <w:sz w:val="16"/>
-          <w:szCs w:val="16"/>
-        </w:rPr>
-        <w:t xml:space="preserve">            </w:t>
-      </w:r>
-      <w:proofErr w:type="spellStart"/>
-      <w:r>
-        <w:rPr>
-          <w:rFonts w:ascii="Cascadia Mono" w:hAnsi="Cascadia Mono" w:cs="Cascadia Mono"/>
-          <w:color w:val="000000"/>
-          <w:sz w:val="16"/>
-          <w:szCs w:val="16"/>
-        </w:rPr>
-        <w:t>else</w:t>
-      </w:r>
-      <w:proofErr w:type="spellEnd"/>
-      <w:r>
-        <w:rPr>
-          <w:rFonts w:ascii="Cascadia Mono" w:hAnsi="Cascadia Mono" w:cs="Cascadia Mono"/>
-          <w:color w:val="000000"/>
-          <w:sz w:val="16"/>
-          <w:szCs w:val="16"/>
-        </w:rPr>
-        <w:t xml:space="preserve"> {</w:t>
-      </w:r>
-    </w:p>
-    <w:p>
-      <w:pPr>
-        <w:autoSpaceDE w:val="0"/>
-        <w:autoSpaceDN w:val="0"/>
-        <w:adjustRightInd w:val="0"/>
-        <w:spacing w:after="0" w:line="240" w:lineRule="auto"/>
-        <w:rPr>
-          <w:rFonts w:ascii="Cascadia Mono" w:hAnsi="Cascadia Mono" w:cs="Cascadia Mono"/>
-          <w:color w:val="000000"/>
-          <w:sz w:val="16"/>
-          <w:szCs w:val="16"/>
-        </w:rPr>
-      </w:pPr>
-      <w:r>
-        <w:rPr>
-          <w:rFonts w:ascii="Cascadia Mono" w:hAnsi="Cascadia Mono" w:cs="Cascadia Mono"/>
-          <w:color w:val="000000"/>
-          <w:sz w:val="16"/>
-          <w:szCs w:val="16"/>
-        </w:rPr>
-        <w:t xml:space="preserve">                </w:t>
-      </w:r>
-      <w:proofErr w:type="spellStart"/>
-      <w:r>
-        <w:rPr>
-          <w:rFonts w:ascii="Cascadia Mono" w:hAnsi="Cascadia Mono" w:cs="Cascadia Mono"/>
-          <w:color w:val="000000"/>
-          <w:sz w:val="16"/>
-          <w:szCs w:val="16"/>
-        </w:rPr>
-        <w:t>cout</w:t>
-      </w:r>
-      <w:proofErr w:type="spellEnd"/>
-      <w:r>
-        <w:rPr>
-          <w:rFonts w:ascii="Cascadia Mono" w:hAnsi="Cascadia Mono" w:cs="Cascadia Mono"/>
-          <w:color w:val="000000"/>
-          <w:sz w:val="16"/>
-          <w:szCs w:val="16"/>
-        </w:rPr>
-        <w:t xml:space="preserve"> &lt;&lt; "Колір фону: "; </w:t>
-      </w:r>
-      <w:proofErr w:type="spellStart"/>
-      <w:r>
-        <w:rPr>
-          <w:rFonts w:ascii="Cascadia Mono" w:hAnsi="Cascadia Mono" w:cs="Cascadia Mono"/>
-          <w:color w:val="000000"/>
-          <w:sz w:val="16"/>
-          <w:szCs w:val="16"/>
-        </w:rPr>
-        <w:t>cin</w:t>
-      </w:r>
-      <w:proofErr w:type="spellEnd"/>
-      <w:r>
-        <w:rPr>
-          <w:rFonts w:ascii="Cascadia Mono" w:hAnsi="Cascadia Mono" w:cs="Cascadia Mono"/>
-          <w:color w:val="000000"/>
-          <w:sz w:val="16"/>
-          <w:szCs w:val="16"/>
-        </w:rPr>
-        <w:t xml:space="preserve"> &gt;&gt; </w:t>
-      </w:r>
-      <w:proofErr w:type="spellStart"/>
-      <w:r>
-        <w:rPr>
-          <w:rFonts w:ascii="Cascadia Mono" w:hAnsi="Cascadia Mono" w:cs="Cascadia Mono"/>
-          <w:color w:val="000000"/>
-          <w:sz w:val="16"/>
-          <w:szCs w:val="16"/>
-        </w:rPr>
-        <w:t>bg</w:t>
-      </w:r>
-      <w:proofErr w:type="spellEnd"/>
-      <w:r>
-        <w:rPr>
-          <w:rFonts w:ascii="Cascadia Mono" w:hAnsi="Cascadia Mono" w:cs="Cascadia Mono"/>
-          <w:color w:val="000000"/>
-          <w:sz w:val="16"/>
-          <w:szCs w:val="16"/>
-        </w:rPr>
-        <w:t>;</w:t>
-      </w:r>
-    </w:p>
-    <w:p>
-      <w:pPr>
-        <w:autoSpaceDE w:val="0"/>
-        <w:autoSpaceDN w:val="0"/>
-        <w:adjustRightInd w:val="0"/>
-        <w:spacing w:after="0" w:line="240" w:lineRule="auto"/>
-        <w:rPr>
-          <w:rFonts w:ascii="Cascadia Mono" w:hAnsi="Cascadia Mono" w:cs="Cascadia Mono"/>
-          <w:color w:val="000000"/>
-          <w:sz w:val="16"/>
-          <w:szCs w:val="16"/>
-        </w:rPr>
-      </w:pPr>
-      <w:r>
-        <w:rPr>
-          <w:rFonts w:ascii="Cascadia Mono" w:hAnsi="Cascadia Mono" w:cs="Cascadia Mono"/>
-          <w:color w:val="000000"/>
-          <w:sz w:val="16"/>
-          <w:szCs w:val="16"/>
-        </w:rPr>
-        <w:t xml:space="preserve">                </w:t>
-      </w:r>
-      <w:proofErr w:type="spellStart"/>
-      <w:r>
-        <w:rPr>
-          <w:rFonts w:ascii="Cascadia Mono" w:hAnsi="Cascadia Mono" w:cs="Cascadia Mono"/>
-          <w:color w:val="000000"/>
-          <w:sz w:val="16"/>
-          <w:szCs w:val="16"/>
-        </w:rPr>
-        <w:t>cout</w:t>
-      </w:r>
-      <w:proofErr w:type="spellEnd"/>
-      <w:r>
-        <w:rPr>
-          <w:rFonts w:ascii="Cascadia Mono" w:hAnsi="Cascadia Mono" w:cs="Cascadia Mono"/>
-          <w:color w:val="000000"/>
-          <w:sz w:val="16"/>
-          <w:szCs w:val="16"/>
-        </w:rPr>
-        <w:t xml:space="preserve"> &lt;&lt; "Текст заголовка: "; </w:t>
-      </w:r>
-      <w:proofErr w:type="spellStart"/>
-      <w:r>
-        <w:rPr>
-          <w:rFonts w:ascii="Cascadia Mono" w:hAnsi="Cascadia Mono" w:cs="Cascadia Mono"/>
-          <w:color w:val="000000"/>
-          <w:sz w:val="16"/>
-          <w:szCs w:val="16"/>
-        </w:rPr>
-        <w:t>cin</w:t>
-      </w:r>
-      <w:proofErr w:type="spellEnd"/>
-      <w:r>
-        <w:rPr>
-          <w:rFonts w:ascii="Cascadia Mono" w:hAnsi="Cascadia Mono" w:cs="Cascadia Mono"/>
-          <w:color w:val="000000"/>
-          <w:sz w:val="16"/>
-          <w:szCs w:val="16"/>
-        </w:rPr>
-        <w:t xml:space="preserve"> &gt;&gt; </w:t>
-      </w:r>
-      <w:proofErr w:type="spellStart"/>
-      <w:r>
-        <w:rPr>
-          <w:rFonts w:ascii="Cascadia Mono" w:hAnsi="Cascadia Mono" w:cs="Cascadia Mono"/>
-          <w:color w:val="000000"/>
-          <w:sz w:val="16"/>
-          <w:szCs w:val="16"/>
-        </w:rPr>
-        <w:t>title</w:t>
-      </w:r>
-      <w:proofErr w:type="spellEnd"/>
-      <w:r>
-        <w:rPr>
-          <w:rFonts w:ascii="Cascadia Mono" w:hAnsi="Cascadia Mono" w:cs="Cascadia Mono"/>
-          <w:color w:val="000000"/>
-          <w:sz w:val="16"/>
-          <w:szCs w:val="16"/>
-        </w:rPr>
-        <w:t>;</w:t>
-      </w:r>
-    </w:p>
-    <w:p>
-      <w:pPr>
-        <w:autoSpaceDE w:val="0"/>
-        <w:autoSpaceDN w:val="0"/>
-        <w:adjustRightInd w:val="0"/>
-        <w:spacing w:after="0" w:line="240" w:lineRule="auto"/>
-        <w:rPr>
-          <w:rFonts w:ascii="Cascadia Mono" w:hAnsi="Cascadia Mono" w:cs="Cascadia Mono"/>
-          <w:color w:val="000000"/>
-          <w:sz w:val="16"/>
-          <w:szCs w:val="16"/>
-        </w:rPr>
-      </w:pPr>
-      <w:r>
-        <w:rPr>
-          <w:rFonts w:ascii="Cascadia Mono" w:hAnsi="Cascadia Mono" w:cs="Cascadia Mono"/>
-          <w:color w:val="000000"/>
-          <w:sz w:val="16"/>
-          <w:szCs w:val="16"/>
-        </w:rPr>
-        <w:t xml:space="preserve">                </w:t>
-      </w:r>
-      <w:proofErr w:type="spellStart"/>
-      <w:r>
-        <w:rPr>
-          <w:rFonts w:ascii="Cascadia Mono" w:hAnsi="Cascadia Mono" w:cs="Cascadia Mono"/>
-          <w:color w:val="000000"/>
-          <w:sz w:val="16"/>
-          <w:szCs w:val="16"/>
-        </w:rPr>
-        <w:t>cout</w:t>
-      </w:r>
-      <w:proofErr w:type="spellEnd"/>
-      <w:r>
-        <w:rPr>
-          <w:rFonts w:ascii="Cascadia Mono" w:hAnsi="Cascadia Mono" w:cs="Cascadia Mono"/>
-          <w:color w:val="000000"/>
-          <w:sz w:val="16"/>
-          <w:szCs w:val="16"/>
-        </w:rPr>
-        <w:t xml:space="preserve"> &lt;&lt; "Колір тексту заголовка: "; </w:t>
-      </w:r>
-      <w:proofErr w:type="spellStart"/>
-      <w:r>
-        <w:rPr>
-          <w:rFonts w:ascii="Cascadia Mono" w:hAnsi="Cascadia Mono" w:cs="Cascadia Mono"/>
-          <w:color w:val="000000"/>
-          <w:sz w:val="16"/>
-          <w:szCs w:val="16"/>
-        </w:rPr>
-        <w:t>cin</w:t>
-      </w:r>
-      <w:proofErr w:type="spellEnd"/>
-      <w:r>
-        <w:rPr>
-          <w:rFonts w:ascii="Cascadia Mono" w:hAnsi="Cascadia Mono" w:cs="Cascadia Mono"/>
-          <w:color w:val="000000"/>
-          <w:sz w:val="16"/>
-          <w:szCs w:val="16"/>
-        </w:rPr>
-        <w:t xml:space="preserve"> &gt;&gt; </w:t>
-      </w:r>
-      <w:proofErr w:type="spellStart"/>
-      <w:r>
-        <w:rPr>
-          <w:rFonts w:ascii="Cascadia Mono" w:hAnsi="Cascadia Mono" w:cs="Cascadia Mono"/>
-          <w:color w:val="000000"/>
-          <w:sz w:val="16"/>
-          <w:szCs w:val="16"/>
-        </w:rPr>
-        <w:t>textCol</w:t>
-      </w:r>
-      <w:proofErr w:type="spellEnd"/>
-      <w:r>
-        <w:rPr>
-          <w:rFonts w:ascii="Cascadia Mono" w:hAnsi="Cascadia Mono" w:cs="Cascadia Mono"/>
-          <w:color w:val="000000"/>
-          <w:sz w:val="16"/>
-          <w:szCs w:val="16"/>
-        </w:rPr>
-        <w:t>;</w:t>
-      </w:r>
-    </w:p>
-    <w:p>
-      <w:pPr>
-        <w:autoSpaceDE w:val="0"/>
-        <w:autoSpaceDN w:val="0"/>
-        <w:adjustRightInd w:val="0"/>
-        <w:spacing w:after="0" w:line="240" w:lineRule="auto"/>
-        <w:rPr>
-          <w:rFonts w:ascii="Cascadia Mono" w:hAnsi="Cascadia Mono" w:cs="Cascadia Mono"/>
-          <w:color w:val="000000"/>
-          <w:sz w:val="16"/>
-          <w:szCs w:val="16"/>
-        </w:rPr>
-      </w:pPr>
-    </w:p>
-    <w:p>
-      <w:pPr>
-        <w:autoSpaceDE w:val="0"/>
-        <w:autoSpaceDN w:val="0"/>
-        <w:adjustRightInd w:val="0"/>
-        <w:spacing w:after="0" w:line="240" w:lineRule="auto"/>
-        <w:rPr>
-          <w:rFonts w:ascii="Cascadia Mono" w:hAnsi="Cascadia Mono" w:cs="Cascadia Mono"/>
-          <w:color w:val="000000"/>
-          <w:sz w:val="16"/>
-          <w:szCs w:val="16"/>
-        </w:rPr>
-      </w:pPr>
-      <w:r>
-        <w:rPr>
-          <w:rFonts w:ascii="Cascadia Mono" w:hAnsi="Cascadia Mono" w:cs="Cascadia Mono"/>
-          <w:color w:val="000000"/>
-          <w:sz w:val="16"/>
-          <w:szCs w:val="16"/>
-        </w:rPr>
-        <w:t xml:space="preserve">                </w:t>
-      </w:r>
-      <w:proofErr w:type="spellStart"/>
-      <w:r>
-        <w:rPr>
-          <w:rFonts w:ascii="Cascadia Mono" w:hAnsi="Cascadia Mono" w:cs="Cascadia Mono"/>
-          <w:color w:val="000000"/>
-          <w:sz w:val="16"/>
-          <w:szCs w:val="16"/>
-        </w:rPr>
-        <w:t>manager.open</w:t>
-      </w:r>
-      <w:proofErr w:type="spellEnd"/>
-      <w:r>
-        <w:rPr>
-          <w:rFonts w:ascii="Cascadia Mono" w:hAnsi="Cascadia Mono" w:cs="Cascadia Mono"/>
-          <w:color w:val="000000"/>
-          <w:sz w:val="16"/>
-          <w:szCs w:val="16"/>
-        </w:rPr>
-        <w:t>(</w:t>
-      </w:r>
-      <w:proofErr w:type="spellStart"/>
-      <w:r>
-        <w:rPr>
-          <w:rFonts w:ascii="Cascadia Mono" w:hAnsi="Cascadia Mono" w:cs="Cascadia Mono"/>
-          <w:color w:val="000000"/>
-          <w:sz w:val="16"/>
-          <w:szCs w:val="16"/>
-        </w:rPr>
-        <w:t>TitleWindow</w:t>
-      </w:r>
-      <w:proofErr w:type="spellEnd"/>
-      <w:r>
-        <w:rPr>
-          <w:rFonts w:ascii="Cascadia Mono" w:hAnsi="Cascadia Mono" w:cs="Cascadia Mono"/>
-          <w:color w:val="000000"/>
-          <w:sz w:val="16"/>
-          <w:szCs w:val="16"/>
-        </w:rPr>
-        <w:t xml:space="preserve">(x1, y1, x2, y2, </w:t>
-      </w:r>
-      <w:proofErr w:type="spellStart"/>
-      <w:r>
-        <w:rPr>
-          <w:rFonts w:ascii="Cascadia Mono" w:hAnsi="Cascadia Mono" w:cs="Cascadia Mono"/>
-          <w:color w:val="000000"/>
-          <w:sz w:val="16"/>
-          <w:szCs w:val="16"/>
-        </w:rPr>
-        <w:t>bg</w:t>
-      </w:r>
-      <w:proofErr w:type="spellEnd"/>
-      <w:r>
-        <w:rPr>
-          <w:rFonts w:ascii="Cascadia Mono" w:hAnsi="Cascadia Mono" w:cs="Cascadia Mono"/>
-          <w:color w:val="000000"/>
-          <w:sz w:val="16"/>
-          <w:szCs w:val="16"/>
-        </w:rPr>
-        <w:t xml:space="preserve">, </w:t>
-      </w:r>
-      <w:proofErr w:type="spellStart"/>
-      <w:r>
-        <w:rPr>
-          <w:rFonts w:ascii="Cascadia Mono" w:hAnsi="Cascadia Mono" w:cs="Cascadia Mono"/>
-          <w:color w:val="000000"/>
-          <w:sz w:val="16"/>
-          <w:szCs w:val="16"/>
-        </w:rPr>
-        <w:t>title</w:t>
-      </w:r>
-      <w:proofErr w:type="spellEnd"/>
-      <w:r>
-        <w:rPr>
-          <w:rFonts w:ascii="Cascadia Mono" w:hAnsi="Cascadia Mono" w:cs="Cascadia Mono"/>
-          <w:color w:val="000000"/>
-          <w:sz w:val="16"/>
-          <w:szCs w:val="16"/>
-        </w:rPr>
-        <w:t xml:space="preserve">, </w:t>
+        <w:t xml:space="preserve">, title, </w:t>
       </w:r>
       <w:proofErr w:type="spellStart"/>
       <w:r>
@@ -28119,6 +28030,742 @@
           <w:sz w:val="16"/>
           <w:szCs w:val="16"/>
         </w:rPr>
+        <w:t xml:space="preserve"> &gt;&gt; idx;</w:t>
+      </w:r>
+    </w:p>
+    <w:p>
+      <w:pPr>
+        <w:autoSpaceDE w:val="0"/>
+        <w:autoSpaceDN w:val="0"/>
+        <w:adjustRightInd w:val="0"/>
+        <w:spacing w:after="0" w:line="240" w:lineRule="auto"/>
+        <w:rPr>
+          <w:rFonts w:ascii="Cascadia Mono" w:hAnsi="Cascadia Mono" w:cs="Cascadia Mono"/>
+          <w:color w:val="000000"/>
+          <w:sz w:val="16"/>
+          <w:szCs w:val="16"/>
+        </w:rPr>
+      </w:pPr>
+      <w:r>
+        <w:rPr>
+          <w:rFonts w:ascii="Cascadia Mono" w:hAnsi="Cascadia Mono" w:cs="Cascadia Mono"/>
+          <w:color w:val="000000"/>
+          <w:sz w:val="16"/>
+          <w:szCs w:val="16"/>
+        </w:rPr>
+        <w:t xml:space="preserve">            </w:t>
+      </w:r>
+      <w:proofErr w:type="spellStart"/>
+      <w:r>
+        <w:rPr>
+          <w:rFonts w:ascii="Cascadia Mono" w:hAnsi="Cascadia Mono" w:cs="Cascadia Mono"/>
+          <w:color w:val="000000"/>
+          <w:sz w:val="16"/>
+          <w:szCs w:val="16"/>
+        </w:rPr>
+        <w:t>manager.setFocus</w:t>
+      </w:r>
+      <w:proofErr w:type="spellEnd"/>
+      <w:r>
+        <w:rPr>
+          <w:rFonts w:ascii="Cascadia Mono" w:hAnsi="Cascadia Mono" w:cs="Cascadia Mono"/>
+          <w:color w:val="000000"/>
+          <w:sz w:val="16"/>
+          <w:szCs w:val="16"/>
+        </w:rPr>
+        <w:t>(</w:t>
+      </w:r>
+      <w:proofErr w:type="spellStart"/>
+      <w:r>
+        <w:rPr>
+          <w:rFonts w:ascii="Cascadia Mono" w:hAnsi="Cascadia Mono" w:cs="Cascadia Mono"/>
+          <w:color w:val="000000"/>
+          <w:sz w:val="16"/>
+          <w:szCs w:val="16"/>
+        </w:rPr>
+        <w:t>idx</w:t>
+      </w:r>
+      <w:proofErr w:type="spellEnd"/>
+      <w:r>
+        <w:rPr>
+          <w:rFonts w:ascii="Cascadia Mono" w:hAnsi="Cascadia Mono" w:cs="Cascadia Mono"/>
+          <w:color w:val="000000"/>
+          <w:sz w:val="16"/>
+          <w:szCs w:val="16"/>
+        </w:rPr>
+        <w:t>);</w:t>
+      </w:r>
+    </w:p>
+    <w:p>
+      <w:pPr>
+        <w:autoSpaceDE w:val="0"/>
+        <w:autoSpaceDN w:val="0"/>
+        <w:adjustRightInd w:val="0"/>
+        <w:spacing w:after="0" w:line="240" w:lineRule="auto"/>
+        <w:rPr>
+          <w:rFonts w:ascii="Cascadia Mono" w:hAnsi="Cascadia Mono" w:cs="Cascadia Mono"/>
+          <w:color w:val="000000"/>
+          <w:sz w:val="16"/>
+          <w:szCs w:val="16"/>
+        </w:rPr>
+      </w:pPr>
+      <w:r>
+        <w:rPr>
+          <w:rFonts w:ascii="Cascadia Mono" w:hAnsi="Cascadia Mono" w:cs="Cascadia Mono"/>
+          <w:color w:val="000000"/>
+          <w:sz w:val="16"/>
+          <w:szCs w:val="16"/>
+        </w:rPr>
+        <w:t xml:space="preserve">            </w:t>
+      </w:r>
+      <w:proofErr w:type="spellStart"/>
+      <w:r>
+        <w:rPr>
+          <w:rFonts w:ascii="Cascadia Mono" w:hAnsi="Cascadia Mono" w:cs="Cascadia Mono"/>
+          <w:color w:val="000000"/>
+          <w:sz w:val="16"/>
+          <w:szCs w:val="16"/>
+        </w:rPr>
+        <w:t>cout</w:t>
+      </w:r>
+      <w:proofErr w:type="spellEnd"/>
+      <w:r>
+        <w:rPr>
+          <w:rFonts w:ascii="Cascadia Mono" w:hAnsi="Cascadia Mono" w:cs="Cascadia Mono"/>
+          <w:color w:val="000000"/>
+          <w:sz w:val="16"/>
+          <w:szCs w:val="16"/>
+        </w:rPr>
+        <w:t xml:space="preserve"> &lt;&lt; "Фокус змінено (вікно тепер під номером 0)." &lt;&lt; </w:t>
+      </w:r>
+      <w:proofErr w:type="spellStart"/>
+      <w:r>
+        <w:rPr>
+          <w:rFonts w:ascii="Cascadia Mono" w:hAnsi="Cascadia Mono" w:cs="Cascadia Mono"/>
+          <w:color w:val="000000"/>
+          <w:sz w:val="16"/>
+          <w:szCs w:val="16"/>
+        </w:rPr>
+        <w:t>endl</w:t>
+      </w:r>
+      <w:proofErr w:type="spellEnd"/>
+      <w:r>
+        <w:rPr>
+          <w:rFonts w:ascii="Cascadia Mono" w:hAnsi="Cascadia Mono" w:cs="Cascadia Mono"/>
+          <w:color w:val="000000"/>
+          <w:sz w:val="16"/>
+          <w:szCs w:val="16"/>
+        </w:rPr>
+        <w:t>;</w:t>
+      </w:r>
+    </w:p>
+    <w:p>
+      <w:pPr>
+        <w:autoSpaceDE w:val="0"/>
+        <w:autoSpaceDN w:val="0"/>
+        <w:adjustRightInd w:val="0"/>
+        <w:spacing w:after="0" w:line="240" w:lineRule="auto"/>
+        <w:rPr>
+          <w:rFonts w:ascii="Cascadia Mono" w:hAnsi="Cascadia Mono" w:cs="Cascadia Mono"/>
+          <w:color w:val="000000"/>
+          <w:sz w:val="16"/>
+          <w:szCs w:val="16"/>
+        </w:rPr>
+      </w:pPr>
+      <w:r>
+        <w:rPr>
+          <w:rFonts w:ascii="Cascadia Mono" w:hAnsi="Cascadia Mono" w:cs="Cascadia Mono"/>
+          <w:color w:val="000000"/>
+          <w:sz w:val="16"/>
+          <w:szCs w:val="16"/>
+        </w:rPr>
+        <w:t xml:space="preserve">            break;</w:t>
+      </w:r>
+    </w:p>
+    <w:p>
+      <w:pPr>
+        <w:autoSpaceDE w:val="0"/>
+        <w:autoSpaceDN w:val="0"/>
+        <w:adjustRightInd w:val="0"/>
+        <w:spacing w:after="0" w:line="240" w:lineRule="auto"/>
+        <w:rPr>
+          <w:rFonts w:ascii="Cascadia Mono" w:hAnsi="Cascadia Mono" w:cs="Cascadia Mono"/>
+          <w:color w:val="000000"/>
+          <w:sz w:val="16"/>
+          <w:szCs w:val="16"/>
+        </w:rPr>
+      </w:pPr>
+      <w:r>
+        <w:rPr>
+          <w:rFonts w:ascii="Cascadia Mono" w:hAnsi="Cascadia Mono" w:cs="Cascadia Mono"/>
+          <w:color w:val="000000"/>
+          <w:sz w:val="16"/>
+          <w:szCs w:val="16"/>
+        </w:rPr>
+        <w:t xml:space="preserve">        }</w:t>
+      </w:r>
+    </w:p>
+    <w:p>
+      <w:pPr>
+        <w:autoSpaceDE w:val="0"/>
+        <w:autoSpaceDN w:val="0"/>
+        <w:adjustRightInd w:val="0"/>
+        <w:spacing w:after="0" w:line="240" w:lineRule="auto"/>
+        <w:rPr>
+          <w:rFonts w:ascii="Cascadia Mono" w:hAnsi="Cascadia Mono" w:cs="Cascadia Mono"/>
+          <w:color w:val="000000"/>
+          <w:sz w:val="16"/>
+          <w:szCs w:val="16"/>
+        </w:rPr>
+      </w:pPr>
+    </w:p>
+    <w:p>
+      <w:pPr>
+        <w:autoSpaceDE w:val="0"/>
+        <w:autoSpaceDN w:val="0"/>
+        <w:adjustRightInd w:val="0"/>
+        <w:spacing w:after="0" w:line="240" w:lineRule="auto"/>
+        <w:rPr>
+          <w:rFonts w:ascii="Cascadia Mono" w:hAnsi="Cascadia Mono" w:cs="Cascadia Mono"/>
+          <w:color w:val="000000"/>
+          <w:sz w:val="16"/>
+          <w:szCs w:val="16"/>
+        </w:rPr>
+      </w:pPr>
+      <w:r>
+        <w:rPr>
+          <w:rFonts w:ascii="Cascadia Mono" w:hAnsi="Cascadia Mono" w:cs="Cascadia Mono"/>
+          <w:color w:val="000000"/>
+          <w:sz w:val="16"/>
+          <w:szCs w:val="16"/>
+        </w:rPr>
+        <w:t xml:space="preserve">        </w:t>
+      </w:r>
+      <w:proofErr w:type="spellStart"/>
+      <w:r>
+        <w:rPr>
+          <w:rFonts w:ascii="Cascadia Mono" w:hAnsi="Cascadia Mono" w:cs="Cascadia Mono"/>
+          <w:color w:val="000000"/>
+          <w:sz w:val="16"/>
+          <w:szCs w:val="16"/>
+        </w:rPr>
+        <w:t>case</w:t>
+      </w:r>
+      <w:proofErr w:type="spellEnd"/>
+      <w:r>
+        <w:rPr>
+          <w:rFonts w:ascii="Cascadia Mono" w:hAnsi="Cascadia Mono" w:cs="Cascadia Mono"/>
+          <w:color w:val="000000"/>
+          <w:sz w:val="16"/>
+          <w:szCs w:val="16"/>
+        </w:rPr>
+        <w:t xml:space="preserve"> 4: {</w:t>
+      </w:r>
+    </w:p>
+    <w:p>
+      <w:pPr>
+        <w:autoSpaceDE w:val="0"/>
+        <w:autoSpaceDN w:val="0"/>
+        <w:adjustRightInd w:val="0"/>
+        <w:spacing w:after="0" w:line="240" w:lineRule="auto"/>
+        <w:rPr>
+          <w:rFonts w:ascii="Cascadia Mono" w:hAnsi="Cascadia Mono" w:cs="Cascadia Mono"/>
+          <w:color w:val="000000"/>
+          <w:sz w:val="16"/>
+          <w:szCs w:val="16"/>
+        </w:rPr>
+      </w:pPr>
+      <w:r>
+        <w:rPr>
+          <w:rFonts w:ascii="Cascadia Mono" w:hAnsi="Cascadia Mono" w:cs="Cascadia Mono"/>
+          <w:color w:val="000000"/>
+          <w:sz w:val="16"/>
+          <w:szCs w:val="16"/>
+        </w:rPr>
+        <w:t xml:space="preserve">            int </w:t>
+      </w:r>
+      <w:proofErr w:type="spellStart"/>
+      <w:r>
+        <w:rPr>
+          <w:rFonts w:ascii="Cascadia Mono" w:hAnsi="Cascadia Mono" w:cs="Cascadia Mono"/>
+          <w:color w:val="000000"/>
+          <w:sz w:val="16"/>
+          <w:szCs w:val="16"/>
+        </w:rPr>
+        <w:t>idx</w:t>
+      </w:r>
+      <w:proofErr w:type="spellEnd"/>
+      <w:r>
+        <w:rPr>
+          <w:rFonts w:ascii="Cascadia Mono" w:hAnsi="Cascadia Mono" w:cs="Cascadia Mono"/>
+          <w:color w:val="000000"/>
+          <w:sz w:val="16"/>
+          <w:szCs w:val="16"/>
+        </w:rPr>
+        <w:t>;</w:t>
+      </w:r>
+    </w:p>
+    <w:p>
+      <w:pPr>
+        <w:autoSpaceDE w:val="0"/>
+        <w:autoSpaceDN w:val="0"/>
+        <w:adjustRightInd w:val="0"/>
+        <w:spacing w:after="0" w:line="240" w:lineRule="auto"/>
+        <w:rPr>
+          <w:rFonts w:ascii="Cascadia Mono" w:hAnsi="Cascadia Mono" w:cs="Cascadia Mono"/>
+          <w:color w:val="000000"/>
+          <w:sz w:val="16"/>
+          <w:szCs w:val="16"/>
+        </w:rPr>
+      </w:pPr>
+      <w:r>
+        <w:rPr>
+          <w:rFonts w:ascii="Cascadia Mono" w:hAnsi="Cascadia Mono" w:cs="Cascadia Mono"/>
+          <w:color w:val="000000"/>
+          <w:sz w:val="16"/>
+          <w:szCs w:val="16"/>
+        </w:rPr>
+        <w:t xml:space="preserve">            </w:t>
+      </w:r>
+      <w:proofErr w:type="spellStart"/>
+      <w:r>
+        <w:rPr>
+          <w:rFonts w:ascii="Cascadia Mono" w:hAnsi="Cascadia Mono" w:cs="Cascadia Mono"/>
+          <w:color w:val="000000"/>
+          <w:sz w:val="16"/>
+          <w:szCs w:val="16"/>
+        </w:rPr>
+        <w:t>cout</w:t>
+      </w:r>
+      <w:proofErr w:type="spellEnd"/>
+      <w:r>
+        <w:rPr>
+          <w:rFonts w:ascii="Cascadia Mono" w:hAnsi="Cascadia Mono" w:cs="Cascadia Mono"/>
+          <w:color w:val="000000"/>
+          <w:sz w:val="16"/>
+          <w:szCs w:val="16"/>
+        </w:rPr>
+        <w:t xml:space="preserve"> &lt;&lt; "Введіть номер вікна для закриття: ";</w:t>
+      </w:r>
+    </w:p>
+    <w:p>
+      <w:pPr>
+        <w:autoSpaceDE w:val="0"/>
+        <w:autoSpaceDN w:val="0"/>
+        <w:adjustRightInd w:val="0"/>
+        <w:spacing w:after="0" w:line="240" w:lineRule="auto"/>
+        <w:rPr>
+          <w:rFonts w:ascii="Cascadia Mono" w:hAnsi="Cascadia Mono" w:cs="Cascadia Mono"/>
+          <w:color w:val="000000"/>
+          <w:sz w:val="16"/>
+          <w:szCs w:val="16"/>
+        </w:rPr>
+      </w:pPr>
+      <w:r>
+        <w:rPr>
+          <w:rFonts w:ascii="Cascadia Mono" w:hAnsi="Cascadia Mono" w:cs="Cascadia Mono"/>
+          <w:color w:val="000000"/>
+          <w:sz w:val="16"/>
+          <w:szCs w:val="16"/>
+        </w:rPr>
+        <w:t xml:space="preserve">            </w:t>
+      </w:r>
+      <w:proofErr w:type="spellStart"/>
+      <w:r>
+        <w:rPr>
+          <w:rFonts w:ascii="Cascadia Mono" w:hAnsi="Cascadia Mono" w:cs="Cascadia Mono"/>
+          <w:color w:val="000000"/>
+          <w:sz w:val="16"/>
+          <w:szCs w:val="16"/>
+        </w:rPr>
+        <w:t>cin</w:t>
+      </w:r>
+      <w:proofErr w:type="spellEnd"/>
+      <w:r>
+        <w:rPr>
+          <w:rFonts w:ascii="Cascadia Mono" w:hAnsi="Cascadia Mono" w:cs="Cascadia Mono"/>
+          <w:color w:val="000000"/>
+          <w:sz w:val="16"/>
+          <w:szCs w:val="16"/>
+        </w:rPr>
+        <w:t xml:space="preserve"> &gt;&gt; idx;</w:t>
+      </w:r>
+    </w:p>
+    <w:p>
+      <w:pPr>
+        <w:autoSpaceDE w:val="0"/>
+        <w:autoSpaceDN w:val="0"/>
+        <w:adjustRightInd w:val="0"/>
+        <w:spacing w:after="0" w:line="240" w:lineRule="auto"/>
+        <w:rPr>
+          <w:rFonts w:ascii="Cascadia Mono" w:hAnsi="Cascadia Mono" w:cs="Cascadia Mono"/>
+          <w:color w:val="000000"/>
+          <w:sz w:val="16"/>
+          <w:szCs w:val="16"/>
+        </w:rPr>
+      </w:pPr>
+      <w:r>
+        <w:rPr>
+          <w:rFonts w:ascii="Cascadia Mono" w:hAnsi="Cascadia Mono" w:cs="Cascadia Mono"/>
+          <w:color w:val="000000"/>
+          <w:sz w:val="16"/>
+          <w:szCs w:val="16"/>
+        </w:rPr>
+        <w:t xml:space="preserve">            </w:t>
+      </w:r>
+      <w:proofErr w:type="spellStart"/>
+      <w:r>
+        <w:rPr>
+          <w:rFonts w:ascii="Cascadia Mono" w:hAnsi="Cascadia Mono" w:cs="Cascadia Mono"/>
+          <w:color w:val="000000"/>
+          <w:sz w:val="16"/>
+          <w:szCs w:val="16"/>
+        </w:rPr>
+        <w:t>manager.close</w:t>
+      </w:r>
+      <w:proofErr w:type="spellEnd"/>
+      <w:r>
+        <w:rPr>
+          <w:rFonts w:ascii="Cascadia Mono" w:hAnsi="Cascadia Mono" w:cs="Cascadia Mono"/>
+          <w:color w:val="000000"/>
+          <w:sz w:val="16"/>
+          <w:szCs w:val="16"/>
+        </w:rPr>
+        <w:t>(</w:t>
+      </w:r>
+      <w:proofErr w:type="spellStart"/>
+      <w:r>
+        <w:rPr>
+          <w:rFonts w:ascii="Cascadia Mono" w:hAnsi="Cascadia Mono" w:cs="Cascadia Mono"/>
+          <w:color w:val="000000"/>
+          <w:sz w:val="16"/>
+          <w:szCs w:val="16"/>
+        </w:rPr>
+        <w:t>idx</w:t>
+      </w:r>
+      <w:proofErr w:type="spellEnd"/>
+      <w:r>
+        <w:rPr>
+          <w:rFonts w:ascii="Cascadia Mono" w:hAnsi="Cascadia Mono" w:cs="Cascadia Mono"/>
+          <w:color w:val="000000"/>
+          <w:sz w:val="16"/>
+          <w:szCs w:val="16"/>
+        </w:rPr>
+        <w:t>);</w:t>
+      </w:r>
+    </w:p>
+    <w:p>
+      <w:pPr>
+        <w:autoSpaceDE w:val="0"/>
+        <w:autoSpaceDN w:val="0"/>
+        <w:adjustRightInd w:val="0"/>
+        <w:spacing w:after="0" w:line="240" w:lineRule="auto"/>
+        <w:rPr>
+          <w:rFonts w:ascii="Cascadia Mono" w:hAnsi="Cascadia Mono" w:cs="Cascadia Mono"/>
+          <w:color w:val="000000"/>
+          <w:sz w:val="16"/>
+          <w:szCs w:val="16"/>
+        </w:rPr>
+      </w:pPr>
+      <w:r>
+        <w:rPr>
+          <w:rFonts w:ascii="Cascadia Mono" w:hAnsi="Cascadia Mono" w:cs="Cascadia Mono"/>
+          <w:color w:val="000000"/>
+          <w:sz w:val="16"/>
+          <w:szCs w:val="16"/>
+        </w:rPr>
+        <w:t xml:space="preserve">            </w:t>
+      </w:r>
+      <w:proofErr w:type="spellStart"/>
+      <w:r>
+        <w:rPr>
+          <w:rFonts w:ascii="Cascadia Mono" w:hAnsi="Cascadia Mono" w:cs="Cascadia Mono"/>
+          <w:color w:val="000000"/>
+          <w:sz w:val="16"/>
+          <w:szCs w:val="16"/>
+        </w:rPr>
+        <w:t>cout</w:t>
+      </w:r>
+      <w:proofErr w:type="spellEnd"/>
+      <w:r>
+        <w:rPr>
+          <w:rFonts w:ascii="Cascadia Mono" w:hAnsi="Cascadia Mono" w:cs="Cascadia Mono"/>
+          <w:color w:val="000000"/>
+          <w:sz w:val="16"/>
+          <w:szCs w:val="16"/>
+        </w:rPr>
+        <w:t xml:space="preserve"> &lt;&lt; "Вікно видалено." &lt;&lt; </w:t>
+      </w:r>
+      <w:proofErr w:type="spellStart"/>
+      <w:r>
+        <w:rPr>
+          <w:rFonts w:ascii="Cascadia Mono" w:hAnsi="Cascadia Mono" w:cs="Cascadia Mono"/>
+          <w:color w:val="000000"/>
+          <w:sz w:val="16"/>
+          <w:szCs w:val="16"/>
+        </w:rPr>
+        <w:t>endl</w:t>
+      </w:r>
+      <w:proofErr w:type="spellEnd"/>
+      <w:r>
+        <w:rPr>
+          <w:rFonts w:ascii="Cascadia Mono" w:hAnsi="Cascadia Mono" w:cs="Cascadia Mono"/>
+          <w:color w:val="000000"/>
+          <w:sz w:val="16"/>
+          <w:szCs w:val="16"/>
+        </w:rPr>
+        <w:t>;</w:t>
+      </w:r>
+    </w:p>
+    <w:p>
+      <w:pPr>
+        <w:autoSpaceDE w:val="0"/>
+        <w:autoSpaceDN w:val="0"/>
+        <w:adjustRightInd w:val="0"/>
+        <w:spacing w:after="0" w:line="240" w:lineRule="auto"/>
+        <w:rPr>
+          <w:rFonts w:ascii="Cascadia Mono" w:hAnsi="Cascadia Mono" w:cs="Cascadia Mono"/>
+          <w:color w:val="000000"/>
+          <w:sz w:val="16"/>
+          <w:szCs w:val="16"/>
+        </w:rPr>
+      </w:pPr>
+      <w:r>
+        <w:rPr>
+          <w:rFonts w:ascii="Cascadia Mono" w:hAnsi="Cascadia Mono" w:cs="Cascadia Mono"/>
+          <w:color w:val="000000"/>
+          <w:sz w:val="16"/>
+          <w:szCs w:val="16"/>
+        </w:rPr>
+        <w:t xml:space="preserve">            break;</w:t>
+      </w:r>
+    </w:p>
+    <w:p>
+      <w:pPr>
+        <w:autoSpaceDE w:val="0"/>
+        <w:autoSpaceDN w:val="0"/>
+        <w:adjustRightInd w:val="0"/>
+        <w:spacing w:after="0" w:line="240" w:lineRule="auto"/>
+        <w:rPr>
+          <w:rFonts w:ascii="Cascadia Mono" w:hAnsi="Cascadia Mono" w:cs="Cascadia Mono"/>
+          <w:color w:val="000000"/>
+          <w:sz w:val="16"/>
+          <w:szCs w:val="16"/>
+        </w:rPr>
+      </w:pPr>
+      <w:r>
+        <w:rPr>
+          <w:rFonts w:ascii="Cascadia Mono" w:hAnsi="Cascadia Mono" w:cs="Cascadia Mono"/>
+          <w:color w:val="000000"/>
+          <w:sz w:val="16"/>
+          <w:szCs w:val="16"/>
+        </w:rPr>
+        <w:t xml:space="preserve">        }</w:t>
+      </w:r>
+    </w:p>
+    <w:p>
+      <w:pPr>
+        <w:autoSpaceDE w:val="0"/>
+        <w:autoSpaceDN w:val="0"/>
+        <w:adjustRightInd w:val="0"/>
+        <w:spacing w:after="0" w:line="240" w:lineRule="auto"/>
+        <w:rPr>
+          <w:rFonts w:ascii="Cascadia Mono" w:hAnsi="Cascadia Mono" w:cs="Cascadia Mono"/>
+          <w:color w:val="000000"/>
+          <w:sz w:val="16"/>
+          <w:szCs w:val="16"/>
+        </w:rPr>
+      </w:pPr>
+    </w:p>
+    <w:p>
+      <w:pPr>
+        <w:autoSpaceDE w:val="0"/>
+        <w:autoSpaceDN w:val="0"/>
+        <w:adjustRightInd w:val="0"/>
+        <w:spacing w:after="0" w:line="240" w:lineRule="auto"/>
+        <w:rPr>
+          <w:rFonts w:ascii="Cascadia Mono" w:hAnsi="Cascadia Mono" w:cs="Cascadia Mono"/>
+          <w:color w:val="000000"/>
+          <w:sz w:val="16"/>
+          <w:szCs w:val="16"/>
+        </w:rPr>
+      </w:pPr>
+      <w:r>
+        <w:rPr>
+          <w:rFonts w:ascii="Cascadia Mono" w:hAnsi="Cascadia Mono" w:cs="Cascadia Mono"/>
+          <w:color w:val="000000"/>
+          <w:sz w:val="16"/>
+          <w:szCs w:val="16"/>
+        </w:rPr>
+        <w:t xml:space="preserve">        </w:t>
+      </w:r>
+      <w:proofErr w:type="spellStart"/>
+      <w:r>
+        <w:rPr>
+          <w:rFonts w:ascii="Cascadia Mono" w:hAnsi="Cascadia Mono" w:cs="Cascadia Mono"/>
+          <w:color w:val="000000"/>
+          <w:sz w:val="16"/>
+          <w:szCs w:val="16"/>
+        </w:rPr>
+        <w:t>case</w:t>
+      </w:r>
+      <w:proofErr w:type="spellEnd"/>
+      <w:r>
+        <w:rPr>
+          <w:rFonts w:ascii="Cascadia Mono" w:hAnsi="Cascadia Mono" w:cs="Cascadia Mono"/>
+          <w:color w:val="000000"/>
+          <w:sz w:val="16"/>
+          <w:szCs w:val="16"/>
+        </w:rPr>
+        <w:t xml:space="preserve"> 5: {</w:t>
+      </w:r>
+    </w:p>
+    <w:p>
+      <w:pPr>
+        <w:autoSpaceDE w:val="0"/>
+        <w:autoSpaceDN w:val="0"/>
+        <w:adjustRightInd w:val="0"/>
+        <w:spacing w:after="0" w:line="240" w:lineRule="auto"/>
+        <w:rPr>
+          <w:rFonts w:ascii="Cascadia Mono" w:hAnsi="Cascadia Mono" w:cs="Cascadia Mono"/>
+          <w:color w:val="000000"/>
+          <w:sz w:val="16"/>
+          <w:szCs w:val="16"/>
+        </w:rPr>
+      </w:pPr>
+      <w:r>
+        <w:rPr>
+          <w:rFonts w:ascii="Cascadia Mono" w:hAnsi="Cascadia Mono" w:cs="Cascadia Mono"/>
+          <w:color w:val="000000"/>
+          <w:sz w:val="16"/>
+          <w:szCs w:val="16"/>
+        </w:rPr>
+        <w:t xml:space="preserve">            </w:t>
+      </w:r>
+      <w:proofErr w:type="spellStart"/>
+      <w:r>
+        <w:rPr>
+          <w:rFonts w:ascii="Cascadia Mono" w:hAnsi="Cascadia Mono" w:cs="Cascadia Mono"/>
+          <w:color w:val="000000"/>
+          <w:sz w:val="16"/>
+          <w:szCs w:val="16"/>
+        </w:rPr>
+        <w:t>string</w:t>
+      </w:r>
+      <w:proofErr w:type="spellEnd"/>
+      <w:r>
+        <w:rPr>
+          <w:rFonts w:ascii="Cascadia Mono" w:hAnsi="Cascadia Mono" w:cs="Cascadia Mono"/>
+          <w:color w:val="000000"/>
+          <w:sz w:val="16"/>
+          <w:szCs w:val="16"/>
+        </w:rPr>
+        <w:t xml:space="preserve"> </w:t>
+      </w:r>
+      <w:proofErr w:type="spellStart"/>
+      <w:r>
+        <w:rPr>
+          <w:rFonts w:ascii="Cascadia Mono" w:hAnsi="Cascadia Mono" w:cs="Cascadia Mono"/>
+          <w:color w:val="000000"/>
+          <w:sz w:val="16"/>
+          <w:szCs w:val="16"/>
+        </w:rPr>
+        <w:t>newColor</w:t>
+      </w:r>
+      <w:proofErr w:type="spellEnd"/>
+      <w:r>
+        <w:rPr>
+          <w:rFonts w:ascii="Cascadia Mono" w:hAnsi="Cascadia Mono" w:cs="Cascadia Mono"/>
+          <w:color w:val="000000"/>
+          <w:sz w:val="16"/>
+          <w:szCs w:val="16"/>
+        </w:rPr>
+        <w:t>;</w:t>
+      </w:r>
+    </w:p>
+    <w:p>
+      <w:pPr>
+        <w:autoSpaceDE w:val="0"/>
+        <w:autoSpaceDN w:val="0"/>
+        <w:adjustRightInd w:val="0"/>
+        <w:spacing w:after="0" w:line="240" w:lineRule="auto"/>
+        <w:rPr>
+          <w:rFonts w:ascii="Cascadia Mono" w:hAnsi="Cascadia Mono" w:cs="Cascadia Mono"/>
+          <w:color w:val="000000"/>
+          <w:sz w:val="16"/>
+          <w:szCs w:val="16"/>
+        </w:rPr>
+      </w:pPr>
+      <w:r>
+        <w:rPr>
+          <w:rFonts w:ascii="Cascadia Mono" w:hAnsi="Cascadia Mono" w:cs="Cascadia Mono"/>
+          <w:color w:val="000000"/>
+          <w:sz w:val="16"/>
+          <w:szCs w:val="16"/>
+        </w:rPr>
+        <w:t xml:space="preserve">            </w:t>
+      </w:r>
+      <w:proofErr w:type="spellStart"/>
+      <w:r>
+        <w:rPr>
+          <w:rFonts w:ascii="Cascadia Mono" w:hAnsi="Cascadia Mono" w:cs="Cascadia Mono"/>
+          <w:color w:val="000000"/>
+          <w:sz w:val="16"/>
+          <w:szCs w:val="16"/>
+        </w:rPr>
+        <w:t>cout</w:t>
+      </w:r>
+      <w:proofErr w:type="spellEnd"/>
+      <w:r>
+        <w:rPr>
+          <w:rFonts w:ascii="Cascadia Mono" w:hAnsi="Cascadia Mono" w:cs="Cascadia Mono"/>
+          <w:color w:val="000000"/>
+          <w:sz w:val="16"/>
+          <w:szCs w:val="16"/>
+        </w:rPr>
+        <w:t xml:space="preserve"> &lt;&lt; "Введіть новий колір для масового оновлення: ";</w:t>
+      </w:r>
+    </w:p>
+    <w:p>
+      <w:pPr>
+        <w:autoSpaceDE w:val="0"/>
+        <w:autoSpaceDN w:val="0"/>
+        <w:adjustRightInd w:val="0"/>
+        <w:spacing w:after="0" w:line="240" w:lineRule="auto"/>
+        <w:rPr>
+          <w:rFonts w:ascii="Cascadia Mono" w:hAnsi="Cascadia Mono" w:cs="Cascadia Mono"/>
+          <w:color w:val="000000"/>
+          <w:sz w:val="16"/>
+          <w:szCs w:val="16"/>
+        </w:rPr>
+      </w:pPr>
+      <w:r>
+        <w:rPr>
+          <w:rFonts w:ascii="Cascadia Mono" w:hAnsi="Cascadia Mono" w:cs="Cascadia Mono"/>
+          <w:color w:val="000000"/>
+          <w:sz w:val="16"/>
+          <w:szCs w:val="16"/>
+        </w:rPr>
+        <w:t xml:space="preserve">            </w:t>
+      </w:r>
+      <w:proofErr w:type="spellStart"/>
+      <w:r>
+        <w:rPr>
+          <w:rFonts w:ascii="Cascadia Mono" w:hAnsi="Cascadia Mono" w:cs="Cascadia Mono"/>
+          <w:color w:val="000000"/>
+          <w:sz w:val="16"/>
+          <w:szCs w:val="16"/>
+        </w:rPr>
+        <w:t>cin</w:t>
+      </w:r>
+      <w:proofErr w:type="spellEnd"/>
+      <w:r>
+        <w:rPr>
+          <w:rFonts w:ascii="Cascadia Mono" w:hAnsi="Cascadia Mono" w:cs="Cascadia Mono"/>
+          <w:color w:val="000000"/>
+          <w:sz w:val="16"/>
+          <w:szCs w:val="16"/>
+        </w:rPr>
         <w:t xml:space="preserve"> &gt;&gt; </w:t>
       </w:r>
       <w:proofErr w:type="spellStart"/>
@@ -28129,7 +28776,7 @@
           <w:sz w:val="16"/>
           <w:szCs w:val="16"/>
         </w:rPr>
-        <w:t>idx</w:t>
+        <w:t>newColor</w:t>
       </w:r>
       <w:proofErr w:type="spellEnd"/>
       <w:r>
@@ -28155,6 +28802,460 @@
           <w:szCs w:val="16"/>
         </w:rPr>
       </w:pPr>
+    </w:p>
+    <w:p>
+      <w:pPr>
+        <w:autoSpaceDE w:val="0"/>
+        <w:autoSpaceDN w:val="0"/>
+        <w:adjustRightInd w:val="0"/>
+        <w:spacing w:after="0" w:line="240" w:lineRule="auto"/>
+        <w:rPr>
+          <w:rFonts w:ascii="Cascadia Mono" w:hAnsi="Cascadia Mono" w:cs="Cascadia Mono"/>
+          <w:color w:val="000000"/>
+          <w:sz w:val="16"/>
+          <w:szCs w:val="16"/>
+        </w:rPr>
+      </w:pPr>
+      <w:r>
+        <w:rPr>
+          <w:rFonts w:ascii="Cascadia Mono" w:hAnsi="Cascadia Mono" w:cs="Cascadia Mono"/>
+          <w:color w:val="000000"/>
+          <w:sz w:val="16"/>
+          <w:szCs w:val="16"/>
+        </w:rPr>
+        <w:t xml:space="preserve">            // Демонстрація поліморфізму: проходимо по списку через </w:t>
+      </w:r>
+      <w:proofErr w:type="spellStart"/>
+      <w:r>
+        <w:rPr>
+          <w:rFonts w:ascii="Cascadia Mono" w:hAnsi="Cascadia Mono" w:cs="Cascadia Mono"/>
+          <w:color w:val="000000"/>
+          <w:sz w:val="16"/>
+          <w:szCs w:val="16"/>
+        </w:rPr>
+        <w:t>ітератор</w:t>
+      </w:r>
+      <w:proofErr w:type="spellEnd"/>
+    </w:p>
+    <w:p>
+      <w:pPr>
+        <w:autoSpaceDE w:val="0"/>
+        <w:autoSpaceDN w:val="0"/>
+        <w:adjustRightInd w:val="0"/>
+        <w:spacing w:after="0" w:line="240" w:lineRule="auto"/>
+        <w:rPr>
+          <w:rFonts w:ascii="Cascadia Mono" w:hAnsi="Cascadia Mono" w:cs="Cascadia Mono"/>
+          <w:color w:val="000000"/>
+          <w:sz w:val="16"/>
+          <w:szCs w:val="16"/>
+        </w:rPr>
+      </w:pPr>
+      <w:r>
+        <w:rPr>
+          <w:rFonts w:ascii="Cascadia Mono" w:hAnsi="Cascadia Mono" w:cs="Cascadia Mono"/>
+          <w:color w:val="000000"/>
+          <w:sz w:val="16"/>
+          <w:szCs w:val="16"/>
+        </w:rPr>
+        <w:t xml:space="preserve">            // і викликаємо метод через вказівник на базовий клас</w:t>
+      </w:r>
+    </w:p>
+    <w:p>
+      <w:pPr>
+        <w:autoSpaceDE w:val="0"/>
+        <w:autoSpaceDN w:val="0"/>
+        <w:adjustRightInd w:val="0"/>
+        <w:spacing w:after="0" w:line="240" w:lineRule="auto"/>
+        <w:rPr>
+          <w:rFonts w:ascii="Cascadia Mono" w:hAnsi="Cascadia Mono" w:cs="Cascadia Mono"/>
+          <w:color w:val="000000"/>
+          <w:sz w:val="16"/>
+          <w:szCs w:val="16"/>
+        </w:rPr>
+      </w:pPr>
+      <w:r>
+        <w:rPr>
+          <w:rFonts w:ascii="Cascadia Mono" w:hAnsi="Cascadia Mono" w:cs="Cascadia Mono"/>
+          <w:color w:val="000000"/>
+          <w:sz w:val="16"/>
+          <w:szCs w:val="16"/>
+        </w:rPr>
+        <w:t xml:space="preserve">            for (</w:t>
+      </w:r>
+      <w:proofErr w:type="spellStart"/>
+      <w:r>
+        <w:rPr>
+          <w:rFonts w:ascii="Cascadia Mono" w:hAnsi="Cascadia Mono" w:cs="Cascadia Mono"/>
+          <w:color w:val="000000"/>
+          <w:sz w:val="16"/>
+          <w:szCs w:val="16"/>
+        </w:rPr>
+        <w:t>auto</w:t>
+      </w:r>
+      <w:proofErr w:type="spellEnd"/>
+      <w:r>
+        <w:rPr>
+          <w:rFonts w:ascii="Cascadia Mono" w:hAnsi="Cascadia Mono" w:cs="Cascadia Mono"/>
+          <w:color w:val="000000"/>
+          <w:sz w:val="16"/>
+          <w:szCs w:val="16"/>
+        </w:rPr>
+        <w:t xml:space="preserve"> </w:t>
+      </w:r>
+      <w:proofErr w:type="spellStart"/>
+      <w:r>
+        <w:rPr>
+          <w:rFonts w:ascii="Cascadia Mono" w:hAnsi="Cascadia Mono" w:cs="Cascadia Mono"/>
+          <w:color w:val="000000"/>
+          <w:sz w:val="16"/>
+          <w:szCs w:val="16"/>
+        </w:rPr>
+        <w:t>it</w:t>
+      </w:r>
+      <w:proofErr w:type="spellEnd"/>
+      <w:r>
+        <w:rPr>
+          <w:rFonts w:ascii="Cascadia Mono" w:hAnsi="Cascadia Mono" w:cs="Cascadia Mono"/>
+          <w:color w:val="000000"/>
+          <w:sz w:val="16"/>
+          <w:szCs w:val="16"/>
+        </w:rPr>
+        <w:t xml:space="preserve"> = </w:t>
+      </w:r>
+      <w:proofErr w:type="spellStart"/>
+      <w:r>
+        <w:rPr>
+          <w:rFonts w:ascii="Cascadia Mono" w:hAnsi="Cascadia Mono" w:cs="Cascadia Mono"/>
+          <w:color w:val="000000"/>
+          <w:sz w:val="16"/>
+          <w:szCs w:val="16"/>
+        </w:rPr>
+        <w:t>manager.begin</w:t>
+      </w:r>
+      <w:proofErr w:type="spellEnd"/>
+      <w:r>
+        <w:rPr>
+          <w:rFonts w:ascii="Cascadia Mono" w:hAnsi="Cascadia Mono" w:cs="Cascadia Mono"/>
+          <w:color w:val="000000"/>
+          <w:sz w:val="16"/>
+          <w:szCs w:val="16"/>
+        </w:rPr>
+        <w:t xml:space="preserve">(); </w:t>
+      </w:r>
+      <w:proofErr w:type="spellStart"/>
+      <w:r>
+        <w:rPr>
+          <w:rFonts w:ascii="Cascadia Mono" w:hAnsi="Cascadia Mono" w:cs="Cascadia Mono"/>
+          <w:color w:val="000000"/>
+          <w:sz w:val="16"/>
+          <w:szCs w:val="16"/>
+        </w:rPr>
+        <w:t>it</w:t>
+      </w:r>
+      <w:proofErr w:type="spellEnd"/>
+      <w:r>
+        <w:rPr>
+          <w:rFonts w:ascii="Cascadia Mono" w:hAnsi="Cascadia Mono" w:cs="Cascadia Mono"/>
+          <w:color w:val="000000"/>
+          <w:sz w:val="16"/>
+          <w:szCs w:val="16"/>
+        </w:rPr>
+        <w:t xml:space="preserve"> != </w:t>
+      </w:r>
+      <w:proofErr w:type="spellStart"/>
+      <w:r>
+        <w:rPr>
+          <w:rFonts w:ascii="Cascadia Mono" w:hAnsi="Cascadia Mono" w:cs="Cascadia Mono"/>
+          <w:color w:val="000000"/>
+          <w:sz w:val="16"/>
+          <w:szCs w:val="16"/>
+        </w:rPr>
+        <w:t>manager.end</w:t>
+      </w:r>
+      <w:proofErr w:type="spellEnd"/>
+      <w:r>
+        <w:rPr>
+          <w:rFonts w:ascii="Cascadia Mono" w:hAnsi="Cascadia Mono" w:cs="Cascadia Mono"/>
+          <w:color w:val="000000"/>
+          <w:sz w:val="16"/>
+          <w:szCs w:val="16"/>
+        </w:rPr>
+        <w:t>(); ++</w:t>
+      </w:r>
+      <w:proofErr w:type="spellStart"/>
+      <w:r>
+        <w:rPr>
+          <w:rFonts w:ascii="Cascadia Mono" w:hAnsi="Cascadia Mono" w:cs="Cascadia Mono"/>
+          <w:color w:val="000000"/>
+          <w:sz w:val="16"/>
+          <w:szCs w:val="16"/>
+        </w:rPr>
+        <w:t>it</w:t>
+      </w:r>
+      <w:proofErr w:type="spellEnd"/>
+      <w:r>
+        <w:rPr>
+          <w:rFonts w:ascii="Cascadia Mono" w:hAnsi="Cascadia Mono" w:cs="Cascadia Mono"/>
+          <w:color w:val="000000"/>
+          <w:sz w:val="16"/>
+          <w:szCs w:val="16"/>
+        </w:rPr>
+        <w:t>) {</w:t>
+      </w:r>
+    </w:p>
+    <w:p>
+      <w:pPr>
+        <w:autoSpaceDE w:val="0"/>
+        <w:autoSpaceDN w:val="0"/>
+        <w:adjustRightInd w:val="0"/>
+        <w:spacing w:after="0" w:line="240" w:lineRule="auto"/>
+        <w:rPr>
+          <w:rFonts w:ascii="Cascadia Mono" w:hAnsi="Cascadia Mono" w:cs="Cascadia Mono"/>
+          <w:color w:val="000000"/>
+          <w:sz w:val="16"/>
+          <w:szCs w:val="16"/>
+        </w:rPr>
+      </w:pPr>
+      <w:r>
+        <w:rPr>
+          <w:rFonts w:ascii="Cascadia Mono" w:hAnsi="Cascadia Mono" w:cs="Cascadia Mono"/>
+          <w:color w:val="000000"/>
+          <w:sz w:val="16"/>
+          <w:szCs w:val="16"/>
+        </w:rPr>
+        <w:t xml:space="preserve">                </w:t>
+      </w:r>
+      <w:proofErr w:type="spellStart"/>
+      <w:r>
+        <w:rPr>
+          <w:rFonts w:ascii="Cascadia Mono" w:hAnsi="Cascadia Mono" w:cs="Cascadia Mono"/>
+          <w:color w:val="000000"/>
+          <w:sz w:val="16"/>
+          <w:szCs w:val="16"/>
+        </w:rPr>
+        <w:t>Window</w:t>
+      </w:r>
+      <w:proofErr w:type="spellEnd"/>
+      <w:r>
+        <w:rPr>
+          <w:rFonts w:ascii="Cascadia Mono" w:hAnsi="Cascadia Mono" w:cs="Cascadia Mono"/>
+          <w:color w:val="000000"/>
+          <w:sz w:val="16"/>
+          <w:szCs w:val="16"/>
+        </w:rPr>
+        <w:t xml:space="preserve">* </w:t>
+      </w:r>
+      <w:proofErr w:type="spellStart"/>
+      <w:r>
+        <w:rPr>
+          <w:rFonts w:ascii="Cascadia Mono" w:hAnsi="Cascadia Mono" w:cs="Cascadia Mono"/>
+          <w:color w:val="000000"/>
+          <w:sz w:val="16"/>
+          <w:szCs w:val="16"/>
+        </w:rPr>
+        <w:t>basePtr</w:t>
+      </w:r>
+      <w:proofErr w:type="spellEnd"/>
+      <w:r>
+        <w:rPr>
+          <w:rFonts w:ascii="Cascadia Mono" w:hAnsi="Cascadia Mono" w:cs="Cascadia Mono"/>
+          <w:color w:val="000000"/>
+          <w:sz w:val="16"/>
+          <w:szCs w:val="16"/>
+        </w:rPr>
+        <w:t xml:space="preserve"> = &amp;(*</w:t>
+      </w:r>
+      <w:proofErr w:type="spellStart"/>
+      <w:r>
+        <w:rPr>
+          <w:rFonts w:ascii="Cascadia Mono" w:hAnsi="Cascadia Mono" w:cs="Cascadia Mono"/>
+          <w:color w:val="000000"/>
+          <w:sz w:val="16"/>
+          <w:szCs w:val="16"/>
+        </w:rPr>
+        <w:t>it</w:t>
+      </w:r>
+      <w:proofErr w:type="spellEnd"/>
+      <w:r>
+        <w:rPr>
+          <w:rFonts w:ascii="Cascadia Mono" w:hAnsi="Cascadia Mono" w:cs="Cascadia Mono"/>
+          <w:color w:val="000000"/>
+          <w:sz w:val="16"/>
+          <w:szCs w:val="16"/>
+        </w:rPr>
+        <w:t>); // Вказівник базового типу</w:t>
+      </w:r>
+    </w:p>
+    <w:p>
+      <w:pPr>
+        <w:autoSpaceDE w:val="0"/>
+        <w:autoSpaceDN w:val="0"/>
+        <w:adjustRightInd w:val="0"/>
+        <w:spacing w:after="0" w:line="240" w:lineRule="auto"/>
+        <w:rPr>
+          <w:rFonts w:ascii="Cascadia Mono" w:hAnsi="Cascadia Mono" w:cs="Cascadia Mono"/>
+          <w:color w:val="000000"/>
+          <w:sz w:val="16"/>
+          <w:szCs w:val="16"/>
+        </w:rPr>
+      </w:pPr>
+      <w:r>
+        <w:rPr>
+          <w:rFonts w:ascii="Cascadia Mono" w:hAnsi="Cascadia Mono" w:cs="Cascadia Mono"/>
+          <w:color w:val="000000"/>
+          <w:sz w:val="16"/>
+          <w:szCs w:val="16"/>
+        </w:rPr>
+        <w:t xml:space="preserve">                </w:t>
+      </w:r>
+      <w:proofErr w:type="spellStart"/>
+      <w:r>
+        <w:rPr>
+          <w:rFonts w:ascii="Cascadia Mono" w:hAnsi="Cascadia Mono" w:cs="Cascadia Mono"/>
+          <w:color w:val="000000"/>
+          <w:sz w:val="16"/>
+          <w:szCs w:val="16"/>
+        </w:rPr>
+        <w:t>basePtr</w:t>
+      </w:r>
+      <w:proofErr w:type="spellEnd"/>
+      <w:r>
+        <w:rPr>
+          <w:rFonts w:ascii="Cascadia Mono" w:hAnsi="Cascadia Mono" w:cs="Cascadia Mono"/>
+          <w:color w:val="000000"/>
+          <w:sz w:val="16"/>
+          <w:szCs w:val="16"/>
+        </w:rPr>
+        <w:t>-&gt;</w:t>
+      </w:r>
+      <w:proofErr w:type="spellStart"/>
+      <w:r>
+        <w:rPr>
+          <w:rFonts w:ascii="Cascadia Mono" w:hAnsi="Cascadia Mono" w:cs="Cascadia Mono"/>
+          <w:color w:val="000000"/>
+          <w:sz w:val="16"/>
+          <w:szCs w:val="16"/>
+        </w:rPr>
+        <w:t>setColor</w:t>
+      </w:r>
+      <w:proofErr w:type="spellEnd"/>
+      <w:r>
+        <w:rPr>
+          <w:rFonts w:ascii="Cascadia Mono" w:hAnsi="Cascadia Mono" w:cs="Cascadia Mono"/>
+          <w:color w:val="000000"/>
+          <w:sz w:val="16"/>
+          <w:szCs w:val="16"/>
+        </w:rPr>
+        <w:t>(</w:t>
+      </w:r>
+      <w:proofErr w:type="spellStart"/>
+      <w:r>
+        <w:rPr>
+          <w:rFonts w:ascii="Cascadia Mono" w:hAnsi="Cascadia Mono" w:cs="Cascadia Mono"/>
+          <w:color w:val="000000"/>
+          <w:sz w:val="16"/>
+          <w:szCs w:val="16"/>
+        </w:rPr>
+        <w:t>newColor</w:t>
+      </w:r>
+      <w:proofErr w:type="spellEnd"/>
+      <w:r>
+        <w:rPr>
+          <w:rFonts w:ascii="Cascadia Mono" w:hAnsi="Cascadia Mono" w:cs="Cascadia Mono"/>
+          <w:color w:val="000000"/>
+          <w:sz w:val="16"/>
+          <w:szCs w:val="16"/>
+        </w:rPr>
+        <w:t xml:space="preserve">); // </w:t>
+      </w:r>
+      <w:proofErr w:type="spellStart"/>
+      <w:r>
+        <w:rPr>
+          <w:rFonts w:ascii="Cascadia Mono" w:hAnsi="Cascadia Mono" w:cs="Cascadia Mono"/>
+          <w:color w:val="000000"/>
+          <w:sz w:val="16"/>
+          <w:szCs w:val="16"/>
+        </w:rPr>
+        <w:t>Викличеться</w:t>
+      </w:r>
+      <w:proofErr w:type="spellEnd"/>
+      <w:r>
+        <w:rPr>
+          <w:rFonts w:ascii="Cascadia Mono" w:hAnsi="Cascadia Mono" w:cs="Cascadia Mono"/>
+          <w:color w:val="000000"/>
+          <w:sz w:val="16"/>
+          <w:szCs w:val="16"/>
+        </w:rPr>
+        <w:t xml:space="preserve"> </w:t>
+      </w:r>
+      <w:proofErr w:type="spellStart"/>
+      <w:r>
+        <w:rPr>
+          <w:rFonts w:ascii="Cascadia Mono" w:hAnsi="Cascadia Mono" w:cs="Cascadia Mono"/>
+          <w:color w:val="000000"/>
+          <w:sz w:val="16"/>
+          <w:szCs w:val="16"/>
+        </w:rPr>
+        <w:t>setColor</w:t>
+      </w:r>
+      <w:proofErr w:type="spellEnd"/>
+      <w:r>
+        <w:rPr>
+          <w:rFonts w:ascii="Cascadia Mono" w:hAnsi="Cascadia Mono" w:cs="Cascadia Mono"/>
+          <w:color w:val="000000"/>
+          <w:sz w:val="16"/>
+          <w:szCs w:val="16"/>
+        </w:rPr>
+        <w:t xml:space="preserve"> з </w:t>
+      </w:r>
+      <w:proofErr w:type="spellStart"/>
+      <w:r>
+        <w:rPr>
+          <w:rFonts w:ascii="Cascadia Mono" w:hAnsi="Cascadia Mono" w:cs="Cascadia Mono"/>
+          <w:color w:val="000000"/>
+          <w:sz w:val="16"/>
+          <w:szCs w:val="16"/>
+        </w:rPr>
+        <w:t>TitleWindow</w:t>
+      </w:r>
+      <w:proofErr w:type="spellEnd"/>
+    </w:p>
+    <w:p>
+      <w:pPr>
+        <w:autoSpaceDE w:val="0"/>
+        <w:autoSpaceDN w:val="0"/>
+        <w:adjustRightInd w:val="0"/>
+        <w:spacing w:after="0" w:line="240" w:lineRule="auto"/>
+        <w:rPr>
+          <w:rFonts w:ascii="Cascadia Mono" w:hAnsi="Cascadia Mono" w:cs="Cascadia Mono"/>
+          <w:color w:val="000000"/>
+          <w:sz w:val="16"/>
+          <w:szCs w:val="16"/>
+        </w:rPr>
+      </w:pPr>
+      <w:r>
+        <w:rPr>
+          <w:rFonts w:ascii="Cascadia Mono" w:hAnsi="Cascadia Mono" w:cs="Cascadia Mono"/>
+          <w:color w:val="000000"/>
+          <w:sz w:val="16"/>
+          <w:szCs w:val="16"/>
+        </w:rPr>
+        <w:t xml:space="preserve">            }</w:t>
+      </w:r>
+    </w:p>
+    <w:p>
+      <w:pPr>
+        <w:autoSpaceDE w:val="0"/>
+        <w:autoSpaceDN w:val="0"/>
+        <w:adjustRightInd w:val="0"/>
+        <w:spacing w:after="0" w:line="240" w:lineRule="auto"/>
+        <w:rPr>
+          <w:rFonts w:ascii="Cascadia Mono" w:hAnsi="Cascadia Mono" w:cs="Cascadia Mono"/>
+          <w:color w:val="000000"/>
+          <w:sz w:val="16"/>
+          <w:szCs w:val="16"/>
+        </w:rPr>
+      </w:pPr>
       <w:r>
         <w:rPr>
           <w:rFonts w:ascii="Cascadia Mono" w:hAnsi="Cascadia Mono" w:cs="Cascadia Mono"/>
@@ -28172,37 +29273,183 @@
           <w:sz w:val="16"/>
           <w:szCs w:val="16"/>
         </w:rPr>
-        <w:t>manager.setFocus</w:t>
-      </w:r>
-      <w:proofErr w:type="spellEnd"/>
-      <w:r>
-        <w:rPr>
-          <w:rFonts w:ascii="Cascadia Mono" w:hAnsi="Cascadia Mono" w:cs="Cascadia Mono"/>
-          <w:color w:val="000000"/>
-          <w:sz w:val="16"/>
-          <w:szCs w:val="16"/>
-        </w:rPr>
-        <w:t>(</w:t>
-      </w:r>
-      <w:proofErr w:type="spellStart"/>
-      <w:r>
-        <w:rPr>
-          <w:rFonts w:ascii="Cascadia Mono" w:hAnsi="Cascadia Mono" w:cs="Cascadia Mono"/>
-          <w:color w:val="000000"/>
-          <w:sz w:val="16"/>
-          <w:szCs w:val="16"/>
-        </w:rPr>
-        <w:t>idx</w:t>
-      </w:r>
-      <w:proofErr w:type="spellEnd"/>
-      <w:r>
-        <w:rPr>
-          <w:rFonts w:ascii="Cascadia Mono" w:hAnsi="Cascadia Mono" w:cs="Cascadia Mono"/>
-          <w:color w:val="000000"/>
-          <w:sz w:val="16"/>
-          <w:szCs w:val="16"/>
-        </w:rPr>
-        <w:t>);</w:t>
+        <w:t>cout</w:t>
+      </w:r>
+      <w:proofErr w:type="spellEnd"/>
+      <w:r>
+        <w:rPr>
+          <w:rFonts w:ascii="Cascadia Mono" w:hAnsi="Cascadia Mono" w:cs="Cascadia Mono"/>
+          <w:color w:val="000000"/>
+          <w:sz w:val="16"/>
+          <w:szCs w:val="16"/>
+        </w:rPr>
+        <w:t xml:space="preserve"> &lt;&lt; "Стиль усіх вікон оновлено" &lt;&lt; </w:t>
+      </w:r>
+      <w:proofErr w:type="spellStart"/>
+      <w:r>
+        <w:rPr>
+          <w:rFonts w:ascii="Cascadia Mono" w:hAnsi="Cascadia Mono" w:cs="Cascadia Mono"/>
+          <w:color w:val="000000"/>
+          <w:sz w:val="16"/>
+          <w:szCs w:val="16"/>
+        </w:rPr>
+        <w:t>endl</w:t>
+      </w:r>
+      <w:proofErr w:type="spellEnd"/>
+      <w:r>
+        <w:rPr>
+          <w:rFonts w:ascii="Cascadia Mono" w:hAnsi="Cascadia Mono" w:cs="Cascadia Mono"/>
+          <w:color w:val="000000"/>
+          <w:sz w:val="16"/>
+          <w:szCs w:val="16"/>
+        </w:rPr>
+        <w:t>;</w:t>
+      </w:r>
+    </w:p>
+    <w:p>
+      <w:pPr>
+        <w:autoSpaceDE w:val="0"/>
+        <w:autoSpaceDN w:val="0"/>
+        <w:adjustRightInd w:val="0"/>
+        <w:spacing w:after="0" w:line="240" w:lineRule="auto"/>
+        <w:rPr>
+          <w:rFonts w:ascii="Cascadia Mono" w:hAnsi="Cascadia Mono" w:cs="Cascadia Mono"/>
+          <w:color w:val="000000"/>
+          <w:sz w:val="16"/>
+          <w:szCs w:val="16"/>
+        </w:rPr>
+      </w:pPr>
+      <w:r>
+        <w:rPr>
+          <w:rFonts w:ascii="Cascadia Mono" w:hAnsi="Cascadia Mono" w:cs="Cascadia Mono"/>
+          <w:color w:val="000000"/>
+          <w:sz w:val="16"/>
+          <w:szCs w:val="16"/>
+        </w:rPr>
+        <w:t xml:space="preserve">            break;</w:t>
+      </w:r>
+    </w:p>
+    <w:p>
+      <w:pPr>
+        <w:autoSpaceDE w:val="0"/>
+        <w:autoSpaceDN w:val="0"/>
+        <w:adjustRightInd w:val="0"/>
+        <w:spacing w:after="0" w:line="240" w:lineRule="auto"/>
+        <w:rPr>
+          <w:rFonts w:ascii="Cascadia Mono" w:hAnsi="Cascadia Mono" w:cs="Cascadia Mono"/>
+          <w:color w:val="000000"/>
+          <w:sz w:val="16"/>
+          <w:szCs w:val="16"/>
+        </w:rPr>
+      </w:pPr>
+      <w:r>
+        <w:rPr>
+          <w:rFonts w:ascii="Cascadia Mono" w:hAnsi="Cascadia Mono" w:cs="Cascadia Mono"/>
+          <w:color w:val="000000"/>
+          <w:sz w:val="16"/>
+          <w:szCs w:val="16"/>
+        </w:rPr>
+        <w:t xml:space="preserve">        }</w:t>
+      </w:r>
+    </w:p>
+    <w:p>
+      <w:pPr>
+        <w:autoSpaceDE w:val="0"/>
+        <w:autoSpaceDN w:val="0"/>
+        <w:adjustRightInd w:val="0"/>
+        <w:spacing w:after="0" w:line="240" w:lineRule="auto"/>
+        <w:rPr>
+          <w:rFonts w:ascii="Cascadia Mono" w:hAnsi="Cascadia Mono" w:cs="Cascadia Mono"/>
+          <w:color w:val="000000"/>
+          <w:sz w:val="16"/>
+          <w:szCs w:val="16"/>
+        </w:rPr>
+      </w:pPr>
+    </w:p>
+    <w:p>
+      <w:pPr>
+        <w:autoSpaceDE w:val="0"/>
+        <w:autoSpaceDN w:val="0"/>
+        <w:adjustRightInd w:val="0"/>
+        <w:spacing w:after="0" w:line="240" w:lineRule="auto"/>
+        <w:rPr>
+          <w:rFonts w:ascii="Cascadia Mono" w:hAnsi="Cascadia Mono" w:cs="Cascadia Mono"/>
+          <w:color w:val="000000"/>
+          <w:sz w:val="16"/>
+          <w:szCs w:val="16"/>
+        </w:rPr>
+      </w:pPr>
+      <w:r>
+        <w:rPr>
+          <w:rFonts w:ascii="Cascadia Mono" w:hAnsi="Cascadia Mono" w:cs="Cascadia Mono"/>
+          <w:color w:val="000000"/>
+          <w:sz w:val="16"/>
+          <w:szCs w:val="16"/>
+        </w:rPr>
+        <w:t xml:space="preserve">        </w:t>
+      </w:r>
+      <w:proofErr w:type="spellStart"/>
+      <w:r>
+        <w:rPr>
+          <w:rFonts w:ascii="Cascadia Mono" w:hAnsi="Cascadia Mono" w:cs="Cascadia Mono"/>
+          <w:color w:val="000000"/>
+          <w:sz w:val="16"/>
+          <w:szCs w:val="16"/>
+        </w:rPr>
+        <w:t>case</w:t>
+      </w:r>
+      <w:proofErr w:type="spellEnd"/>
+      <w:r>
+        <w:rPr>
+          <w:rFonts w:ascii="Cascadia Mono" w:hAnsi="Cascadia Mono" w:cs="Cascadia Mono"/>
+          <w:color w:val="000000"/>
+          <w:sz w:val="16"/>
+          <w:szCs w:val="16"/>
+        </w:rPr>
+        <w:t xml:space="preserve"> 6: {</w:t>
+      </w:r>
+    </w:p>
+    <w:p>
+      <w:pPr>
+        <w:autoSpaceDE w:val="0"/>
+        <w:autoSpaceDN w:val="0"/>
+        <w:adjustRightInd w:val="0"/>
+        <w:spacing w:after="0" w:line="240" w:lineRule="auto"/>
+        <w:rPr>
+          <w:rFonts w:ascii="Cascadia Mono" w:hAnsi="Cascadia Mono" w:cs="Cascadia Mono"/>
+          <w:color w:val="000000"/>
+          <w:sz w:val="16"/>
+          <w:szCs w:val="16"/>
+        </w:rPr>
+      </w:pPr>
+      <w:r>
+        <w:rPr>
+          <w:rFonts w:ascii="Cascadia Mono" w:hAnsi="Cascadia Mono" w:cs="Cascadia Mono"/>
+          <w:color w:val="000000"/>
+          <w:sz w:val="16"/>
+          <w:szCs w:val="16"/>
+        </w:rPr>
+        <w:t xml:space="preserve">            int </w:t>
+      </w:r>
+      <w:proofErr w:type="spellStart"/>
+      <w:r>
+        <w:rPr>
+          <w:rFonts w:ascii="Cascadia Mono" w:hAnsi="Cascadia Mono" w:cs="Cascadia Mono"/>
+          <w:color w:val="000000"/>
+          <w:sz w:val="16"/>
+          <w:szCs w:val="16"/>
+        </w:rPr>
+        <w:t>op</w:t>
+      </w:r>
+      <w:proofErr w:type="spellEnd"/>
+      <w:r>
+        <w:rPr>
+          <w:rFonts w:ascii="Cascadia Mono" w:hAnsi="Cascadia Mono" w:cs="Cascadia Mono"/>
+          <w:color w:val="000000"/>
+          <w:sz w:val="16"/>
+          <w:szCs w:val="16"/>
+        </w:rPr>
+        <w:t>;</w:t>
       </w:r>
     </w:p>
     <w:p>
@@ -28245,173 +29492,7 @@
           <w:sz w:val="16"/>
           <w:szCs w:val="16"/>
         </w:rPr>
-        <w:t xml:space="preserve"> &lt;&lt; "Фокус змінено (вікно тепер під номером 0)." &lt;&lt; </w:t>
-      </w:r>
-      <w:proofErr w:type="spellStart"/>
-      <w:r>
-        <w:rPr>
-          <w:rFonts w:ascii="Cascadia Mono" w:hAnsi="Cascadia Mono" w:cs="Cascadia Mono"/>
-          <w:color w:val="000000"/>
-          <w:sz w:val="16"/>
-          <w:szCs w:val="16"/>
-        </w:rPr>
-        <w:t>endl</w:t>
-      </w:r>
-      <w:proofErr w:type="spellEnd"/>
-      <w:r>
-        <w:rPr>
-          <w:rFonts w:ascii="Cascadia Mono" w:hAnsi="Cascadia Mono" w:cs="Cascadia Mono"/>
-          <w:color w:val="000000"/>
-          <w:sz w:val="16"/>
-          <w:szCs w:val="16"/>
-        </w:rPr>
-        <w:t>;</w:t>
-      </w:r>
-    </w:p>
-    <w:p>
-      <w:pPr>
-        <w:autoSpaceDE w:val="0"/>
-        <w:autoSpaceDN w:val="0"/>
-        <w:adjustRightInd w:val="0"/>
-        <w:spacing w:after="0" w:line="240" w:lineRule="auto"/>
-        <w:rPr>
-          <w:rFonts w:ascii="Cascadia Mono" w:hAnsi="Cascadia Mono" w:cs="Cascadia Mono"/>
-          <w:color w:val="000000"/>
-          <w:sz w:val="16"/>
-          <w:szCs w:val="16"/>
-        </w:rPr>
-      </w:pPr>
-      <w:r>
-        <w:rPr>
-          <w:rFonts w:ascii="Cascadia Mono" w:hAnsi="Cascadia Mono" w:cs="Cascadia Mono"/>
-          <w:color w:val="000000"/>
-          <w:sz w:val="16"/>
-          <w:szCs w:val="16"/>
-        </w:rPr>
-        <w:t xml:space="preserve">            break;</w:t>
-      </w:r>
-    </w:p>
-    <w:p>
-      <w:pPr>
-        <w:autoSpaceDE w:val="0"/>
-        <w:autoSpaceDN w:val="0"/>
-        <w:adjustRightInd w:val="0"/>
-        <w:spacing w:after="0" w:line="240" w:lineRule="auto"/>
-        <w:rPr>
-          <w:rFonts w:ascii="Cascadia Mono" w:hAnsi="Cascadia Mono" w:cs="Cascadia Mono"/>
-          <w:color w:val="000000"/>
-          <w:sz w:val="16"/>
-          <w:szCs w:val="16"/>
-        </w:rPr>
-      </w:pPr>
-      <w:r>
-        <w:rPr>
-          <w:rFonts w:ascii="Cascadia Mono" w:hAnsi="Cascadia Mono" w:cs="Cascadia Mono"/>
-          <w:color w:val="000000"/>
-          <w:sz w:val="16"/>
-          <w:szCs w:val="16"/>
-        </w:rPr>
-        <w:t xml:space="preserve">        }</w:t>
-      </w:r>
-    </w:p>
-    <w:p>
-      <w:pPr>
-        <w:autoSpaceDE w:val="0"/>
-        <w:autoSpaceDN w:val="0"/>
-        <w:adjustRightInd w:val="0"/>
-        <w:spacing w:after="0" w:line="240" w:lineRule="auto"/>
-        <w:rPr>
-          <w:rFonts w:ascii="Cascadia Mono" w:hAnsi="Cascadia Mono" w:cs="Cascadia Mono"/>
-          <w:color w:val="000000"/>
-          <w:sz w:val="16"/>
-          <w:szCs w:val="16"/>
-        </w:rPr>
-      </w:pPr>
-    </w:p>
-    <w:p>
-      <w:pPr>
-        <w:autoSpaceDE w:val="0"/>
-        <w:autoSpaceDN w:val="0"/>
-        <w:adjustRightInd w:val="0"/>
-        <w:spacing w:after="0" w:line="240" w:lineRule="auto"/>
-        <w:rPr>
-          <w:rFonts w:ascii="Cascadia Mono" w:hAnsi="Cascadia Mono" w:cs="Cascadia Mono"/>
-          <w:color w:val="000000"/>
-          <w:sz w:val="16"/>
-          <w:szCs w:val="16"/>
-        </w:rPr>
-      </w:pPr>
-      <w:r>
-        <w:rPr>
-          <w:rFonts w:ascii="Cascadia Mono" w:hAnsi="Cascadia Mono" w:cs="Cascadia Mono"/>
-          <w:color w:val="000000"/>
-          <w:sz w:val="16"/>
-          <w:szCs w:val="16"/>
-        </w:rPr>
-        <w:t xml:space="preserve">        </w:t>
-      </w:r>
-      <w:proofErr w:type="spellStart"/>
-      <w:r>
-        <w:rPr>
-          <w:rFonts w:ascii="Cascadia Mono" w:hAnsi="Cascadia Mono" w:cs="Cascadia Mono"/>
-          <w:color w:val="000000"/>
-          <w:sz w:val="16"/>
-          <w:szCs w:val="16"/>
-        </w:rPr>
-        <w:t>case</w:t>
-      </w:r>
-      <w:proofErr w:type="spellEnd"/>
-      <w:r>
-        <w:rPr>
-          <w:rFonts w:ascii="Cascadia Mono" w:hAnsi="Cascadia Mono" w:cs="Cascadia Mono"/>
-          <w:color w:val="000000"/>
-          <w:sz w:val="16"/>
-          <w:szCs w:val="16"/>
-        </w:rPr>
-        <w:t xml:space="preserve"> 4: {</w:t>
-      </w:r>
-    </w:p>
-    <w:p>
-      <w:pPr>
-        <w:autoSpaceDE w:val="0"/>
-        <w:autoSpaceDN w:val="0"/>
-        <w:adjustRightInd w:val="0"/>
-        <w:spacing w:after="0" w:line="240" w:lineRule="auto"/>
-        <w:rPr>
-          <w:rFonts w:ascii="Cascadia Mono" w:hAnsi="Cascadia Mono" w:cs="Cascadia Mono"/>
-          <w:color w:val="000000"/>
-          <w:sz w:val="16"/>
-          <w:szCs w:val="16"/>
-        </w:rPr>
-      </w:pPr>
-      <w:r>
-        <w:rPr>
-          <w:rFonts w:ascii="Cascadia Mono" w:hAnsi="Cascadia Mono" w:cs="Cascadia Mono"/>
-          <w:color w:val="000000"/>
-          <w:sz w:val="16"/>
-          <w:szCs w:val="16"/>
-        </w:rPr>
-        <w:t xml:space="preserve">            int </w:t>
-      </w:r>
-      <w:proofErr w:type="spellStart"/>
-      <w:r>
-        <w:rPr>
-          <w:rFonts w:ascii="Cascadia Mono" w:hAnsi="Cascadia Mono" w:cs="Cascadia Mono"/>
-          <w:color w:val="000000"/>
-          <w:sz w:val="16"/>
-          <w:szCs w:val="16"/>
-        </w:rPr>
-        <w:t>idx</w:t>
-      </w:r>
-      <w:proofErr w:type="spellEnd"/>
-      <w:r>
-        <w:rPr>
-          <w:rFonts w:ascii="Cascadia Mono" w:hAnsi="Cascadia Mono" w:cs="Cascadia Mono"/>
-          <w:color w:val="000000"/>
-          <w:sz w:val="16"/>
-          <w:szCs w:val="16"/>
-        </w:rPr>
-        <w:t>;</w:t>
+        <w:t xml:space="preserve"> &lt;&lt; "1 - Зберегти у файл, 2 - Завантажити з файлу: ";</w:t>
       </w:r>
     </w:p>
     <w:p>
@@ -28444,49 +29525,6 @@
           <w:sz w:val="16"/>
           <w:szCs w:val="16"/>
         </w:rPr>
-        <w:t>cout</w:t>
-      </w:r>
-      <w:proofErr w:type="spellEnd"/>
-      <w:r>
-        <w:rPr>
-          <w:rFonts w:ascii="Cascadia Mono" w:hAnsi="Cascadia Mono" w:cs="Cascadia Mono"/>
-          <w:color w:val="000000"/>
-          <w:sz w:val="16"/>
-          <w:szCs w:val="16"/>
-        </w:rPr>
-        <w:t xml:space="preserve"> &lt;&lt; "Введіть номер вікна для закриття: ";</w:t>
-      </w:r>
-    </w:p>
-    <w:p>
-      <w:pPr>
-        <w:autoSpaceDE w:val="0"/>
-        <w:autoSpaceDN w:val="0"/>
-        <w:adjustRightInd w:val="0"/>
-        <w:spacing w:after="0" w:line="240" w:lineRule="auto"/>
-        <w:rPr>
-          <w:rFonts w:ascii="Cascadia Mono" w:hAnsi="Cascadia Mono" w:cs="Cascadia Mono"/>
-          <w:color w:val="000000"/>
-          <w:sz w:val="16"/>
-          <w:szCs w:val="16"/>
-        </w:rPr>
-      </w:pPr>
-      <w:r>
-        <w:rPr>
-          <w:rFonts w:ascii="Cascadia Mono" w:hAnsi="Cascadia Mono" w:cs="Cascadia Mono"/>
-          <w:color w:val="000000"/>
-          <w:sz w:val="16"/>
-          <w:szCs w:val="16"/>
-        </w:rPr>
-        <w:t xml:space="preserve">            </w:t>
-      </w:r>
-      <w:proofErr w:type="spellStart"/>
-      <w:r>
-        <w:rPr>
-          <w:rFonts w:ascii="Cascadia Mono" w:hAnsi="Cascadia Mono" w:cs="Cascadia Mono"/>
-          <w:color w:val="000000"/>
-          <w:sz w:val="16"/>
-          <w:szCs w:val="16"/>
-        </w:rPr>
         <w:t>cin</w:t>
       </w:r>
       <w:proofErr w:type="spellEnd"/>
@@ -28497,1194 +29535,7 @@
           <w:sz w:val="16"/>
           <w:szCs w:val="16"/>
         </w:rPr>
-        <w:t xml:space="preserve"> &gt;&gt; </w:t>
-      </w:r>
-      <w:proofErr w:type="spellStart"/>
-      <w:r>
-        <w:rPr>
-          <w:rFonts w:ascii="Cascadia Mono" w:hAnsi="Cascadia Mono" w:cs="Cascadia Mono"/>
-          <w:color w:val="000000"/>
-          <w:sz w:val="16"/>
-          <w:szCs w:val="16"/>
-        </w:rPr>
-        <w:t>idx</w:t>
-      </w:r>
-      <w:proofErr w:type="spellEnd"/>
-      <w:r>
-        <w:rPr>
-          <w:rFonts w:ascii="Cascadia Mono" w:hAnsi="Cascadia Mono" w:cs="Cascadia Mono"/>
-          <w:color w:val="000000"/>
-          <w:sz w:val="16"/>
-          <w:szCs w:val="16"/>
-        </w:rPr>
-        <w:t>;</w:t>
-      </w:r>
-    </w:p>
-    <w:p>
-      <w:pPr>
-        <w:autoSpaceDE w:val="0"/>
-        <w:autoSpaceDN w:val="0"/>
-        <w:adjustRightInd w:val="0"/>
-        <w:spacing w:after="0" w:line="240" w:lineRule="auto"/>
-        <w:rPr>
-          <w:rFonts w:ascii="Cascadia Mono" w:hAnsi="Cascadia Mono" w:cs="Cascadia Mono"/>
-          <w:color w:val="000000"/>
-          <w:sz w:val="16"/>
-          <w:szCs w:val="16"/>
-        </w:rPr>
-      </w:pPr>
-      <w:r>
-        <w:rPr>
-          <w:rFonts w:ascii="Cascadia Mono" w:hAnsi="Cascadia Mono" w:cs="Cascadia Mono"/>
-          <w:color w:val="000000"/>
-          <w:sz w:val="16"/>
-          <w:szCs w:val="16"/>
-        </w:rPr>
-        <w:t xml:space="preserve">            </w:t>
-      </w:r>
-      <w:proofErr w:type="spellStart"/>
-      <w:r>
-        <w:rPr>
-          <w:rFonts w:ascii="Cascadia Mono" w:hAnsi="Cascadia Mono" w:cs="Cascadia Mono"/>
-          <w:color w:val="000000"/>
-          <w:sz w:val="16"/>
-          <w:szCs w:val="16"/>
-        </w:rPr>
-        <w:t>manager.close</w:t>
-      </w:r>
-      <w:proofErr w:type="spellEnd"/>
-      <w:r>
-        <w:rPr>
-          <w:rFonts w:ascii="Cascadia Mono" w:hAnsi="Cascadia Mono" w:cs="Cascadia Mono"/>
-          <w:color w:val="000000"/>
-          <w:sz w:val="16"/>
-          <w:szCs w:val="16"/>
-        </w:rPr>
-        <w:t>(</w:t>
-      </w:r>
-      <w:proofErr w:type="spellStart"/>
-      <w:r>
-        <w:rPr>
-          <w:rFonts w:ascii="Cascadia Mono" w:hAnsi="Cascadia Mono" w:cs="Cascadia Mono"/>
-          <w:color w:val="000000"/>
-          <w:sz w:val="16"/>
-          <w:szCs w:val="16"/>
-        </w:rPr>
-        <w:t>idx</w:t>
-      </w:r>
-      <w:proofErr w:type="spellEnd"/>
-      <w:r>
-        <w:rPr>
-          <w:rFonts w:ascii="Cascadia Mono" w:hAnsi="Cascadia Mono" w:cs="Cascadia Mono"/>
-          <w:color w:val="000000"/>
-          <w:sz w:val="16"/>
-          <w:szCs w:val="16"/>
-        </w:rPr>
-        <w:t>);</w:t>
-      </w:r>
-    </w:p>
-    <w:p>
-      <w:pPr>
-        <w:autoSpaceDE w:val="0"/>
-        <w:autoSpaceDN w:val="0"/>
-        <w:adjustRightInd w:val="0"/>
-        <w:spacing w:after="0" w:line="240" w:lineRule="auto"/>
-        <w:rPr>
-          <w:rFonts w:ascii="Cascadia Mono" w:hAnsi="Cascadia Mono" w:cs="Cascadia Mono"/>
-          <w:color w:val="000000"/>
-          <w:sz w:val="16"/>
-          <w:szCs w:val="16"/>
-        </w:rPr>
-      </w:pPr>
-      <w:r>
-        <w:rPr>
-          <w:rFonts w:ascii="Cascadia Mono" w:hAnsi="Cascadia Mono" w:cs="Cascadia Mono"/>
-          <w:color w:val="000000"/>
-          <w:sz w:val="16"/>
-          <w:szCs w:val="16"/>
-        </w:rPr>
-        <w:t xml:space="preserve">            </w:t>
-      </w:r>
-      <w:proofErr w:type="spellStart"/>
-      <w:r>
-        <w:rPr>
-          <w:rFonts w:ascii="Cascadia Mono" w:hAnsi="Cascadia Mono" w:cs="Cascadia Mono"/>
-          <w:color w:val="000000"/>
-          <w:sz w:val="16"/>
-          <w:szCs w:val="16"/>
-        </w:rPr>
-        <w:t>cout</w:t>
-      </w:r>
-      <w:proofErr w:type="spellEnd"/>
-      <w:r>
-        <w:rPr>
-          <w:rFonts w:ascii="Cascadia Mono" w:hAnsi="Cascadia Mono" w:cs="Cascadia Mono"/>
-          <w:color w:val="000000"/>
-          <w:sz w:val="16"/>
-          <w:szCs w:val="16"/>
-        </w:rPr>
-        <w:t xml:space="preserve"> &lt;&lt; "Вікно видалено." &lt;&lt; </w:t>
-      </w:r>
-      <w:proofErr w:type="spellStart"/>
-      <w:r>
-        <w:rPr>
-          <w:rFonts w:ascii="Cascadia Mono" w:hAnsi="Cascadia Mono" w:cs="Cascadia Mono"/>
-          <w:color w:val="000000"/>
-          <w:sz w:val="16"/>
-          <w:szCs w:val="16"/>
-        </w:rPr>
-        <w:t>endl</w:t>
-      </w:r>
-      <w:proofErr w:type="spellEnd"/>
-      <w:r>
-        <w:rPr>
-          <w:rFonts w:ascii="Cascadia Mono" w:hAnsi="Cascadia Mono" w:cs="Cascadia Mono"/>
-          <w:color w:val="000000"/>
-          <w:sz w:val="16"/>
-          <w:szCs w:val="16"/>
-        </w:rPr>
-        <w:t>;</w:t>
-      </w:r>
-    </w:p>
-    <w:p>
-      <w:pPr>
-        <w:autoSpaceDE w:val="0"/>
-        <w:autoSpaceDN w:val="0"/>
-        <w:adjustRightInd w:val="0"/>
-        <w:spacing w:after="0" w:line="240" w:lineRule="auto"/>
-        <w:rPr>
-          <w:rFonts w:ascii="Cascadia Mono" w:hAnsi="Cascadia Mono" w:cs="Cascadia Mono"/>
-          <w:color w:val="000000"/>
-          <w:sz w:val="16"/>
-          <w:szCs w:val="16"/>
-        </w:rPr>
-      </w:pPr>
-      <w:r>
-        <w:rPr>
-          <w:rFonts w:ascii="Cascadia Mono" w:hAnsi="Cascadia Mono" w:cs="Cascadia Mono"/>
-          <w:color w:val="000000"/>
-          <w:sz w:val="16"/>
-          <w:szCs w:val="16"/>
-        </w:rPr>
-        <w:t xml:space="preserve">            break;</w:t>
-      </w:r>
-    </w:p>
-    <w:p>
-      <w:pPr>
-        <w:autoSpaceDE w:val="0"/>
-        <w:autoSpaceDN w:val="0"/>
-        <w:adjustRightInd w:val="0"/>
-        <w:spacing w:after="0" w:line="240" w:lineRule="auto"/>
-        <w:rPr>
-          <w:rFonts w:ascii="Cascadia Mono" w:hAnsi="Cascadia Mono" w:cs="Cascadia Mono"/>
-          <w:color w:val="000000"/>
-          <w:sz w:val="16"/>
-          <w:szCs w:val="16"/>
-        </w:rPr>
-      </w:pPr>
-      <w:r>
-        <w:rPr>
-          <w:rFonts w:ascii="Cascadia Mono" w:hAnsi="Cascadia Mono" w:cs="Cascadia Mono"/>
-          <w:color w:val="000000"/>
-          <w:sz w:val="16"/>
-          <w:szCs w:val="16"/>
-        </w:rPr>
-        <w:t xml:space="preserve">        }</w:t>
-      </w:r>
-    </w:p>
-    <w:p>
-      <w:pPr>
-        <w:autoSpaceDE w:val="0"/>
-        <w:autoSpaceDN w:val="0"/>
-        <w:adjustRightInd w:val="0"/>
-        <w:spacing w:after="0" w:line="240" w:lineRule="auto"/>
-        <w:rPr>
-          <w:rFonts w:ascii="Cascadia Mono" w:hAnsi="Cascadia Mono" w:cs="Cascadia Mono"/>
-          <w:color w:val="000000"/>
-          <w:sz w:val="16"/>
-          <w:szCs w:val="16"/>
-        </w:rPr>
-      </w:pPr>
-    </w:p>
-    <w:p>
-      <w:pPr>
-        <w:autoSpaceDE w:val="0"/>
-        <w:autoSpaceDN w:val="0"/>
-        <w:adjustRightInd w:val="0"/>
-        <w:spacing w:after="0" w:line="240" w:lineRule="auto"/>
-        <w:rPr>
-          <w:rFonts w:ascii="Cascadia Mono" w:hAnsi="Cascadia Mono" w:cs="Cascadia Mono"/>
-          <w:color w:val="000000"/>
-          <w:sz w:val="16"/>
-          <w:szCs w:val="16"/>
-        </w:rPr>
-      </w:pPr>
-      <w:r>
-        <w:rPr>
-          <w:rFonts w:ascii="Cascadia Mono" w:hAnsi="Cascadia Mono" w:cs="Cascadia Mono"/>
-          <w:color w:val="000000"/>
-          <w:sz w:val="16"/>
-          <w:szCs w:val="16"/>
-        </w:rPr>
-        <w:t xml:space="preserve">        </w:t>
-      </w:r>
-      <w:proofErr w:type="spellStart"/>
-      <w:r>
-        <w:rPr>
-          <w:rFonts w:ascii="Cascadia Mono" w:hAnsi="Cascadia Mono" w:cs="Cascadia Mono"/>
-          <w:color w:val="000000"/>
-          <w:sz w:val="16"/>
-          <w:szCs w:val="16"/>
-        </w:rPr>
-        <w:t>case</w:t>
-      </w:r>
-      <w:proofErr w:type="spellEnd"/>
-      <w:r>
-        <w:rPr>
-          <w:rFonts w:ascii="Cascadia Mono" w:hAnsi="Cascadia Mono" w:cs="Cascadia Mono"/>
-          <w:color w:val="000000"/>
-          <w:sz w:val="16"/>
-          <w:szCs w:val="16"/>
-        </w:rPr>
-        <w:t xml:space="preserve"> 5: {</w:t>
-      </w:r>
-    </w:p>
-    <w:p>
-      <w:pPr>
-        <w:autoSpaceDE w:val="0"/>
-        <w:autoSpaceDN w:val="0"/>
-        <w:adjustRightInd w:val="0"/>
-        <w:spacing w:after="0" w:line="240" w:lineRule="auto"/>
-        <w:rPr>
-          <w:rFonts w:ascii="Cascadia Mono" w:hAnsi="Cascadia Mono" w:cs="Cascadia Mono"/>
-          <w:color w:val="000000"/>
-          <w:sz w:val="16"/>
-          <w:szCs w:val="16"/>
-        </w:rPr>
-      </w:pPr>
-      <w:r>
-        <w:rPr>
-          <w:rFonts w:ascii="Cascadia Mono" w:hAnsi="Cascadia Mono" w:cs="Cascadia Mono"/>
-          <w:color w:val="000000"/>
-          <w:sz w:val="16"/>
-          <w:szCs w:val="16"/>
-        </w:rPr>
-        <w:t xml:space="preserve">            </w:t>
-      </w:r>
-      <w:proofErr w:type="spellStart"/>
-      <w:r>
-        <w:rPr>
-          <w:rFonts w:ascii="Cascadia Mono" w:hAnsi="Cascadia Mono" w:cs="Cascadia Mono"/>
-          <w:color w:val="000000"/>
-          <w:sz w:val="16"/>
-          <w:szCs w:val="16"/>
-        </w:rPr>
-        <w:t>string</w:t>
-      </w:r>
-      <w:proofErr w:type="spellEnd"/>
-      <w:r>
-        <w:rPr>
-          <w:rFonts w:ascii="Cascadia Mono" w:hAnsi="Cascadia Mono" w:cs="Cascadia Mono"/>
-          <w:color w:val="000000"/>
-          <w:sz w:val="16"/>
-          <w:szCs w:val="16"/>
-        </w:rPr>
-        <w:t xml:space="preserve"> </w:t>
-      </w:r>
-      <w:proofErr w:type="spellStart"/>
-      <w:r>
-        <w:rPr>
-          <w:rFonts w:ascii="Cascadia Mono" w:hAnsi="Cascadia Mono" w:cs="Cascadia Mono"/>
-          <w:color w:val="000000"/>
-          <w:sz w:val="16"/>
-          <w:szCs w:val="16"/>
-        </w:rPr>
-        <w:t>newColor</w:t>
-      </w:r>
-      <w:proofErr w:type="spellEnd"/>
-      <w:r>
-        <w:rPr>
-          <w:rFonts w:ascii="Cascadia Mono" w:hAnsi="Cascadia Mono" w:cs="Cascadia Mono"/>
-          <w:color w:val="000000"/>
-          <w:sz w:val="16"/>
-          <w:szCs w:val="16"/>
-        </w:rPr>
-        <w:t>;</w:t>
-      </w:r>
-    </w:p>
-    <w:p>
-      <w:pPr>
-        <w:autoSpaceDE w:val="0"/>
-        <w:autoSpaceDN w:val="0"/>
-        <w:adjustRightInd w:val="0"/>
-        <w:spacing w:after="0" w:line="240" w:lineRule="auto"/>
-        <w:rPr>
-          <w:rFonts w:ascii="Cascadia Mono" w:hAnsi="Cascadia Mono" w:cs="Cascadia Mono"/>
-          <w:color w:val="000000"/>
-          <w:sz w:val="16"/>
-          <w:szCs w:val="16"/>
-        </w:rPr>
-      </w:pPr>
-      <w:r>
-        <w:rPr>
-          <w:rFonts w:ascii="Cascadia Mono" w:hAnsi="Cascadia Mono" w:cs="Cascadia Mono"/>
-          <w:color w:val="000000"/>
-          <w:sz w:val="16"/>
-          <w:szCs w:val="16"/>
-        </w:rPr>
-        <w:t xml:space="preserve">            </w:t>
-      </w:r>
-      <w:proofErr w:type="spellStart"/>
-      <w:r>
-        <w:rPr>
-          <w:rFonts w:ascii="Cascadia Mono" w:hAnsi="Cascadia Mono" w:cs="Cascadia Mono"/>
-          <w:color w:val="000000"/>
-          <w:sz w:val="16"/>
-          <w:szCs w:val="16"/>
-        </w:rPr>
-        <w:t>cout</w:t>
-      </w:r>
-      <w:proofErr w:type="spellEnd"/>
-      <w:r>
-        <w:rPr>
-          <w:rFonts w:ascii="Cascadia Mono" w:hAnsi="Cascadia Mono" w:cs="Cascadia Mono"/>
-          <w:color w:val="000000"/>
-          <w:sz w:val="16"/>
-          <w:szCs w:val="16"/>
-        </w:rPr>
-        <w:t xml:space="preserve"> &lt;&lt; "Введіть новий колір для масового оновлення: ";</w:t>
-      </w:r>
-    </w:p>
-    <w:p>
-      <w:pPr>
-        <w:autoSpaceDE w:val="0"/>
-        <w:autoSpaceDN w:val="0"/>
-        <w:adjustRightInd w:val="0"/>
-        <w:spacing w:after="0" w:line="240" w:lineRule="auto"/>
-        <w:rPr>
-          <w:rFonts w:ascii="Cascadia Mono" w:hAnsi="Cascadia Mono" w:cs="Cascadia Mono"/>
-          <w:color w:val="000000"/>
-          <w:sz w:val="16"/>
-          <w:szCs w:val="16"/>
-        </w:rPr>
-      </w:pPr>
-      <w:r>
-        <w:rPr>
-          <w:rFonts w:ascii="Cascadia Mono" w:hAnsi="Cascadia Mono" w:cs="Cascadia Mono"/>
-          <w:color w:val="000000"/>
-          <w:sz w:val="16"/>
-          <w:szCs w:val="16"/>
-        </w:rPr>
-        <w:t xml:space="preserve">            </w:t>
-      </w:r>
-      <w:proofErr w:type="spellStart"/>
-      <w:r>
-        <w:rPr>
-          <w:rFonts w:ascii="Cascadia Mono" w:hAnsi="Cascadia Mono" w:cs="Cascadia Mono"/>
-          <w:color w:val="000000"/>
-          <w:sz w:val="16"/>
-          <w:szCs w:val="16"/>
-        </w:rPr>
-        <w:t>cin</w:t>
-      </w:r>
-      <w:proofErr w:type="spellEnd"/>
-      <w:r>
-        <w:rPr>
-          <w:rFonts w:ascii="Cascadia Mono" w:hAnsi="Cascadia Mono" w:cs="Cascadia Mono"/>
-          <w:color w:val="000000"/>
-          <w:sz w:val="16"/>
-          <w:szCs w:val="16"/>
-        </w:rPr>
-        <w:t xml:space="preserve"> &gt;&gt; </w:t>
-      </w:r>
-      <w:proofErr w:type="spellStart"/>
-      <w:r>
-        <w:rPr>
-          <w:rFonts w:ascii="Cascadia Mono" w:hAnsi="Cascadia Mono" w:cs="Cascadia Mono"/>
-          <w:color w:val="000000"/>
-          <w:sz w:val="16"/>
-          <w:szCs w:val="16"/>
-        </w:rPr>
-        <w:t>newColor</w:t>
-      </w:r>
-      <w:proofErr w:type="spellEnd"/>
-      <w:r>
-        <w:rPr>
-          <w:rFonts w:ascii="Cascadia Mono" w:hAnsi="Cascadia Mono" w:cs="Cascadia Mono"/>
-          <w:color w:val="000000"/>
-          <w:sz w:val="16"/>
-          <w:szCs w:val="16"/>
-        </w:rPr>
-        <w:t>;</w:t>
-      </w:r>
-    </w:p>
-    <w:p>
-      <w:pPr>
-        <w:autoSpaceDE w:val="0"/>
-        <w:autoSpaceDN w:val="0"/>
-        <w:adjustRightInd w:val="0"/>
-        <w:spacing w:after="0" w:line="240" w:lineRule="auto"/>
-        <w:rPr>
-          <w:rFonts w:ascii="Cascadia Mono" w:hAnsi="Cascadia Mono" w:cs="Cascadia Mono"/>
-          <w:color w:val="000000"/>
-          <w:sz w:val="16"/>
-          <w:szCs w:val="16"/>
-        </w:rPr>
-      </w:pPr>
-    </w:p>
-    <w:p>
-      <w:pPr>
-        <w:autoSpaceDE w:val="0"/>
-        <w:autoSpaceDN w:val="0"/>
-        <w:adjustRightInd w:val="0"/>
-        <w:spacing w:after="0" w:line="240" w:lineRule="auto"/>
-        <w:rPr>
-          <w:rFonts w:ascii="Cascadia Mono" w:hAnsi="Cascadia Mono" w:cs="Cascadia Mono"/>
-          <w:color w:val="000000"/>
-          <w:sz w:val="16"/>
-          <w:szCs w:val="16"/>
-        </w:rPr>
-      </w:pPr>
-      <w:r>
-        <w:rPr>
-          <w:rFonts w:ascii="Cascadia Mono" w:hAnsi="Cascadia Mono" w:cs="Cascadia Mono"/>
-          <w:color w:val="000000"/>
-          <w:sz w:val="16"/>
-          <w:szCs w:val="16"/>
-        </w:rPr>
-        <w:t xml:space="preserve">            // Демонстрація поліморфізму: проходимо по списку через </w:t>
-      </w:r>
-      <w:proofErr w:type="spellStart"/>
-      <w:r>
-        <w:rPr>
-          <w:rFonts w:ascii="Cascadia Mono" w:hAnsi="Cascadia Mono" w:cs="Cascadia Mono"/>
-          <w:color w:val="000000"/>
-          <w:sz w:val="16"/>
-          <w:szCs w:val="16"/>
-        </w:rPr>
-        <w:t>ітератор</w:t>
-      </w:r>
-      <w:proofErr w:type="spellEnd"/>
-    </w:p>
-    <w:p>
-      <w:pPr>
-        <w:autoSpaceDE w:val="0"/>
-        <w:autoSpaceDN w:val="0"/>
-        <w:adjustRightInd w:val="0"/>
-        <w:spacing w:after="0" w:line="240" w:lineRule="auto"/>
-        <w:rPr>
-          <w:rFonts w:ascii="Cascadia Mono" w:hAnsi="Cascadia Mono" w:cs="Cascadia Mono"/>
-          <w:color w:val="000000"/>
-          <w:sz w:val="16"/>
-          <w:szCs w:val="16"/>
-        </w:rPr>
-      </w:pPr>
-      <w:r>
-        <w:rPr>
-          <w:rFonts w:ascii="Cascadia Mono" w:hAnsi="Cascadia Mono" w:cs="Cascadia Mono"/>
-          <w:color w:val="000000"/>
-          <w:sz w:val="16"/>
-          <w:szCs w:val="16"/>
-        </w:rPr>
-        <w:t xml:space="preserve">            // і викликаємо метод через вказівник на базовий клас</w:t>
-      </w:r>
-    </w:p>
-    <w:p>
-      <w:pPr>
-        <w:autoSpaceDE w:val="0"/>
-        <w:autoSpaceDN w:val="0"/>
-        <w:adjustRightInd w:val="0"/>
-        <w:spacing w:after="0" w:line="240" w:lineRule="auto"/>
-        <w:rPr>
-          <w:rFonts w:ascii="Cascadia Mono" w:hAnsi="Cascadia Mono" w:cs="Cascadia Mono"/>
-          <w:color w:val="000000"/>
-          <w:sz w:val="16"/>
-          <w:szCs w:val="16"/>
-        </w:rPr>
-      </w:pPr>
-      <w:r>
-        <w:rPr>
-          <w:rFonts w:ascii="Cascadia Mono" w:hAnsi="Cascadia Mono" w:cs="Cascadia Mono"/>
-          <w:color w:val="000000"/>
-          <w:sz w:val="16"/>
-          <w:szCs w:val="16"/>
-        </w:rPr>
-        <w:t xml:space="preserve">            for (</w:t>
-      </w:r>
-      <w:proofErr w:type="spellStart"/>
-      <w:r>
-        <w:rPr>
-          <w:rFonts w:ascii="Cascadia Mono" w:hAnsi="Cascadia Mono" w:cs="Cascadia Mono"/>
-          <w:color w:val="000000"/>
-          <w:sz w:val="16"/>
-          <w:szCs w:val="16"/>
-        </w:rPr>
-        <w:t>auto</w:t>
-      </w:r>
-      <w:proofErr w:type="spellEnd"/>
-      <w:r>
-        <w:rPr>
-          <w:rFonts w:ascii="Cascadia Mono" w:hAnsi="Cascadia Mono" w:cs="Cascadia Mono"/>
-          <w:color w:val="000000"/>
-          <w:sz w:val="16"/>
-          <w:szCs w:val="16"/>
-        </w:rPr>
-        <w:t xml:space="preserve"> </w:t>
-      </w:r>
-      <w:proofErr w:type="spellStart"/>
-      <w:r>
-        <w:rPr>
-          <w:rFonts w:ascii="Cascadia Mono" w:hAnsi="Cascadia Mono" w:cs="Cascadia Mono"/>
-          <w:color w:val="000000"/>
-          <w:sz w:val="16"/>
-          <w:szCs w:val="16"/>
-        </w:rPr>
-        <w:t>it</w:t>
-      </w:r>
-      <w:proofErr w:type="spellEnd"/>
-      <w:r>
-        <w:rPr>
-          <w:rFonts w:ascii="Cascadia Mono" w:hAnsi="Cascadia Mono" w:cs="Cascadia Mono"/>
-          <w:color w:val="000000"/>
-          <w:sz w:val="16"/>
-          <w:szCs w:val="16"/>
-        </w:rPr>
-        <w:t xml:space="preserve"> = </w:t>
-      </w:r>
-      <w:proofErr w:type="spellStart"/>
-      <w:r>
-        <w:rPr>
-          <w:rFonts w:ascii="Cascadia Mono" w:hAnsi="Cascadia Mono" w:cs="Cascadia Mono"/>
-          <w:color w:val="000000"/>
-          <w:sz w:val="16"/>
-          <w:szCs w:val="16"/>
-        </w:rPr>
-        <w:t>manager.begin</w:t>
-      </w:r>
-      <w:proofErr w:type="spellEnd"/>
-      <w:r>
-        <w:rPr>
-          <w:rFonts w:ascii="Cascadia Mono" w:hAnsi="Cascadia Mono" w:cs="Cascadia Mono"/>
-          <w:color w:val="000000"/>
-          <w:sz w:val="16"/>
-          <w:szCs w:val="16"/>
-        </w:rPr>
-        <w:t xml:space="preserve">(); </w:t>
-      </w:r>
-      <w:proofErr w:type="spellStart"/>
-      <w:r>
-        <w:rPr>
-          <w:rFonts w:ascii="Cascadia Mono" w:hAnsi="Cascadia Mono" w:cs="Cascadia Mono"/>
-          <w:color w:val="000000"/>
-          <w:sz w:val="16"/>
-          <w:szCs w:val="16"/>
-        </w:rPr>
-        <w:t>it</w:t>
-      </w:r>
-      <w:proofErr w:type="spellEnd"/>
-      <w:r>
-        <w:rPr>
-          <w:rFonts w:ascii="Cascadia Mono" w:hAnsi="Cascadia Mono" w:cs="Cascadia Mono"/>
-          <w:color w:val="000000"/>
-          <w:sz w:val="16"/>
-          <w:szCs w:val="16"/>
-        </w:rPr>
-        <w:t xml:space="preserve"> != </w:t>
-      </w:r>
-      <w:proofErr w:type="spellStart"/>
-      <w:r>
-        <w:rPr>
-          <w:rFonts w:ascii="Cascadia Mono" w:hAnsi="Cascadia Mono" w:cs="Cascadia Mono"/>
-          <w:color w:val="000000"/>
-          <w:sz w:val="16"/>
-          <w:szCs w:val="16"/>
-        </w:rPr>
-        <w:t>manager.end</w:t>
-      </w:r>
-      <w:proofErr w:type="spellEnd"/>
-      <w:r>
-        <w:rPr>
-          <w:rFonts w:ascii="Cascadia Mono" w:hAnsi="Cascadia Mono" w:cs="Cascadia Mono"/>
-          <w:color w:val="000000"/>
-          <w:sz w:val="16"/>
-          <w:szCs w:val="16"/>
-        </w:rPr>
-        <w:t>(); ++</w:t>
-      </w:r>
-      <w:proofErr w:type="spellStart"/>
-      <w:r>
-        <w:rPr>
-          <w:rFonts w:ascii="Cascadia Mono" w:hAnsi="Cascadia Mono" w:cs="Cascadia Mono"/>
-          <w:color w:val="000000"/>
-          <w:sz w:val="16"/>
-          <w:szCs w:val="16"/>
-        </w:rPr>
-        <w:t>it</w:t>
-      </w:r>
-      <w:proofErr w:type="spellEnd"/>
-      <w:r>
-        <w:rPr>
-          <w:rFonts w:ascii="Cascadia Mono" w:hAnsi="Cascadia Mono" w:cs="Cascadia Mono"/>
-          <w:color w:val="000000"/>
-          <w:sz w:val="16"/>
-          <w:szCs w:val="16"/>
-        </w:rPr>
-        <w:t>) {</w:t>
-      </w:r>
-    </w:p>
-    <w:p>
-      <w:pPr>
-        <w:autoSpaceDE w:val="0"/>
-        <w:autoSpaceDN w:val="0"/>
-        <w:adjustRightInd w:val="0"/>
-        <w:spacing w:after="0" w:line="240" w:lineRule="auto"/>
-        <w:rPr>
-          <w:rFonts w:ascii="Cascadia Mono" w:hAnsi="Cascadia Mono" w:cs="Cascadia Mono"/>
-          <w:color w:val="000000"/>
-          <w:sz w:val="16"/>
-          <w:szCs w:val="16"/>
-        </w:rPr>
-      </w:pPr>
-      <w:r>
-        <w:rPr>
-          <w:rFonts w:ascii="Cascadia Mono" w:hAnsi="Cascadia Mono" w:cs="Cascadia Mono"/>
-          <w:color w:val="000000"/>
-          <w:sz w:val="16"/>
-          <w:szCs w:val="16"/>
-        </w:rPr>
-        <w:t xml:space="preserve">                </w:t>
-      </w:r>
-      <w:proofErr w:type="spellStart"/>
-      <w:r>
-        <w:rPr>
-          <w:rFonts w:ascii="Cascadia Mono" w:hAnsi="Cascadia Mono" w:cs="Cascadia Mono"/>
-          <w:color w:val="000000"/>
-          <w:sz w:val="16"/>
-          <w:szCs w:val="16"/>
-        </w:rPr>
-        <w:t>Window</w:t>
-      </w:r>
-      <w:proofErr w:type="spellEnd"/>
-      <w:r>
-        <w:rPr>
-          <w:rFonts w:ascii="Cascadia Mono" w:hAnsi="Cascadia Mono" w:cs="Cascadia Mono"/>
-          <w:color w:val="000000"/>
-          <w:sz w:val="16"/>
-          <w:szCs w:val="16"/>
-        </w:rPr>
-        <w:t xml:space="preserve">* </w:t>
-      </w:r>
-      <w:proofErr w:type="spellStart"/>
-      <w:r>
-        <w:rPr>
-          <w:rFonts w:ascii="Cascadia Mono" w:hAnsi="Cascadia Mono" w:cs="Cascadia Mono"/>
-          <w:color w:val="000000"/>
-          <w:sz w:val="16"/>
-          <w:szCs w:val="16"/>
-        </w:rPr>
-        <w:t>basePtr</w:t>
-      </w:r>
-      <w:proofErr w:type="spellEnd"/>
-      <w:r>
-        <w:rPr>
-          <w:rFonts w:ascii="Cascadia Mono" w:hAnsi="Cascadia Mono" w:cs="Cascadia Mono"/>
-          <w:color w:val="000000"/>
-          <w:sz w:val="16"/>
-          <w:szCs w:val="16"/>
-        </w:rPr>
-        <w:t xml:space="preserve"> = &amp;(*</w:t>
-      </w:r>
-      <w:proofErr w:type="spellStart"/>
-      <w:r>
-        <w:rPr>
-          <w:rFonts w:ascii="Cascadia Mono" w:hAnsi="Cascadia Mono" w:cs="Cascadia Mono"/>
-          <w:color w:val="000000"/>
-          <w:sz w:val="16"/>
-          <w:szCs w:val="16"/>
-        </w:rPr>
-        <w:t>it</w:t>
-      </w:r>
-      <w:proofErr w:type="spellEnd"/>
-      <w:r>
-        <w:rPr>
-          <w:rFonts w:ascii="Cascadia Mono" w:hAnsi="Cascadia Mono" w:cs="Cascadia Mono"/>
-          <w:color w:val="000000"/>
-          <w:sz w:val="16"/>
-          <w:szCs w:val="16"/>
-        </w:rPr>
-        <w:t>); // Вказівник базового типу</w:t>
-      </w:r>
-    </w:p>
-    <w:p>
-      <w:pPr>
-        <w:autoSpaceDE w:val="0"/>
-        <w:autoSpaceDN w:val="0"/>
-        <w:adjustRightInd w:val="0"/>
-        <w:spacing w:after="0" w:line="240" w:lineRule="auto"/>
-        <w:rPr>
-          <w:rFonts w:ascii="Cascadia Mono" w:hAnsi="Cascadia Mono" w:cs="Cascadia Mono"/>
-          <w:color w:val="000000"/>
-          <w:sz w:val="16"/>
-          <w:szCs w:val="16"/>
-        </w:rPr>
-      </w:pPr>
-      <w:r>
-        <w:rPr>
-          <w:rFonts w:ascii="Cascadia Mono" w:hAnsi="Cascadia Mono" w:cs="Cascadia Mono"/>
-          <w:color w:val="000000"/>
-          <w:sz w:val="16"/>
-          <w:szCs w:val="16"/>
-        </w:rPr>
-        <w:t xml:space="preserve">                </w:t>
-      </w:r>
-      <w:proofErr w:type="spellStart"/>
-      <w:r>
-        <w:rPr>
-          <w:rFonts w:ascii="Cascadia Mono" w:hAnsi="Cascadia Mono" w:cs="Cascadia Mono"/>
-          <w:color w:val="000000"/>
-          <w:sz w:val="16"/>
-          <w:szCs w:val="16"/>
-        </w:rPr>
-        <w:t>basePtr</w:t>
-      </w:r>
-      <w:proofErr w:type="spellEnd"/>
-      <w:r>
-        <w:rPr>
-          <w:rFonts w:ascii="Cascadia Mono" w:hAnsi="Cascadia Mono" w:cs="Cascadia Mono"/>
-          <w:color w:val="000000"/>
-          <w:sz w:val="16"/>
-          <w:szCs w:val="16"/>
-        </w:rPr>
-        <w:t>-&gt;</w:t>
-      </w:r>
-      <w:proofErr w:type="spellStart"/>
-      <w:r>
-        <w:rPr>
-          <w:rFonts w:ascii="Cascadia Mono" w:hAnsi="Cascadia Mono" w:cs="Cascadia Mono"/>
-          <w:color w:val="000000"/>
-          <w:sz w:val="16"/>
-          <w:szCs w:val="16"/>
-        </w:rPr>
-        <w:t>setColor</w:t>
-      </w:r>
-      <w:proofErr w:type="spellEnd"/>
-      <w:r>
-        <w:rPr>
-          <w:rFonts w:ascii="Cascadia Mono" w:hAnsi="Cascadia Mono" w:cs="Cascadia Mono"/>
-          <w:color w:val="000000"/>
-          <w:sz w:val="16"/>
-          <w:szCs w:val="16"/>
-        </w:rPr>
-        <w:t>(</w:t>
-      </w:r>
-      <w:proofErr w:type="spellStart"/>
-      <w:r>
-        <w:rPr>
-          <w:rFonts w:ascii="Cascadia Mono" w:hAnsi="Cascadia Mono" w:cs="Cascadia Mono"/>
-          <w:color w:val="000000"/>
-          <w:sz w:val="16"/>
-          <w:szCs w:val="16"/>
-        </w:rPr>
-        <w:t>newColor</w:t>
-      </w:r>
-      <w:proofErr w:type="spellEnd"/>
-      <w:r>
-        <w:rPr>
-          <w:rFonts w:ascii="Cascadia Mono" w:hAnsi="Cascadia Mono" w:cs="Cascadia Mono"/>
-          <w:color w:val="000000"/>
-          <w:sz w:val="16"/>
-          <w:szCs w:val="16"/>
-        </w:rPr>
-        <w:t xml:space="preserve">); // </w:t>
-      </w:r>
-      <w:proofErr w:type="spellStart"/>
-      <w:r>
-        <w:rPr>
-          <w:rFonts w:ascii="Cascadia Mono" w:hAnsi="Cascadia Mono" w:cs="Cascadia Mono"/>
-          <w:color w:val="000000"/>
-          <w:sz w:val="16"/>
-          <w:szCs w:val="16"/>
-        </w:rPr>
-        <w:t>Викличеться</w:t>
-      </w:r>
-      <w:proofErr w:type="spellEnd"/>
-      <w:r>
-        <w:rPr>
-          <w:rFonts w:ascii="Cascadia Mono" w:hAnsi="Cascadia Mono" w:cs="Cascadia Mono"/>
-          <w:color w:val="000000"/>
-          <w:sz w:val="16"/>
-          <w:szCs w:val="16"/>
-        </w:rPr>
-        <w:t xml:space="preserve"> </w:t>
-      </w:r>
-      <w:proofErr w:type="spellStart"/>
-      <w:r>
-        <w:rPr>
-          <w:rFonts w:ascii="Cascadia Mono" w:hAnsi="Cascadia Mono" w:cs="Cascadia Mono"/>
-          <w:color w:val="000000"/>
-          <w:sz w:val="16"/>
-          <w:szCs w:val="16"/>
-        </w:rPr>
-        <w:t>setColor</w:t>
-      </w:r>
-      <w:proofErr w:type="spellEnd"/>
-      <w:r>
-        <w:rPr>
-          <w:rFonts w:ascii="Cascadia Mono" w:hAnsi="Cascadia Mono" w:cs="Cascadia Mono"/>
-          <w:color w:val="000000"/>
-          <w:sz w:val="16"/>
-          <w:szCs w:val="16"/>
-        </w:rPr>
-        <w:t xml:space="preserve"> з </w:t>
-      </w:r>
-      <w:proofErr w:type="spellStart"/>
-      <w:r>
-        <w:rPr>
-          <w:rFonts w:ascii="Cascadia Mono" w:hAnsi="Cascadia Mono" w:cs="Cascadia Mono"/>
-          <w:color w:val="000000"/>
-          <w:sz w:val="16"/>
-          <w:szCs w:val="16"/>
-        </w:rPr>
-        <w:t>TitleWindow</w:t>
-      </w:r>
-      <w:proofErr w:type="spellEnd"/>
-    </w:p>
-    <w:p>
-      <w:pPr>
-        <w:autoSpaceDE w:val="0"/>
-        <w:autoSpaceDN w:val="0"/>
-        <w:adjustRightInd w:val="0"/>
-        <w:spacing w:after="0" w:line="240" w:lineRule="auto"/>
-        <w:rPr>
-          <w:rFonts w:ascii="Cascadia Mono" w:hAnsi="Cascadia Mono" w:cs="Cascadia Mono"/>
-          <w:color w:val="000000"/>
-          <w:sz w:val="16"/>
-          <w:szCs w:val="16"/>
-        </w:rPr>
-      </w:pPr>
-      <w:r>
-        <w:rPr>
-          <w:rFonts w:ascii="Cascadia Mono" w:hAnsi="Cascadia Mono" w:cs="Cascadia Mono"/>
-          <w:color w:val="000000"/>
-          <w:sz w:val="16"/>
-          <w:szCs w:val="16"/>
-        </w:rPr>
-        <w:t xml:space="preserve">            }</w:t>
-      </w:r>
-    </w:p>
-    <w:p>
-      <w:pPr>
-        <w:autoSpaceDE w:val="0"/>
-        <w:autoSpaceDN w:val="0"/>
-        <w:adjustRightInd w:val="0"/>
-        <w:spacing w:after="0" w:line="240" w:lineRule="auto"/>
-        <w:rPr>
-          <w:rFonts w:ascii="Cascadia Mono" w:hAnsi="Cascadia Mono" w:cs="Cascadia Mono"/>
-          <w:color w:val="000000"/>
-          <w:sz w:val="16"/>
-          <w:szCs w:val="16"/>
-        </w:rPr>
-      </w:pPr>
-      <w:r>
-        <w:rPr>
-          <w:rFonts w:ascii="Cascadia Mono" w:hAnsi="Cascadia Mono" w:cs="Cascadia Mono"/>
-          <w:color w:val="000000"/>
-          <w:sz w:val="16"/>
-          <w:szCs w:val="16"/>
-        </w:rPr>
-        <w:t xml:space="preserve">            </w:t>
-      </w:r>
-      <w:proofErr w:type="spellStart"/>
-      <w:r>
-        <w:rPr>
-          <w:rFonts w:ascii="Cascadia Mono" w:hAnsi="Cascadia Mono" w:cs="Cascadia Mono"/>
-          <w:color w:val="000000"/>
-          <w:sz w:val="16"/>
-          <w:szCs w:val="16"/>
-        </w:rPr>
-        <w:t>cout</w:t>
-      </w:r>
-      <w:proofErr w:type="spellEnd"/>
-      <w:r>
-        <w:rPr>
-          <w:rFonts w:ascii="Cascadia Mono" w:hAnsi="Cascadia Mono" w:cs="Cascadia Mono"/>
-          <w:color w:val="000000"/>
-          <w:sz w:val="16"/>
-          <w:szCs w:val="16"/>
-        </w:rPr>
-        <w:t xml:space="preserve"> &lt;&lt; "Стиль усіх вікон оновлено" &lt;&lt; </w:t>
-      </w:r>
-      <w:proofErr w:type="spellStart"/>
-      <w:r>
-        <w:rPr>
-          <w:rFonts w:ascii="Cascadia Mono" w:hAnsi="Cascadia Mono" w:cs="Cascadia Mono"/>
-          <w:color w:val="000000"/>
-          <w:sz w:val="16"/>
-          <w:szCs w:val="16"/>
-        </w:rPr>
-        <w:t>endl</w:t>
-      </w:r>
-      <w:proofErr w:type="spellEnd"/>
-      <w:r>
-        <w:rPr>
-          <w:rFonts w:ascii="Cascadia Mono" w:hAnsi="Cascadia Mono" w:cs="Cascadia Mono"/>
-          <w:color w:val="000000"/>
-          <w:sz w:val="16"/>
-          <w:szCs w:val="16"/>
-        </w:rPr>
-        <w:t>;</w:t>
-      </w:r>
-    </w:p>
-    <w:p>
-      <w:pPr>
-        <w:autoSpaceDE w:val="0"/>
-        <w:autoSpaceDN w:val="0"/>
-        <w:adjustRightInd w:val="0"/>
-        <w:spacing w:after="0" w:line="240" w:lineRule="auto"/>
-        <w:rPr>
-          <w:rFonts w:ascii="Cascadia Mono" w:hAnsi="Cascadia Mono" w:cs="Cascadia Mono"/>
-          <w:color w:val="000000"/>
-          <w:sz w:val="16"/>
-          <w:szCs w:val="16"/>
-        </w:rPr>
-      </w:pPr>
-      <w:r>
-        <w:rPr>
-          <w:rFonts w:ascii="Cascadia Mono" w:hAnsi="Cascadia Mono" w:cs="Cascadia Mono"/>
-          <w:color w:val="000000"/>
-          <w:sz w:val="16"/>
-          <w:szCs w:val="16"/>
-        </w:rPr>
-        <w:t xml:space="preserve">            break;</w:t>
-      </w:r>
-    </w:p>
-    <w:p>
-      <w:pPr>
-        <w:autoSpaceDE w:val="0"/>
-        <w:autoSpaceDN w:val="0"/>
-        <w:adjustRightInd w:val="0"/>
-        <w:spacing w:after="0" w:line="240" w:lineRule="auto"/>
-        <w:rPr>
-          <w:rFonts w:ascii="Cascadia Mono" w:hAnsi="Cascadia Mono" w:cs="Cascadia Mono"/>
-          <w:color w:val="000000"/>
-          <w:sz w:val="16"/>
-          <w:szCs w:val="16"/>
-        </w:rPr>
-      </w:pPr>
-      <w:r>
-        <w:rPr>
-          <w:rFonts w:ascii="Cascadia Mono" w:hAnsi="Cascadia Mono" w:cs="Cascadia Mono"/>
-          <w:color w:val="000000"/>
-          <w:sz w:val="16"/>
-          <w:szCs w:val="16"/>
-        </w:rPr>
-        <w:t xml:space="preserve">        }</w:t>
-      </w:r>
-    </w:p>
-    <w:p>
-      <w:pPr>
-        <w:autoSpaceDE w:val="0"/>
-        <w:autoSpaceDN w:val="0"/>
-        <w:adjustRightInd w:val="0"/>
-        <w:spacing w:after="0" w:line="240" w:lineRule="auto"/>
-        <w:rPr>
-          <w:rFonts w:ascii="Cascadia Mono" w:hAnsi="Cascadia Mono" w:cs="Cascadia Mono"/>
-          <w:color w:val="000000"/>
-          <w:sz w:val="16"/>
-          <w:szCs w:val="16"/>
-        </w:rPr>
-      </w:pPr>
-    </w:p>
-    <w:p>
-      <w:pPr>
-        <w:autoSpaceDE w:val="0"/>
-        <w:autoSpaceDN w:val="0"/>
-        <w:adjustRightInd w:val="0"/>
-        <w:spacing w:after="0" w:line="240" w:lineRule="auto"/>
-        <w:rPr>
-          <w:rFonts w:ascii="Cascadia Mono" w:hAnsi="Cascadia Mono" w:cs="Cascadia Mono"/>
-          <w:color w:val="000000"/>
-          <w:sz w:val="16"/>
-          <w:szCs w:val="16"/>
-        </w:rPr>
-      </w:pPr>
-      <w:r>
-        <w:rPr>
-          <w:rFonts w:ascii="Cascadia Mono" w:hAnsi="Cascadia Mono" w:cs="Cascadia Mono"/>
-          <w:color w:val="000000"/>
-          <w:sz w:val="16"/>
-          <w:szCs w:val="16"/>
-        </w:rPr>
-        <w:t xml:space="preserve">        </w:t>
-      </w:r>
-      <w:proofErr w:type="spellStart"/>
-      <w:r>
-        <w:rPr>
-          <w:rFonts w:ascii="Cascadia Mono" w:hAnsi="Cascadia Mono" w:cs="Cascadia Mono"/>
-          <w:color w:val="000000"/>
-          <w:sz w:val="16"/>
-          <w:szCs w:val="16"/>
-        </w:rPr>
-        <w:t>case</w:t>
-      </w:r>
-      <w:proofErr w:type="spellEnd"/>
-      <w:r>
-        <w:rPr>
-          <w:rFonts w:ascii="Cascadia Mono" w:hAnsi="Cascadia Mono" w:cs="Cascadia Mono"/>
-          <w:color w:val="000000"/>
-          <w:sz w:val="16"/>
-          <w:szCs w:val="16"/>
-        </w:rPr>
-        <w:t xml:space="preserve"> 6: {</w:t>
-      </w:r>
-    </w:p>
-    <w:p>
-      <w:pPr>
-        <w:autoSpaceDE w:val="0"/>
-        <w:autoSpaceDN w:val="0"/>
-        <w:adjustRightInd w:val="0"/>
-        <w:spacing w:after="0" w:line="240" w:lineRule="auto"/>
-        <w:rPr>
-          <w:rFonts w:ascii="Cascadia Mono" w:hAnsi="Cascadia Mono" w:cs="Cascadia Mono"/>
-          <w:color w:val="000000"/>
-          <w:sz w:val="16"/>
-          <w:szCs w:val="16"/>
-        </w:rPr>
-      </w:pPr>
-      <w:r>
-        <w:rPr>
-          <w:rFonts w:ascii="Cascadia Mono" w:hAnsi="Cascadia Mono" w:cs="Cascadia Mono"/>
-          <w:color w:val="000000"/>
-          <w:sz w:val="16"/>
-          <w:szCs w:val="16"/>
-        </w:rPr>
-        <w:t xml:space="preserve">            int </w:t>
-      </w:r>
-      <w:proofErr w:type="spellStart"/>
-      <w:r>
-        <w:rPr>
-          <w:rFonts w:ascii="Cascadia Mono" w:hAnsi="Cascadia Mono" w:cs="Cascadia Mono"/>
-          <w:color w:val="000000"/>
-          <w:sz w:val="16"/>
-          <w:szCs w:val="16"/>
-        </w:rPr>
-        <w:t>op</w:t>
-      </w:r>
-      <w:proofErr w:type="spellEnd"/>
-      <w:r>
-        <w:rPr>
-          <w:rFonts w:ascii="Cascadia Mono" w:hAnsi="Cascadia Mono" w:cs="Cascadia Mono"/>
-          <w:color w:val="000000"/>
-          <w:sz w:val="16"/>
-          <w:szCs w:val="16"/>
-        </w:rPr>
-        <w:t>;</w:t>
-      </w:r>
-    </w:p>
-    <w:p>
-      <w:pPr>
-        <w:autoSpaceDE w:val="0"/>
-        <w:autoSpaceDN w:val="0"/>
-        <w:adjustRightInd w:val="0"/>
-        <w:spacing w:after="0" w:line="240" w:lineRule="auto"/>
-        <w:rPr>
-          <w:rFonts w:ascii="Cascadia Mono" w:hAnsi="Cascadia Mono" w:cs="Cascadia Mono"/>
-          <w:color w:val="000000"/>
-          <w:sz w:val="16"/>
-          <w:szCs w:val="16"/>
-        </w:rPr>
-      </w:pPr>
-      <w:r>
-        <w:rPr>
-          <w:rFonts w:ascii="Cascadia Mono" w:hAnsi="Cascadia Mono" w:cs="Cascadia Mono"/>
-          <w:color w:val="000000"/>
-          <w:sz w:val="16"/>
-          <w:szCs w:val="16"/>
-        </w:rPr>
-        <w:t xml:space="preserve">            </w:t>
-      </w:r>
-      <w:proofErr w:type="spellStart"/>
-      <w:r>
-        <w:rPr>
-          <w:rFonts w:ascii="Cascadia Mono" w:hAnsi="Cascadia Mono" w:cs="Cascadia Mono"/>
-          <w:color w:val="000000"/>
-          <w:sz w:val="16"/>
-          <w:szCs w:val="16"/>
-        </w:rPr>
-        <w:t>cout</w:t>
-      </w:r>
-      <w:proofErr w:type="spellEnd"/>
-      <w:r>
-        <w:rPr>
-          <w:rFonts w:ascii="Cascadia Mono" w:hAnsi="Cascadia Mono" w:cs="Cascadia Mono"/>
-          <w:color w:val="000000"/>
-          <w:sz w:val="16"/>
-          <w:szCs w:val="16"/>
-        </w:rPr>
-        <w:t xml:space="preserve"> &lt;&lt; "1 - Зберегти у файл, 2 - Завантажити з файлу: ";</w:t>
-      </w:r>
-    </w:p>
-    <w:p>
-      <w:pPr>
-        <w:autoSpaceDE w:val="0"/>
-        <w:autoSpaceDN w:val="0"/>
-        <w:adjustRightInd w:val="0"/>
-        <w:spacing w:after="0" w:line="240" w:lineRule="auto"/>
-        <w:rPr>
-          <w:rFonts w:ascii="Cascadia Mono" w:hAnsi="Cascadia Mono" w:cs="Cascadia Mono"/>
-          <w:color w:val="000000"/>
-          <w:sz w:val="16"/>
-          <w:szCs w:val="16"/>
-        </w:rPr>
-      </w:pPr>
-      <w:r>
-        <w:rPr>
-          <w:rFonts w:ascii="Cascadia Mono" w:hAnsi="Cascadia Mono" w:cs="Cascadia Mono"/>
-          <w:color w:val="000000"/>
-          <w:sz w:val="16"/>
-          <w:szCs w:val="16"/>
-        </w:rPr>
-        <w:t xml:space="preserve">            </w:t>
-      </w:r>
-      <w:proofErr w:type="spellStart"/>
-      <w:r>
-        <w:rPr>
-          <w:rFonts w:ascii="Cascadia Mono" w:hAnsi="Cascadia Mono" w:cs="Cascadia Mono"/>
-          <w:color w:val="000000"/>
-          <w:sz w:val="16"/>
-          <w:szCs w:val="16"/>
-        </w:rPr>
-        <w:t>cin</w:t>
-      </w:r>
-      <w:proofErr w:type="spellEnd"/>
-      <w:r>
-        <w:rPr>
-          <w:rFonts w:ascii="Cascadia Mono" w:hAnsi="Cascadia Mono" w:cs="Cascadia Mono"/>
-          <w:color w:val="000000"/>
-          <w:sz w:val="16"/>
-          <w:szCs w:val="16"/>
-        </w:rPr>
-        <w:t xml:space="preserve"> &gt;&gt; </w:t>
-      </w:r>
-      <w:proofErr w:type="spellStart"/>
-      <w:r>
-        <w:rPr>
-          <w:rFonts w:ascii="Cascadia Mono" w:hAnsi="Cascadia Mono" w:cs="Cascadia Mono"/>
-          <w:color w:val="000000"/>
-          <w:sz w:val="16"/>
-          <w:szCs w:val="16"/>
-        </w:rPr>
-        <w:t>op</w:t>
-      </w:r>
-      <w:proofErr w:type="spellEnd"/>
-      <w:r>
-        <w:rPr>
-          <w:rFonts w:ascii="Cascadia Mono" w:hAnsi="Cascadia Mono" w:cs="Cascadia Mono"/>
-          <w:color w:val="000000"/>
-          <w:sz w:val="16"/>
-          <w:szCs w:val="16"/>
-        </w:rPr>
-        <w:t>;</w:t>
+        <w:t xml:space="preserve"> &gt;&gt; op;</w:t>
       </w:r>
     </w:p>
     <w:p>
@@ -30595,6 +30446,358 @@
           <w:sz w:val="16"/>
           <w:szCs w:val="16"/>
         </w:rPr>
+        <w:t xml:space="preserve"> class </w:t>
+      </w:r>
+      <w:proofErr w:type="spellStart"/>
+      <w:r>
+        <w:rPr>
+          <w:rFonts w:ascii="Cascadia Mono" w:hAnsi="Cascadia Mono" w:cs="Cascadia Mono"/>
+          <w:color w:val="000000"/>
+          <w:sz w:val="16"/>
+          <w:szCs w:val="16"/>
+        </w:rPr>
+        <w:t>Window</w:t>
+      </w:r>
+      <w:proofErr w:type="spellEnd"/>
+    </w:p>
+    <w:p>
+      <w:pPr>
+        <w:autoSpaceDE w:val="0"/>
+        <w:autoSpaceDN w:val="0"/>
+        <w:adjustRightInd w:val="0"/>
+        <w:spacing w:after="0" w:line="240" w:lineRule="auto"/>
+        <w:rPr>
+          <w:rFonts w:ascii="Cascadia Mono" w:hAnsi="Cascadia Mono" w:cs="Cascadia Mono"/>
+          <w:color w:val="000000"/>
+          <w:sz w:val="16"/>
+          <w:szCs w:val="16"/>
+        </w:rPr>
+      </w:pPr>
+      <w:r>
+        <w:rPr>
+          <w:rFonts w:ascii="Cascadia Mono" w:hAnsi="Cascadia Mono" w:cs="Cascadia Mono"/>
+          <w:color w:val="000000"/>
+          <w:sz w:val="16"/>
+          <w:szCs w:val="16"/>
+        </w:rPr>
+        <w:t xml:space="preserve">    {</w:t>
+      </w:r>
+    </w:p>
+    <w:p>
+      <w:pPr>
+        <w:autoSpaceDE w:val="0"/>
+        <w:autoSpaceDN w:val="0"/>
+        <w:adjustRightInd w:val="0"/>
+        <w:spacing w:after="0" w:line="240" w:lineRule="auto"/>
+        <w:rPr>
+          <w:rFonts w:ascii="Cascadia Mono" w:hAnsi="Cascadia Mono" w:cs="Cascadia Mono"/>
+          <w:color w:val="000000"/>
+          <w:sz w:val="16"/>
+          <w:szCs w:val="16"/>
+        </w:rPr>
+      </w:pPr>
+      <w:r>
+        <w:rPr>
+          <w:rFonts w:ascii="Cascadia Mono" w:hAnsi="Cascadia Mono" w:cs="Cascadia Mono"/>
+          <w:color w:val="000000"/>
+          <w:sz w:val="16"/>
+          <w:szCs w:val="16"/>
+        </w:rPr>
+        <w:t xml:space="preserve">        // Координати та колір фону</w:t>
+      </w:r>
+    </w:p>
+    <w:p>
+      <w:pPr>
+        <w:autoSpaceDE w:val="0"/>
+        <w:autoSpaceDN w:val="0"/>
+        <w:adjustRightInd w:val="0"/>
+        <w:spacing w:after="0" w:line="240" w:lineRule="auto"/>
+        <w:rPr>
+          <w:rFonts w:ascii="Cascadia Mono" w:hAnsi="Cascadia Mono" w:cs="Cascadia Mono"/>
+          <w:color w:val="000000"/>
+          <w:sz w:val="16"/>
+          <w:szCs w:val="16"/>
+        </w:rPr>
+      </w:pPr>
+      <w:r>
+        <w:rPr>
+          <w:rFonts w:ascii="Cascadia Mono" w:hAnsi="Cascadia Mono" w:cs="Cascadia Mono"/>
+          <w:color w:val="000000"/>
+          <w:sz w:val="16"/>
+          <w:szCs w:val="16"/>
+        </w:rPr>
+        <w:t xml:space="preserve">        </w:t>
+      </w:r>
+      <w:proofErr w:type="spellStart"/>
+      <w:r>
+        <w:rPr>
+          <w:rFonts w:ascii="Cascadia Mono" w:hAnsi="Cascadia Mono" w:cs="Cascadia Mono"/>
+          <w:color w:val="000000"/>
+          <w:sz w:val="16"/>
+          <w:szCs w:val="16"/>
+        </w:rPr>
+        <w:t>public</w:t>
+      </w:r>
+      <w:proofErr w:type="spellEnd"/>
+      <w:r>
+        <w:rPr>
+          <w:rFonts w:ascii="Cascadia Mono" w:hAnsi="Cascadia Mono" w:cs="Cascadia Mono"/>
+          <w:color w:val="000000"/>
+          <w:sz w:val="16"/>
+          <w:szCs w:val="16"/>
+        </w:rPr>
+        <w:t xml:space="preserve"> int X1 { </w:t>
+      </w:r>
+      <w:proofErr w:type="spellStart"/>
+      <w:r>
+        <w:rPr>
+          <w:rFonts w:ascii="Cascadia Mono" w:hAnsi="Cascadia Mono" w:cs="Cascadia Mono"/>
+          <w:color w:val="000000"/>
+          <w:sz w:val="16"/>
+          <w:szCs w:val="16"/>
+        </w:rPr>
+        <w:t>get</w:t>
+      </w:r>
+      <w:proofErr w:type="spellEnd"/>
+      <w:r>
+        <w:rPr>
+          <w:rFonts w:ascii="Cascadia Mono" w:hAnsi="Cascadia Mono" w:cs="Cascadia Mono"/>
+          <w:color w:val="000000"/>
+          <w:sz w:val="16"/>
+          <w:szCs w:val="16"/>
+        </w:rPr>
+        <w:t>; set; }</w:t>
+      </w:r>
+    </w:p>
+    <w:p>
+      <w:pPr>
+        <w:autoSpaceDE w:val="0"/>
+        <w:autoSpaceDN w:val="0"/>
+        <w:adjustRightInd w:val="0"/>
+        <w:spacing w:after="0" w:line="240" w:lineRule="auto"/>
+        <w:rPr>
+          <w:rFonts w:ascii="Cascadia Mono" w:hAnsi="Cascadia Mono" w:cs="Cascadia Mono"/>
+          <w:color w:val="000000"/>
+          <w:sz w:val="16"/>
+          <w:szCs w:val="16"/>
+        </w:rPr>
+      </w:pPr>
+      <w:r>
+        <w:rPr>
+          <w:rFonts w:ascii="Cascadia Mono" w:hAnsi="Cascadia Mono" w:cs="Cascadia Mono"/>
+          <w:color w:val="000000"/>
+          <w:sz w:val="16"/>
+          <w:szCs w:val="16"/>
+        </w:rPr>
+        <w:t xml:space="preserve">        </w:t>
+      </w:r>
+      <w:proofErr w:type="spellStart"/>
+      <w:r>
+        <w:rPr>
+          <w:rFonts w:ascii="Cascadia Mono" w:hAnsi="Cascadia Mono" w:cs="Cascadia Mono"/>
+          <w:color w:val="000000"/>
+          <w:sz w:val="16"/>
+          <w:szCs w:val="16"/>
+        </w:rPr>
+        <w:t>public</w:t>
+      </w:r>
+      <w:proofErr w:type="spellEnd"/>
+      <w:r>
+        <w:rPr>
+          <w:rFonts w:ascii="Cascadia Mono" w:hAnsi="Cascadia Mono" w:cs="Cascadia Mono"/>
+          <w:color w:val="000000"/>
+          <w:sz w:val="16"/>
+          <w:szCs w:val="16"/>
+        </w:rPr>
+        <w:t xml:space="preserve"> int Y1 { </w:t>
+      </w:r>
+      <w:proofErr w:type="spellStart"/>
+      <w:r>
+        <w:rPr>
+          <w:rFonts w:ascii="Cascadia Mono" w:hAnsi="Cascadia Mono" w:cs="Cascadia Mono"/>
+          <w:color w:val="000000"/>
+          <w:sz w:val="16"/>
+          <w:szCs w:val="16"/>
+        </w:rPr>
+        <w:t>get</w:t>
+      </w:r>
+      <w:proofErr w:type="spellEnd"/>
+      <w:r>
+        <w:rPr>
+          <w:rFonts w:ascii="Cascadia Mono" w:hAnsi="Cascadia Mono" w:cs="Cascadia Mono"/>
+          <w:color w:val="000000"/>
+          <w:sz w:val="16"/>
+          <w:szCs w:val="16"/>
+        </w:rPr>
+        <w:t>; set; }</w:t>
+      </w:r>
+    </w:p>
+    <w:p>
+      <w:pPr>
+        <w:autoSpaceDE w:val="0"/>
+        <w:autoSpaceDN w:val="0"/>
+        <w:adjustRightInd w:val="0"/>
+        <w:spacing w:after="0" w:line="240" w:lineRule="auto"/>
+        <w:rPr>
+          <w:rFonts w:ascii="Cascadia Mono" w:hAnsi="Cascadia Mono" w:cs="Cascadia Mono"/>
+          <w:color w:val="000000"/>
+          <w:sz w:val="16"/>
+          <w:szCs w:val="16"/>
+        </w:rPr>
+      </w:pPr>
+      <w:r>
+        <w:rPr>
+          <w:rFonts w:ascii="Cascadia Mono" w:hAnsi="Cascadia Mono" w:cs="Cascadia Mono"/>
+          <w:color w:val="000000"/>
+          <w:sz w:val="16"/>
+          <w:szCs w:val="16"/>
+        </w:rPr>
+        <w:t xml:space="preserve">        </w:t>
+      </w:r>
+      <w:proofErr w:type="spellStart"/>
+      <w:r>
+        <w:rPr>
+          <w:rFonts w:ascii="Cascadia Mono" w:hAnsi="Cascadia Mono" w:cs="Cascadia Mono"/>
+          <w:color w:val="000000"/>
+          <w:sz w:val="16"/>
+          <w:szCs w:val="16"/>
+        </w:rPr>
+        <w:t>public</w:t>
+      </w:r>
+      <w:proofErr w:type="spellEnd"/>
+      <w:r>
+        <w:rPr>
+          <w:rFonts w:ascii="Cascadia Mono" w:hAnsi="Cascadia Mono" w:cs="Cascadia Mono"/>
+          <w:color w:val="000000"/>
+          <w:sz w:val="16"/>
+          <w:szCs w:val="16"/>
+        </w:rPr>
+        <w:t xml:space="preserve"> int X2 { </w:t>
+      </w:r>
+      <w:proofErr w:type="spellStart"/>
+      <w:r>
+        <w:rPr>
+          <w:rFonts w:ascii="Cascadia Mono" w:hAnsi="Cascadia Mono" w:cs="Cascadia Mono"/>
+          <w:color w:val="000000"/>
+          <w:sz w:val="16"/>
+          <w:szCs w:val="16"/>
+        </w:rPr>
+        <w:t>get</w:t>
+      </w:r>
+      <w:proofErr w:type="spellEnd"/>
+      <w:r>
+        <w:rPr>
+          <w:rFonts w:ascii="Cascadia Mono" w:hAnsi="Cascadia Mono" w:cs="Cascadia Mono"/>
+          <w:color w:val="000000"/>
+          <w:sz w:val="16"/>
+          <w:szCs w:val="16"/>
+        </w:rPr>
+        <w:t>; set; }</w:t>
+      </w:r>
+    </w:p>
+    <w:p>
+      <w:pPr>
+        <w:autoSpaceDE w:val="0"/>
+        <w:autoSpaceDN w:val="0"/>
+        <w:adjustRightInd w:val="0"/>
+        <w:spacing w:after="0" w:line="240" w:lineRule="auto"/>
+        <w:rPr>
+          <w:rFonts w:ascii="Cascadia Mono" w:hAnsi="Cascadia Mono" w:cs="Cascadia Mono"/>
+          <w:color w:val="000000"/>
+          <w:sz w:val="16"/>
+          <w:szCs w:val="16"/>
+        </w:rPr>
+      </w:pPr>
+      <w:r>
+        <w:rPr>
+          <w:rFonts w:ascii="Cascadia Mono" w:hAnsi="Cascadia Mono" w:cs="Cascadia Mono"/>
+          <w:color w:val="000000"/>
+          <w:sz w:val="16"/>
+          <w:szCs w:val="16"/>
+        </w:rPr>
+        <w:t xml:space="preserve">        </w:t>
+      </w:r>
+      <w:proofErr w:type="spellStart"/>
+      <w:r>
+        <w:rPr>
+          <w:rFonts w:ascii="Cascadia Mono" w:hAnsi="Cascadia Mono" w:cs="Cascadia Mono"/>
+          <w:color w:val="000000"/>
+          <w:sz w:val="16"/>
+          <w:szCs w:val="16"/>
+        </w:rPr>
+        <w:t>public</w:t>
+      </w:r>
+      <w:proofErr w:type="spellEnd"/>
+      <w:r>
+        <w:rPr>
+          <w:rFonts w:ascii="Cascadia Mono" w:hAnsi="Cascadia Mono" w:cs="Cascadia Mono"/>
+          <w:color w:val="000000"/>
+          <w:sz w:val="16"/>
+          <w:szCs w:val="16"/>
+        </w:rPr>
+        <w:t xml:space="preserve"> int Y2 { </w:t>
+      </w:r>
+      <w:proofErr w:type="spellStart"/>
+      <w:r>
+        <w:rPr>
+          <w:rFonts w:ascii="Cascadia Mono" w:hAnsi="Cascadia Mono" w:cs="Cascadia Mono"/>
+          <w:color w:val="000000"/>
+          <w:sz w:val="16"/>
+          <w:szCs w:val="16"/>
+        </w:rPr>
+        <w:t>get</w:t>
+      </w:r>
+      <w:proofErr w:type="spellEnd"/>
+      <w:r>
+        <w:rPr>
+          <w:rFonts w:ascii="Cascadia Mono" w:hAnsi="Cascadia Mono" w:cs="Cascadia Mono"/>
+          <w:color w:val="000000"/>
+          <w:sz w:val="16"/>
+          <w:szCs w:val="16"/>
+        </w:rPr>
+        <w:t>; set; }</w:t>
+      </w:r>
+    </w:p>
+    <w:p>
+      <w:pPr>
+        <w:autoSpaceDE w:val="0"/>
+        <w:autoSpaceDN w:val="0"/>
+        <w:adjustRightInd w:val="0"/>
+        <w:spacing w:after="0" w:line="240" w:lineRule="auto"/>
+        <w:rPr>
+          <w:rFonts w:ascii="Cascadia Mono" w:hAnsi="Cascadia Mono" w:cs="Cascadia Mono"/>
+          <w:color w:val="000000"/>
+          <w:sz w:val="16"/>
+          <w:szCs w:val="16"/>
+        </w:rPr>
+      </w:pPr>
+      <w:r>
+        <w:rPr>
+          <w:rFonts w:ascii="Cascadia Mono" w:hAnsi="Cascadia Mono" w:cs="Cascadia Mono"/>
+          <w:color w:val="000000"/>
+          <w:sz w:val="16"/>
+          <w:szCs w:val="16"/>
+        </w:rPr>
+        <w:t xml:space="preserve">        </w:t>
+      </w:r>
+      <w:proofErr w:type="spellStart"/>
+      <w:r>
+        <w:rPr>
+          <w:rFonts w:ascii="Cascadia Mono" w:hAnsi="Cascadia Mono" w:cs="Cascadia Mono"/>
+          <w:color w:val="000000"/>
+          <w:sz w:val="16"/>
+          <w:szCs w:val="16"/>
+        </w:rPr>
+        <w:t>public</w:t>
+      </w:r>
+      <w:proofErr w:type="spellEnd"/>
+      <w:r>
+        <w:rPr>
+          <w:rFonts w:ascii="Cascadia Mono" w:hAnsi="Cascadia Mono" w:cs="Cascadia Mono"/>
+          <w:color w:val="000000"/>
+          <w:sz w:val="16"/>
+          <w:szCs w:val="16"/>
+        </w:rPr>
         <w:t xml:space="preserve"> </w:t>
       </w:r>
       <w:proofErr w:type="spellStart"/>
@@ -30605,7 +30808,7 @@
           <w:sz w:val="16"/>
           <w:szCs w:val="16"/>
         </w:rPr>
-        <w:t>class</w:t>
+        <w:t>string</w:t>
       </w:r>
       <w:proofErr w:type="spellEnd"/>
       <w:r>
@@ -30625,97 +30828,17 @@
           <w:sz w:val="16"/>
           <w:szCs w:val="16"/>
         </w:rPr>
-        <w:t>Window</w:t>
-      </w:r>
-      <w:proofErr w:type="spellEnd"/>
-    </w:p>
-    <w:p>
-      <w:pPr>
-        <w:autoSpaceDE w:val="0"/>
-        <w:autoSpaceDN w:val="0"/>
-        <w:adjustRightInd w:val="0"/>
-        <w:spacing w:after="0" w:line="240" w:lineRule="auto"/>
-        <w:rPr>
-          <w:rFonts w:ascii="Cascadia Mono" w:hAnsi="Cascadia Mono" w:cs="Cascadia Mono"/>
-          <w:color w:val="000000"/>
-          <w:sz w:val="16"/>
-          <w:szCs w:val="16"/>
-        </w:rPr>
-      </w:pPr>
-      <w:r>
-        <w:rPr>
-          <w:rFonts w:ascii="Cascadia Mono" w:hAnsi="Cascadia Mono" w:cs="Cascadia Mono"/>
-          <w:color w:val="000000"/>
-          <w:sz w:val="16"/>
-          <w:szCs w:val="16"/>
-        </w:rPr>
-        <w:t xml:space="preserve">    {</w:t>
-      </w:r>
-    </w:p>
-    <w:p>
-      <w:pPr>
-        <w:autoSpaceDE w:val="0"/>
-        <w:autoSpaceDN w:val="0"/>
-        <w:adjustRightInd w:val="0"/>
-        <w:spacing w:after="0" w:line="240" w:lineRule="auto"/>
-        <w:rPr>
-          <w:rFonts w:ascii="Cascadia Mono" w:hAnsi="Cascadia Mono" w:cs="Cascadia Mono"/>
-          <w:color w:val="000000"/>
-          <w:sz w:val="16"/>
-          <w:szCs w:val="16"/>
-        </w:rPr>
-      </w:pPr>
-      <w:r>
-        <w:rPr>
-          <w:rFonts w:ascii="Cascadia Mono" w:hAnsi="Cascadia Mono" w:cs="Cascadia Mono"/>
-          <w:color w:val="000000"/>
-          <w:sz w:val="16"/>
-          <w:szCs w:val="16"/>
-        </w:rPr>
-        <w:t xml:space="preserve">        // Координати та колір фону</w:t>
-      </w:r>
-    </w:p>
-    <w:p>
-      <w:pPr>
-        <w:autoSpaceDE w:val="0"/>
-        <w:autoSpaceDN w:val="0"/>
-        <w:adjustRightInd w:val="0"/>
-        <w:spacing w:after="0" w:line="240" w:lineRule="auto"/>
-        <w:rPr>
-          <w:rFonts w:ascii="Cascadia Mono" w:hAnsi="Cascadia Mono" w:cs="Cascadia Mono"/>
-          <w:color w:val="000000"/>
-          <w:sz w:val="16"/>
-          <w:szCs w:val="16"/>
-        </w:rPr>
-      </w:pPr>
-      <w:r>
-        <w:rPr>
-          <w:rFonts w:ascii="Cascadia Mono" w:hAnsi="Cascadia Mono" w:cs="Cascadia Mono"/>
-          <w:color w:val="000000"/>
-          <w:sz w:val="16"/>
-          <w:szCs w:val="16"/>
-        </w:rPr>
-        <w:t xml:space="preserve">        </w:t>
-      </w:r>
-      <w:proofErr w:type="spellStart"/>
-      <w:r>
-        <w:rPr>
-          <w:rFonts w:ascii="Cascadia Mono" w:hAnsi="Cascadia Mono" w:cs="Cascadia Mono"/>
-          <w:color w:val="000000"/>
-          <w:sz w:val="16"/>
-          <w:szCs w:val="16"/>
-        </w:rPr>
-        <w:t>public</w:t>
-      </w:r>
-      <w:proofErr w:type="spellEnd"/>
-      <w:r>
-        <w:rPr>
-          <w:rFonts w:ascii="Cascadia Mono" w:hAnsi="Cascadia Mono" w:cs="Cascadia Mono"/>
-          <w:color w:val="000000"/>
-          <w:sz w:val="16"/>
-          <w:szCs w:val="16"/>
-        </w:rPr>
-        <w:t xml:space="preserve"> int X1 { </w:t>
+        <w:t>BgColor</w:t>
+      </w:r>
+      <w:proofErr w:type="spellEnd"/>
+      <w:r>
+        <w:rPr>
+          <w:rFonts w:ascii="Cascadia Mono" w:hAnsi="Cascadia Mono" w:cs="Cascadia Mono"/>
+          <w:color w:val="000000"/>
+          <w:sz w:val="16"/>
+          <w:szCs w:val="16"/>
+        </w:rPr>
+        <w:t xml:space="preserve"> { </w:t>
       </w:r>
       <w:proofErr w:type="spellStart"/>
       <w:r>
@@ -30735,399 +30858,7 @@
           <w:sz w:val="16"/>
           <w:szCs w:val="16"/>
         </w:rPr>
-        <w:t xml:space="preserve">; </w:t>
-      </w:r>
-      <w:proofErr w:type="spellStart"/>
-      <w:r>
-        <w:rPr>
-          <w:rFonts w:ascii="Cascadia Mono" w:hAnsi="Cascadia Mono" w:cs="Cascadia Mono"/>
-          <w:color w:val="000000"/>
-          <w:sz w:val="16"/>
-          <w:szCs w:val="16"/>
-        </w:rPr>
-        <w:t>set</w:t>
-      </w:r>
-      <w:proofErr w:type="spellEnd"/>
-      <w:r>
-        <w:rPr>
-          <w:rFonts w:ascii="Cascadia Mono" w:hAnsi="Cascadia Mono" w:cs="Cascadia Mono"/>
-          <w:color w:val="000000"/>
-          <w:sz w:val="16"/>
-          <w:szCs w:val="16"/>
-        </w:rPr>
-        <w:t>; }</w:t>
-      </w:r>
-    </w:p>
-    <w:p>
-      <w:pPr>
-        <w:autoSpaceDE w:val="0"/>
-        <w:autoSpaceDN w:val="0"/>
-        <w:adjustRightInd w:val="0"/>
-        <w:spacing w:after="0" w:line="240" w:lineRule="auto"/>
-        <w:rPr>
-          <w:rFonts w:ascii="Cascadia Mono" w:hAnsi="Cascadia Mono" w:cs="Cascadia Mono"/>
-          <w:color w:val="000000"/>
-          <w:sz w:val="16"/>
-          <w:szCs w:val="16"/>
-        </w:rPr>
-      </w:pPr>
-      <w:r>
-        <w:rPr>
-          <w:rFonts w:ascii="Cascadia Mono" w:hAnsi="Cascadia Mono" w:cs="Cascadia Mono"/>
-          <w:color w:val="000000"/>
-          <w:sz w:val="16"/>
-          <w:szCs w:val="16"/>
-        </w:rPr>
-        <w:t xml:space="preserve">        </w:t>
-      </w:r>
-      <w:proofErr w:type="spellStart"/>
-      <w:r>
-        <w:rPr>
-          <w:rFonts w:ascii="Cascadia Mono" w:hAnsi="Cascadia Mono" w:cs="Cascadia Mono"/>
-          <w:color w:val="000000"/>
-          <w:sz w:val="16"/>
-          <w:szCs w:val="16"/>
-        </w:rPr>
-        <w:t>public</w:t>
-      </w:r>
-      <w:proofErr w:type="spellEnd"/>
-      <w:r>
-        <w:rPr>
-          <w:rFonts w:ascii="Cascadia Mono" w:hAnsi="Cascadia Mono" w:cs="Cascadia Mono"/>
-          <w:color w:val="000000"/>
-          <w:sz w:val="16"/>
-          <w:szCs w:val="16"/>
-        </w:rPr>
-        <w:t xml:space="preserve"> int Y1 { </w:t>
-      </w:r>
-      <w:proofErr w:type="spellStart"/>
-      <w:r>
-        <w:rPr>
-          <w:rFonts w:ascii="Cascadia Mono" w:hAnsi="Cascadia Mono" w:cs="Cascadia Mono"/>
-          <w:color w:val="000000"/>
-          <w:sz w:val="16"/>
-          <w:szCs w:val="16"/>
-        </w:rPr>
-        <w:t>get</w:t>
-      </w:r>
-      <w:proofErr w:type="spellEnd"/>
-      <w:r>
-        <w:rPr>
-          <w:rFonts w:ascii="Cascadia Mono" w:hAnsi="Cascadia Mono" w:cs="Cascadia Mono"/>
-          <w:color w:val="000000"/>
-          <w:sz w:val="16"/>
-          <w:szCs w:val="16"/>
-        </w:rPr>
-        <w:t xml:space="preserve">; </w:t>
-      </w:r>
-      <w:proofErr w:type="spellStart"/>
-      <w:r>
-        <w:rPr>
-          <w:rFonts w:ascii="Cascadia Mono" w:hAnsi="Cascadia Mono" w:cs="Cascadia Mono"/>
-          <w:color w:val="000000"/>
-          <w:sz w:val="16"/>
-          <w:szCs w:val="16"/>
-        </w:rPr>
-        <w:t>set</w:t>
-      </w:r>
-      <w:proofErr w:type="spellEnd"/>
-      <w:r>
-        <w:rPr>
-          <w:rFonts w:ascii="Cascadia Mono" w:hAnsi="Cascadia Mono" w:cs="Cascadia Mono"/>
-          <w:color w:val="000000"/>
-          <w:sz w:val="16"/>
-          <w:szCs w:val="16"/>
-        </w:rPr>
-        <w:t>; }</w:t>
-      </w:r>
-    </w:p>
-    <w:p>
-      <w:pPr>
-        <w:autoSpaceDE w:val="0"/>
-        <w:autoSpaceDN w:val="0"/>
-        <w:adjustRightInd w:val="0"/>
-        <w:spacing w:after="0" w:line="240" w:lineRule="auto"/>
-        <w:rPr>
-          <w:rFonts w:ascii="Cascadia Mono" w:hAnsi="Cascadia Mono" w:cs="Cascadia Mono"/>
-          <w:color w:val="000000"/>
-          <w:sz w:val="16"/>
-          <w:szCs w:val="16"/>
-        </w:rPr>
-      </w:pPr>
-      <w:r>
-        <w:rPr>
-          <w:rFonts w:ascii="Cascadia Mono" w:hAnsi="Cascadia Mono" w:cs="Cascadia Mono"/>
-          <w:color w:val="000000"/>
-          <w:sz w:val="16"/>
-          <w:szCs w:val="16"/>
-        </w:rPr>
-        <w:t xml:space="preserve">        </w:t>
-      </w:r>
-      <w:proofErr w:type="spellStart"/>
-      <w:r>
-        <w:rPr>
-          <w:rFonts w:ascii="Cascadia Mono" w:hAnsi="Cascadia Mono" w:cs="Cascadia Mono"/>
-          <w:color w:val="000000"/>
-          <w:sz w:val="16"/>
-          <w:szCs w:val="16"/>
-        </w:rPr>
-        <w:t>public</w:t>
-      </w:r>
-      <w:proofErr w:type="spellEnd"/>
-      <w:r>
-        <w:rPr>
-          <w:rFonts w:ascii="Cascadia Mono" w:hAnsi="Cascadia Mono" w:cs="Cascadia Mono"/>
-          <w:color w:val="000000"/>
-          <w:sz w:val="16"/>
-          <w:szCs w:val="16"/>
-        </w:rPr>
-        <w:t xml:space="preserve"> int X2 { </w:t>
-      </w:r>
-      <w:proofErr w:type="spellStart"/>
-      <w:r>
-        <w:rPr>
-          <w:rFonts w:ascii="Cascadia Mono" w:hAnsi="Cascadia Mono" w:cs="Cascadia Mono"/>
-          <w:color w:val="000000"/>
-          <w:sz w:val="16"/>
-          <w:szCs w:val="16"/>
-        </w:rPr>
-        <w:t>get</w:t>
-      </w:r>
-      <w:proofErr w:type="spellEnd"/>
-      <w:r>
-        <w:rPr>
-          <w:rFonts w:ascii="Cascadia Mono" w:hAnsi="Cascadia Mono" w:cs="Cascadia Mono"/>
-          <w:color w:val="000000"/>
-          <w:sz w:val="16"/>
-          <w:szCs w:val="16"/>
-        </w:rPr>
-        <w:t xml:space="preserve">; </w:t>
-      </w:r>
-      <w:proofErr w:type="spellStart"/>
-      <w:r>
-        <w:rPr>
-          <w:rFonts w:ascii="Cascadia Mono" w:hAnsi="Cascadia Mono" w:cs="Cascadia Mono"/>
-          <w:color w:val="000000"/>
-          <w:sz w:val="16"/>
-          <w:szCs w:val="16"/>
-        </w:rPr>
-        <w:t>set</w:t>
-      </w:r>
-      <w:proofErr w:type="spellEnd"/>
-      <w:r>
-        <w:rPr>
-          <w:rFonts w:ascii="Cascadia Mono" w:hAnsi="Cascadia Mono" w:cs="Cascadia Mono"/>
-          <w:color w:val="000000"/>
-          <w:sz w:val="16"/>
-          <w:szCs w:val="16"/>
-        </w:rPr>
-        <w:t>; }</w:t>
-      </w:r>
-    </w:p>
-    <w:p>
-      <w:pPr>
-        <w:autoSpaceDE w:val="0"/>
-        <w:autoSpaceDN w:val="0"/>
-        <w:adjustRightInd w:val="0"/>
-        <w:spacing w:after="0" w:line="240" w:lineRule="auto"/>
-        <w:rPr>
-          <w:rFonts w:ascii="Cascadia Mono" w:hAnsi="Cascadia Mono" w:cs="Cascadia Mono"/>
-          <w:color w:val="000000"/>
-          <w:sz w:val="16"/>
-          <w:szCs w:val="16"/>
-        </w:rPr>
-      </w:pPr>
-      <w:r>
-        <w:rPr>
-          <w:rFonts w:ascii="Cascadia Mono" w:hAnsi="Cascadia Mono" w:cs="Cascadia Mono"/>
-          <w:color w:val="000000"/>
-          <w:sz w:val="16"/>
-          <w:szCs w:val="16"/>
-        </w:rPr>
-        <w:t xml:space="preserve">        </w:t>
-      </w:r>
-      <w:proofErr w:type="spellStart"/>
-      <w:r>
-        <w:rPr>
-          <w:rFonts w:ascii="Cascadia Mono" w:hAnsi="Cascadia Mono" w:cs="Cascadia Mono"/>
-          <w:color w:val="000000"/>
-          <w:sz w:val="16"/>
-          <w:szCs w:val="16"/>
-        </w:rPr>
-        <w:t>public</w:t>
-      </w:r>
-      <w:proofErr w:type="spellEnd"/>
-      <w:r>
-        <w:rPr>
-          <w:rFonts w:ascii="Cascadia Mono" w:hAnsi="Cascadia Mono" w:cs="Cascadia Mono"/>
-          <w:color w:val="000000"/>
-          <w:sz w:val="16"/>
-          <w:szCs w:val="16"/>
-        </w:rPr>
-        <w:t xml:space="preserve"> int Y2 { </w:t>
-      </w:r>
-      <w:proofErr w:type="spellStart"/>
-      <w:r>
-        <w:rPr>
-          <w:rFonts w:ascii="Cascadia Mono" w:hAnsi="Cascadia Mono" w:cs="Cascadia Mono"/>
-          <w:color w:val="000000"/>
-          <w:sz w:val="16"/>
-          <w:szCs w:val="16"/>
-        </w:rPr>
-        <w:t>get</w:t>
-      </w:r>
-      <w:proofErr w:type="spellEnd"/>
-      <w:r>
-        <w:rPr>
-          <w:rFonts w:ascii="Cascadia Mono" w:hAnsi="Cascadia Mono" w:cs="Cascadia Mono"/>
-          <w:color w:val="000000"/>
-          <w:sz w:val="16"/>
-          <w:szCs w:val="16"/>
-        </w:rPr>
-        <w:t xml:space="preserve">; </w:t>
-      </w:r>
-      <w:proofErr w:type="spellStart"/>
-      <w:r>
-        <w:rPr>
-          <w:rFonts w:ascii="Cascadia Mono" w:hAnsi="Cascadia Mono" w:cs="Cascadia Mono"/>
-          <w:color w:val="000000"/>
-          <w:sz w:val="16"/>
-          <w:szCs w:val="16"/>
-        </w:rPr>
-        <w:t>set</w:t>
-      </w:r>
-      <w:proofErr w:type="spellEnd"/>
-      <w:r>
-        <w:rPr>
-          <w:rFonts w:ascii="Cascadia Mono" w:hAnsi="Cascadia Mono" w:cs="Cascadia Mono"/>
-          <w:color w:val="000000"/>
-          <w:sz w:val="16"/>
-          <w:szCs w:val="16"/>
-        </w:rPr>
-        <w:t>; }</w:t>
-      </w:r>
-    </w:p>
-    <w:p>
-      <w:pPr>
-        <w:autoSpaceDE w:val="0"/>
-        <w:autoSpaceDN w:val="0"/>
-        <w:adjustRightInd w:val="0"/>
-        <w:spacing w:after="0" w:line="240" w:lineRule="auto"/>
-        <w:rPr>
-          <w:rFonts w:ascii="Cascadia Mono" w:hAnsi="Cascadia Mono" w:cs="Cascadia Mono"/>
-          <w:color w:val="000000"/>
-          <w:sz w:val="16"/>
-          <w:szCs w:val="16"/>
-        </w:rPr>
-      </w:pPr>
-      <w:r>
-        <w:rPr>
-          <w:rFonts w:ascii="Cascadia Mono" w:hAnsi="Cascadia Mono" w:cs="Cascadia Mono"/>
-          <w:color w:val="000000"/>
-          <w:sz w:val="16"/>
-          <w:szCs w:val="16"/>
-        </w:rPr>
-        <w:t xml:space="preserve">        </w:t>
-      </w:r>
-      <w:proofErr w:type="spellStart"/>
-      <w:r>
-        <w:rPr>
-          <w:rFonts w:ascii="Cascadia Mono" w:hAnsi="Cascadia Mono" w:cs="Cascadia Mono"/>
-          <w:color w:val="000000"/>
-          <w:sz w:val="16"/>
-          <w:szCs w:val="16"/>
-        </w:rPr>
-        <w:t>public</w:t>
-      </w:r>
-      <w:proofErr w:type="spellEnd"/>
-      <w:r>
-        <w:rPr>
-          <w:rFonts w:ascii="Cascadia Mono" w:hAnsi="Cascadia Mono" w:cs="Cascadia Mono"/>
-          <w:color w:val="000000"/>
-          <w:sz w:val="16"/>
-          <w:szCs w:val="16"/>
-        </w:rPr>
-        <w:t xml:space="preserve"> </w:t>
-      </w:r>
-      <w:proofErr w:type="spellStart"/>
-      <w:r>
-        <w:rPr>
-          <w:rFonts w:ascii="Cascadia Mono" w:hAnsi="Cascadia Mono" w:cs="Cascadia Mono"/>
-          <w:color w:val="000000"/>
-          <w:sz w:val="16"/>
-          <w:szCs w:val="16"/>
-        </w:rPr>
-        <w:t>string</w:t>
-      </w:r>
-      <w:proofErr w:type="spellEnd"/>
-      <w:r>
-        <w:rPr>
-          <w:rFonts w:ascii="Cascadia Mono" w:hAnsi="Cascadia Mono" w:cs="Cascadia Mono"/>
-          <w:color w:val="000000"/>
-          <w:sz w:val="16"/>
-          <w:szCs w:val="16"/>
-        </w:rPr>
-        <w:t xml:space="preserve"> </w:t>
-      </w:r>
-      <w:proofErr w:type="spellStart"/>
-      <w:r>
-        <w:rPr>
-          <w:rFonts w:ascii="Cascadia Mono" w:hAnsi="Cascadia Mono" w:cs="Cascadia Mono"/>
-          <w:color w:val="000000"/>
-          <w:sz w:val="16"/>
-          <w:szCs w:val="16"/>
-        </w:rPr>
-        <w:t>BgColor</w:t>
-      </w:r>
-      <w:proofErr w:type="spellEnd"/>
-      <w:r>
-        <w:rPr>
-          <w:rFonts w:ascii="Cascadia Mono" w:hAnsi="Cascadia Mono" w:cs="Cascadia Mono"/>
-          <w:color w:val="000000"/>
-          <w:sz w:val="16"/>
-          <w:szCs w:val="16"/>
-        </w:rPr>
-        <w:t xml:space="preserve"> { </w:t>
-      </w:r>
-      <w:proofErr w:type="spellStart"/>
-      <w:r>
-        <w:rPr>
-          <w:rFonts w:ascii="Cascadia Mono" w:hAnsi="Cascadia Mono" w:cs="Cascadia Mono"/>
-          <w:color w:val="000000"/>
-          <w:sz w:val="16"/>
-          <w:szCs w:val="16"/>
-        </w:rPr>
-        <w:t>get</w:t>
-      </w:r>
-      <w:proofErr w:type="spellEnd"/>
-      <w:r>
-        <w:rPr>
-          <w:rFonts w:ascii="Cascadia Mono" w:hAnsi="Cascadia Mono" w:cs="Cascadia Mono"/>
-          <w:color w:val="000000"/>
-          <w:sz w:val="16"/>
-          <w:szCs w:val="16"/>
-        </w:rPr>
-        <w:t xml:space="preserve">; </w:t>
-      </w:r>
-      <w:proofErr w:type="spellStart"/>
-      <w:r>
-        <w:rPr>
-          <w:rFonts w:ascii="Cascadia Mono" w:hAnsi="Cascadia Mono" w:cs="Cascadia Mono"/>
-          <w:color w:val="000000"/>
-          <w:sz w:val="16"/>
-          <w:szCs w:val="16"/>
-        </w:rPr>
-        <w:t>set</w:t>
-      </w:r>
-      <w:proofErr w:type="spellEnd"/>
-      <w:r>
-        <w:rPr>
-          <w:rFonts w:ascii="Cascadia Mono" w:hAnsi="Cascadia Mono" w:cs="Cascadia Mono"/>
-          <w:color w:val="000000"/>
-          <w:sz w:val="16"/>
-          <w:szCs w:val="16"/>
-        </w:rPr>
-        <w:t>; }</w:t>
+        <w:t>; set; }</w:t>
       </w:r>
     </w:p>
     <w:p>
@@ -32317,27 +32048,7 @@
           <w:sz w:val="16"/>
           <w:szCs w:val="16"/>
         </w:rPr>
-        <w:t xml:space="preserve">; </w:t>
-      </w:r>
-      <w:proofErr w:type="spellStart"/>
-      <w:r>
-        <w:rPr>
-          <w:rFonts w:ascii="Cascadia Mono" w:hAnsi="Cascadia Mono" w:cs="Cascadia Mono"/>
-          <w:color w:val="000000"/>
-          <w:sz w:val="16"/>
-          <w:szCs w:val="16"/>
-        </w:rPr>
-        <w:t>set</w:t>
-      </w:r>
-      <w:proofErr w:type="spellEnd"/>
-      <w:r>
-        <w:rPr>
-          <w:rFonts w:ascii="Cascadia Mono" w:hAnsi="Cascadia Mono" w:cs="Cascadia Mono"/>
-          <w:color w:val="000000"/>
-          <w:sz w:val="16"/>
-          <w:szCs w:val="16"/>
-        </w:rPr>
-        <w:t>; }</w:t>
+        <w:t>; set; }</w:t>
       </w:r>
     </w:p>
     <w:p>
@@ -32440,27 +32151,7 @@
           <w:sz w:val="16"/>
           <w:szCs w:val="16"/>
         </w:rPr>
-        <w:t xml:space="preserve">; </w:t>
-      </w:r>
-      <w:proofErr w:type="spellStart"/>
-      <w:r>
-        <w:rPr>
-          <w:rFonts w:ascii="Cascadia Mono" w:hAnsi="Cascadia Mono" w:cs="Cascadia Mono"/>
-          <w:color w:val="000000"/>
-          <w:sz w:val="16"/>
-          <w:szCs w:val="16"/>
-        </w:rPr>
-        <w:t>set</w:t>
-      </w:r>
-      <w:proofErr w:type="spellEnd"/>
-      <w:r>
-        <w:rPr>
-          <w:rFonts w:ascii="Cascadia Mono" w:hAnsi="Cascadia Mono" w:cs="Cascadia Mono"/>
-          <w:color w:val="000000"/>
-          <w:sz w:val="16"/>
-          <w:szCs w:val="16"/>
-        </w:rPr>
-        <w:t>; }</w:t>
+        <w:t>; set; }</w:t>
       </w:r>
     </w:p>
     <w:p>
@@ -32637,17 +32328,60 @@
           <w:sz w:val="16"/>
           <w:szCs w:val="16"/>
         </w:rPr>
-        <w:t xml:space="preserve"> </w:t>
-      </w:r>
-      <w:proofErr w:type="spellStart"/>
-      <w:r>
-        <w:rPr>
-          <w:rFonts w:ascii="Cascadia Mono" w:hAnsi="Cascadia Mono" w:cs="Cascadia Mono"/>
-          <w:color w:val="000000"/>
-          <w:sz w:val="16"/>
-          <w:szCs w:val="16"/>
-        </w:rPr>
-        <w:t>tCol</w:t>
+        <w:t xml:space="preserve"> tCol)</w:t>
+      </w:r>
+    </w:p>
+    <w:p>
+      <w:pPr>
+        <w:autoSpaceDE w:val="0"/>
+        <w:autoSpaceDN w:val="0"/>
+        <w:adjustRightInd w:val="0"/>
+        <w:spacing w:after="0" w:line="240" w:lineRule="auto"/>
+        <w:rPr>
+          <w:rFonts w:ascii="Cascadia Mono" w:hAnsi="Cascadia Mono" w:cs="Cascadia Mono"/>
+          <w:color w:val="000000"/>
+          <w:sz w:val="16"/>
+          <w:szCs w:val="16"/>
+        </w:rPr>
+      </w:pPr>
+      <w:r>
+        <w:rPr>
+          <w:rFonts w:ascii="Cascadia Mono" w:hAnsi="Cascadia Mono" w:cs="Cascadia Mono"/>
+          <w:color w:val="000000"/>
+          <w:sz w:val="16"/>
+          <w:szCs w:val="16"/>
+        </w:rPr>
+        <w:t xml:space="preserve">            : </w:t>
+      </w:r>
+      <w:proofErr w:type="spellStart"/>
+      <w:r>
+        <w:rPr>
+          <w:rFonts w:ascii="Cascadia Mono" w:hAnsi="Cascadia Mono" w:cs="Cascadia Mono"/>
+          <w:color w:val="000000"/>
+          <w:sz w:val="16"/>
+          <w:szCs w:val="16"/>
+        </w:rPr>
+        <w:t>base</w:t>
+      </w:r>
+      <w:proofErr w:type="spellEnd"/>
+      <w:r>
+        <w:rPr>
+          <w:rFonts w:ascii="Cascadia Mono" w:hAnsi="Cascadia Mono" w:cs="Cascadia Mono"/>
+          <w:color w:val="000000"/>
+          <w:sz w:val="16"/>
+          <w:szCs w:val="16"/>
+        </w:rPr>
+        <w:t xml:space="preserve">(x1, y1, x2, y2, </w:t>
+      </w:r>
+      <w:proofErr w:type="spellStart"/>
+      <w:r>
+        <w:rPr>
+          <w:rFonts w:ascii="Cascadia Mono" w:hAnsi="Cascadia Mono" w:cs="Cascadia Mono"/>
+          <w:color w:val="000000"/>
+          <w:sz w:val="16"/>
+          <w:szCs w:val="16"/>
+        </w:rPr>
+        <w:t>bCol</w:t>
       </w:r>
       <w:proofErr w:type="spellEnd"/>
       <w:r>
@@ -32680,69 +32414,6 @@
           <w:sz w:val="16"/>
           <w:szCs w:val="16"/>
         </w:rPr>
-        <w:t xml:space="preserve">            : </w:t>
-      </w:r>
-      <w:proofErr w:type="spellStart"/>
-      <w:r>
-        <w:rPr>
-          <w:rFonts w:ascii="Cascadia Mono" w:hAnsi="Cascadia Mono" w:cs="Cascadia Mono"/>
-          <w:color w:val="000000"/>
-          <w:sz w:val="16"/>
-          <w:szCs w:val="16"/>
-        </w:rPr>
-        <w:t>base</w:t>
-      </w:r>
-      <w:proofErr w:type="spellEnd"/>
-      <w:r>
-        <w:rPr>
-          <w:rFonts w:ascii="Cascadia Mono" w:hAnsi="Cascadia Mono" w:cs="Cascadia Mono"/>
-          <w:color w:val="000000"/>
-          <w:sz w:val="16"/>
-          <w:szCs w:val="16"/>
-        </w:rPr>
-        <w:t xml:space="preserve">(x1, y1, x2, y2, </w:t>
-      </w:r>
-      <w:proofErr w:type="spellStart"/>
-      <w:r>
-        <w:rPr>
-          <w:rFonts w:ascii="Cascadia Mono" w:hAnsi="Cascadia Mono" w:cs="Cascadia Mono"/>
-          <w:color w:val="000000"/>
-          <w:sz w:val="16"/>
-          <w:szCs w:val="16"/>
-        </w:rPr>
-        <w:t>bCol</w:t>
-      </w:r>
-      <w:proofErr w:type="spellEnd"/>
-      <w:r>
-        <w:rPr>
-          <w:rFonts w:ascii="Cascadia Mono" w:hAnsi="Cascadia Mono" w:cs="Cascadia Mono"/>
-          <w:color w:val="000000"/>
-          <w:sz w:val="16"/>
-          <w:szCs w:val="16"/>
-        </w:rPr>
-        <w:t>)</w:t>
-      </w:r>
-    </w:p>
-    <w:p>
-      <w:pPr>
-        <w:autoSpaceDE w:val="0"/>
-        <w:autoSpaceDN w:val="0"/>
-        <w:adjustRightInd w:val="0"/>
-        <w:spacing w:after="0" w:line="240" w:lineRule="auto"/>
-        <w:rPr>
-          <w:rFonts w:ascii="Cascadia Mono" w:hAnsi="Cascadia Mono" w:cs="Cascadia Mono"/>
-          <w:color w:val="000000"/>
-          <w:sz w:val="16"/>
-          <w:szCs w:val="16"/>
-        </w:rPr>
-      </w:pPr>
-      <w:r>
-        <w:rPr>
-          <w:rFonts w:ascii="Cascadia Mono" w:hAnsi="Cascadia Mono" w:cs="Cascadia Mono"/>
-          <w:color w:val="000000"/>
-          <w:sz w:val="16"/>
-          <w:szCs w:val="16"/>
-        </w:rPr>
         <w:t xml:space="preserve">        {</w:t>
       </w:r>
     </w:p>
@@ -32849,27 +32520,7 @@
           <w:sz w:val="16"/>
           <w:szCs w:val="16"/>
         </w:rPr>
-        <w:t xml:space="preserve"> = </w:t>
-      </w:r>
-      <w:proofErr w:type="spellStart"/>
-      <w:r>
-        <w:rPr>
-          <w:rFonts w:ascii="Cascadia Mono" w:hAnsi="Cascadia Mono" w:cs="Cascadia Mono"/>
-          <w:color w:val="000000"/>
-          <w:sz w:val="16"/>
-          <w:szCs w:val="16"/>
-        </w:rPr>
-        <w:t>tCol</w:t>
-      </w:r>
-      <w:proofErr w:type="spellEnd"/>
-      <w:r>
-        <w:rPr>
-          <w:rFonts w:ascii="Cascadia Mono" w:hAnsi="Cascadia Mono" w:cs="Cascadia Mono"/>
-          <w:color w:val="000000"/>
-          <w:sz w:val="16"/>
-          <w:szCs w:val="16"/>
-        </w:rPr>
-        <w:t>;</w:t>
+        <w:t xml:space="preserve"> = tCol;</w:t>
       </w:r>
     </w:p>
     <w:p>
@@ -36532,27 +36183,7 @@
           <w:sz w:val="16"/>
           <w:szCs w:val="16"/>
         </w:rPr>
-        <w:t xml:space="preserve"> (</w:t>
-      </w:r>
-      <w:proofErr w:type="spellStart"/>
-      <w:r>
-        <w:rPr>
-          <w:rFonts w:ascii="Cascadia Mono" w:hAnsi="Cascadia Mono" w:cs="Cascadia Mono"/>
-          <w:color w:val="000000"/>
-          <w:sz w:val="16"/>
-          <w:szCs w:val="16"/>
-        </w:rPr>
-        <w:t>p.Length</w:t>
-      </w:r>
-      <w:proofErr w:type="spellEnd"/>
-      <w:r>
-        <w:rPr>
-          <w:rFonts w:ascii="Cascadia Mono" w:hAnsi="Cascadia Mono" w:cs="Cascadia Mono"/>
-          <w:color w:val="000000"/>
-          <w:sz w:val="16"/>
-          <w:szCs w:val="16"/>
-        </w:rPr>
-        <w:t xml:space="preserve"> == 7)</w:t>
+        <w:t xml:space="preserve"> (p.Length == 7)</w:t>
       </w:r>
     </w:p>
     <w:p>
@@ -38120,27 +37751,7 @@
           <w:sz w:val="16"/>
           <w:szCs w:val="16"/>
         </w:rPr>
-        <w:t xml:space="preserve"> </w:t>
-      </w:r>
-      <w:proofErr w:type="spellStart"/>
-      <w:r>
-        <w:rPr>
-          <w:rFonts w:ascii="Cascadia Mono" w:hAnsi="Cascadia Mono" w:cs="Cascadia Mono"/>
-          <w:color w:val="000000"/>
-          <w:sz w:val="16"/>
-          <w:szCs w:val="16"/>
-        </w:rPr>
-        <w:t>bool</w:t>
-      </w:r>
-      <w:proofErr w:type="spellEnd"/>
-      <w:r>
-        <w:rPr>
-          <w:rFonts w:ascii="Cascadia Mono" w:hAnsi="Cascadia Mono" w:cs="Cascadia Mono"/>
-          <w:color w:val="000000"/>
-          <w:sz w:val="16"/>
-          <w:szCs w:val="16"/>
-        </w:rPr>
-        <w:t xml:space="preserve"> </w:t>
+        <w:t xml:space="preserve"> bool </w:t>
       </w:r>
       <w:proofErr w:type="spellStart"/>
       <w:r>
@@ -38369,27 +37980,7 @@
           <w:sz w:val="16"/>
           <w:szCs w:val="16"/>
         </w:rPr>
-        <w:t xml:space="preserve"> </w:t>
-      </w:r>
-      <w:proofErr w:type="spellStart"/>
-      <w:r>
-        <w:rPr>
-          <w:rFonts w:ascii="Cascadia Mono" w:hAnsi="Cascadia Mono" w:cs="Cascadia Mono"/>
-          <w:color w:val="000000"/>
-          <w:sz w:val="16"/>
-          <w:szCs w:val="16"/>
-        </w:rPr>
-        <w:t>void</w:t>
-      </w:r>
-      <w:proofErr w:type="spellEnd"/>
-      <w:r>
-        <w:rPr>
-          <w:rFonts w:ascii="Cascadia Mono" w:hAnsi="Cascadia Mono" w:cs="Cascadia Mono"/>
-          <w:color w:val="000000"/>
-          <w:sz w:val="16"/>
-          <w:szCs w:val="16"/>
-        </w:rPr>
-        <w:t xml:space="preserve"> </w:t>
+        <w:t xml:space="preserve"> void </w:t>
       </w:r>
       <w:proofErr w:type="spellStart"/>
       <w:r>
@@ -38555,27 +38146,7 @@
           <w:sz w:val="16"/>
           <w:szCs w:val="16"/>
         </w:rPr>
-        <w:t xml:space="preserve"> </w:t>
-      </w:r>
-      <w:proofErr w:type="spellStart"/>
-      <w:r>
-        <w:rPr>
-          <w:rFonts w:ascii="Cascadia Mono" w:hAnsi="Cascadia Mono" w:cs="Cascadia Mono"/>
-          <w:color w:val="000000"/>
-          <w:sz w:val="16"/>
-          <w:szCs w:val="16"/>
-        </w:rPr>
-        <w:t>void</w:t>
-      </w:r>
-      <w:proofErr w:type="spellEnd"/>
-      <w:r>
-        <w:rPr>
-          <w:rFonts w:ascii="Cascadia Mono" w:hAnsi="Cascadia Mono" w:cs="Cascadia Mono"/>
-          <w:color w:val="000000"/>
-          <w:sz w:val="16"/>
-          <w:szCs w:val="16"/>
-        </w:rPr>
-        <w:t xml:space="preserve"> </w:t>
+        <w:t xml:space="preserve"> void </w:t>
       </w:r>
       <w:proofErr w:type="spellStart"/>
       <w:r>
@@ -43647,6 +43218,261 @@
           <w:sz w:val="16"/>
           <w:szCs w:val="16"/>
         </w:rPr>
+        <w:t xml:space="preserve"> (currentIndex == </w:t>
+      </w:r>
+      <w:proofErr w:type="spellStart"/>
+      <w:r>
+        <w:rPr>
+          <w:rFonts w:ascii="Cascadia Mono" w:hAnsi="Cascadia Mono" w:cs="Cascadia Mono"/>
+          <w:color w:val="000000"/>
+          <w:sz w:val="16"/>
+          <w:szCs w:val="16"/>
+        </w:rPr>
+        <w:t>lstWindows.SelectedIndex</w:t>
+      </w:r>
+      <w:proofErr w:type="spellEnd"/>
+      <w:r>
+        <w:rPr>
+          <w:rFonts w:ascii="Cascadia Mono" w:hAnsi="Cascadia Mono" w:cs="Cascadia Mono"/>
+          <w:color w:val="000000"/>
+          <w:sz w:val="16"/>
+          <w:szCs w:val="16"/>
+        </w:rPr>
+        <w:t>)</w:t>
+      </w:r>
+    </w:p>
+    <w:p>
+      <w:pPr>
+        <w:autoSpaceDE w:val="0"/>
+        <w:autoSpaceDN w:val="0"/>
+        <w:adjustRightInd w:val="0"/>
+        <w:spacing w:after="0" w:line="240" w:lineRule="auto"/>
+        <w:rPr>
+          <w:rFonts w:ascii="Cascadia Mono" w:hAnsi="Cascadia Mono" w:cs="Cascadia Mono"/>
+          <w:color w:val="000000"/>
+          <w:sz w:val="16"/>
+          <w:szCs w:val="16"/>
+        </w:rPr>
+      </w:pPr>
+      <w:r>
+        <w:rPr>
+          <w:rFonts w:ascii="Cascadia Mono" w:hAnsi="Cascadia Mono" w:cs="Cascadia Mono"/>
+          <w:color w:val="000000"/>
+          <w:sz w:val="16"/>
+          <w:szCs w:val="16"/>
+        </w:rPr>
+        <w:t xml:space="preserve">                {</w:t>
+      </w:r>
+    </w:p>
+    <w:p>
+      <w:pPr>
+        <w:autoSpaceDE w:val="0"/>
+        <w:autoSpaceDN w:val="0"/>
+        <w:adjustRightInd w:val="0"/>
+        <w:spacing w:after="0" w:line="240" w:lineRule="auto"/>
+        <w:rPr>
+          <w:rFonts w:ascii="Cascadia Mono" w:hAnsi="Cascadia Mono" w:cs="Cascadia Mono"/>
+          <w:color w:val="000000"/>
+          <w:sz w:val="16"/>
+          <w:szCs w:val="16"/>
+        </w:rPr>
+      </w:pPr>
+      <w:r>
+        <w:rPr>
+          <w:rFonts w:ascii="Cascadia Mono" w:hAnsi="Cascadia Mono" w:cs="Cascadia Mono"/>
+          <w:color w:val="000000"/>
+          <w:sz w:val="16"/>
+          <w:szCs w:val="16"/>
+        </w:rPr>
+        <w:t xml:space="preserve">                    </w:t>
+      </w:r>
+      <w:proofErr w:type="spellStart"/>
+      <w:r>
+        <w:rPr>
+          <w:rFonts w:ascii="Cascadia Mono" w:hAnsi="Cascadia Mono" w:cs="Cascadia Mono"/>
+          <w:color w:val="000000"/>
+          <w:sz w:val="16"/>
+          <w:szCs w:val="16"/>
+        </w:rPr>
+        <w:t>selected</w:t>
+      </w:r>
+      <w:proofErr w:type="spellEnd"/>
+      <w:r>
+        <w:rPr>
+          <w:rFonts w:ascii="Cascadia Mono" w:hAnsi="Cascadia Mono" w:cs="Cascadia Mono"/>
+          <w:color w:val="000000"/>
+          <w:sz w:val="16"/>
+          <w:szCs w:val="16"/>
+        </w:rPr>
+        <w:t xml:space="preserve"> = w;</w:t>
+      </w:r>
+    </w:p>
+    <w:p>
+      <w:pPr>
+        <w:autoSpaceDE w:val="0"/>
+        <w:autoSpaceDN w:val="0"/>
+        <w:adjustRightInd w:val="0"/>
+        <w:spacing w:after="0" w:line="240" w:lineRule="auto"/>
+        <w:rPr>
+          <w:rFonts w:ascii="Cascadia Mono" w:hAnsi="Cascadia Mono" w:cs="Cascadia Mono"/>
+          <w:color w:val="000000"/>
+          <w:sz w:val="16"/>
+          <w:szCs w:val="16"/>
+        </w:rPr>
+      </w:pPr>
+      <w:r>
+        <w:rPr>
+          <w:rFonts w:ascii="Cascadia Mono" w:hAnsi="Cascadia Mono" w:cs="Cascadia Mono"/>
+          <w:color w:val="000000"/>
+          <w:sz w:val="16"/>
+          <w:szCs w:val="16"/>
+        </w:rPr>
+        <w:t xml:space="preserve">                    break;</w:t>
+      </w:r>
+    </w:p>
+    <w:p>
+      <w:pPr>
+        <w:autoSpaceDE w:val="0"/>
+        <w:autoSpaceDN w:val="0"/>
+        <w:adjustRightInd w:val="0"/>
+        <w:spacing w:after="0" w:line="240" w:lineRule="auto"/>
+        <w:rPr>
+          <w:rFonts w:ascii="Cascadia Mono" w:hAnsi="Cascadia Mono" w:cs="Cascadia Mono"/>
+          <w:color w:val="000000"/>
+          <w:sz w:val="16"/>
+          <w:szCs w:val="16"/>
+        </w:rPr>
+      </w:pPr>
+      <w:r>
+        <w:rPr>
+          <w:rFonts w:ascii="Cascadia Mono" w:hAnsi="Cascadia Mono" w:cs="Cascadia Mono"/>
+          <w:color w:val="000000"/>
+          <w:sz w:val="16"/>
+          <w:szCs w:val="16"/>
+        </w:rPr>
+        <w:t xml:space="preserve">                }</w:t>
+      </w:r>
+    </w:p>
+    <w:p>
+      <w:pPr>
+        <w:autoSpaceDE w:val="0"/>
+        <w:autoSpaceDN w:val="0"/>
+        <w:adjustRightInd w:val="0"/>
+        <w:spacing w:after="0" w:line="240" w:lineRule="auto"/>
+        <w:rPr>
+          <w:rFonts w:ascii="Cascadia Mono" w:hAnsi="Cascadia Mono" w:cs="Cascadia Mono"/>
+          <w:color w:val="000000"/>
+          <w:sz w:val="16"/>
+          <w:szCs w:val="16"/>
+        </w:rPr>
+      </w:pPr>
+      <w:r>
+        <w:rPr>
+          <w:rFonts w:ascii="Cascadia Mono" w:hAnsi="Cascadia Mono" w:cs="Cascadia Mono"/>
+          <w:color w:val="000000"/>
+          <w:sz w:val="16"/>
+          <w:szCs w:val="16"/>
+        </w:rPr>
+        <w:t xml:space="preserve">                </w:t>
+      </w:r>
+      <w:proofErr w:type="spellStart"/>
+      <w:r>
+        <w:rPr>
+          <w:rFonts w:ascii="Cascadia Mono" w:hAnsi="Cascadia Mono" w:cs="Cascadia Mono"/>
+          <w:color w:val="000000"/>
+          <w:sz w:val="16"/>
+          <w:szCs w:val="16"/>
+        </w:rPr>
+        <w:t>currentIndex</w:t>
+      </w:r>
+      <w:proofErr w:type="spellEnd"/>
+      <w:r>
+        <w:rPr>
+          <w:rFonts w:ascii="Cascadia Mono" w:hAnsi="Cascadia Mono" w:cs="Cascadia Mono"/>
+          <w:color w:val="000000"/>
+          <w:sz w:val="16"/>
+          <w:szCs w:val="16"/>
+        </w:rPr>
+        <w:t>++;</w:t>
+      </w:r>
+    </w:p>
+    <w:p>
+      <w:pPr>
+        <w:autoSpaceDE w:val="0"/>
+        <w:autoSpaceDN w:val="0"/>
+        <w:adjustRightInd w:val="0"/>
+        <w:spacing w:after="0" w:line="240" w:lineRule="auto"/>
+        <w:rPr>
+          <w:rFonts w:ascii="Cascadia Mono" w:hAnsi="Cascadia Mono" w:cs="Cascadia Mono"/>
+          <w:color w:val="000000"/>
+          <w:sz w:val="16"/>
+          <w:szCs w:val="16"/>
+        </w:rPr>
+      </w:pPr>
+      <w:r>
+        <w:rPr>
+          <w:rFonts w:ascii="Cascadia Mono" w:hAnsi="Cascadia Mono" w:cs="Cascadia Mono"/>
+          <w:color w:val="000000"/>
+          <w:sz w:val="16"/>
+          <w:szCs w:val="16"/>
+        </w:rPr>
+        <w:t xml:space="preserve">            }</w:t>
+      </w:r>
+    </w:p>
+    <w:p>
+      <w:pPr>
+        <w:autoSpaceDE w:val="0"/>
+        <w:autoSpaceDN w:val="0"/>
+        <w:adjustRightInd w:val="0"/>
+        <w:spacing w:after="0" w:line="240" w:lineRule="auto"/>
+        <w:rPr>
+          <w:rFonts w:ascii="Cascadia Mono" w:hAnsi="Cascadia Mono" w:cs="Cascadia Mono"/>
+          <w:color w:val="000000"/>
+          <w:sz w:val="16"/>
+          <w:szCs w:val="16"/>
+        </w:rPr>
+      </w:pPr>
+    </w:p>
+    <w:p>
+      <w:pPr>
+        <w:autoSpaceDE w:val="0"/>
+        <w:autoSpaceDN w:val="0"/>
+        <w:adjustRightInd w:val="0"/>
+        <w:spacing w:after="0" w:line="240" w:lineRule="auto"/>
+        <w:rPr>
+          <w:rFonts w:ascii="Cascadia Mono" w:hAnsi="Cascadia Mono" w:cs="Cascadia Mono"/>
+          <w:color w:val="000000"/>
+          <w:sz w:val="16"/>
+          <w:szCs w:val="16"/>
+        </w:rPr>
+      </w:pPr>
+      <w:r>
+        <w:rPr>
+          <w:rFonts w:ascii="Cascadia Mono" w:hAnsi="Cascadia Mono" w:cs="Cascadia Mono"/>
+          <w:color w:val="000000"/>
+          <w:sz w:val="16"/>
+          <w:szCs w:val="16"/>
+        </w:rPr>
+        <w:t xml:space="preserve">            </w:t>
+      </w:r>
+      <w:proofErr w:type="spellStart"/>
+      <w:r>
+        <w:rPr>
+          <w:rFonts w:ascii="Cascadia Mono" w:hAnsi="Cascadia Mono" w:cs="Cascadia Mono"/>
+          <w:color w:val="000000"/>
+          <w:sz w:val="16"/>
+          <w:szCs w:val="16"/>
+        </w:rPr>
+        <w:t>if</w:t>
+      </w:r>
+      <w:proofErr w:type="spellEnd"/>
+      <w:r>
+        <w:rPr>
+          <w:rFonts w:ascii="Cascadia Mono" w:hAnsi="Cascadia Mono" w:cs="Cascadia Mono"/>
+          <w:color w:val="000000"/>
+          <w:sz w:val="16"/>
+          <w:szCs w:val="16"/>
+        </w:rPr>
         <w:t xml:space="preserve"> (</w:t>
       </w:r>
       <w:proofErr w:type="spellStart"/>
@@ -43657,27 +43483,27 @@
           <w:sz w:val="16"/>
           <w:szCs w:val="16"/>
         </w:rPr>
-        <w:t>currentIndex</w:t>
-      </w:r>
-      <w:proofErr w:type="spellEnd"/>
-      <w:r>
-        <w:rPr>
-          <w:rFonts w:ascii="Cascadia Mono" w:hAnsi="Cascadia Mono" w:cs="Cascadia Mono"/>
-          <w:color w:val="000000"/>
-          <w:sz w:val="16"/>
-          <w:szCs w:val="16"/>
-        </w:rPr>
-        <w:t xml:space="preserve"> == </w:t>
-      </w:r>
-      <w:proofErr w:type="spellStart"/>
-      <w:r>
-        <w:rPr>
-          <w:rFonts w:ascii="Cascadia Mono" w:hAnsi="Cascadia Mono" w:cs="Cascadia Mono"/>
-          <w:color w:val="000000"/>
-          <w:sz w:val="16"/>
-          <w:szCs w:val="16"/>
-        </w:rPr>
-        <w:t>lstWindows.SelectedIndex</w:t>
+        <w:t>selected</w:t>
+      </w:r>
+      <w:proofErr w:type="spellEnd"/>
+      <w:r>
+        <w:rPr>
+          <w:rFonts w:ascii="Cascadia Mono" w:hAnsi="Cascadia Mono" w:cs="Cascadia Mono"/>
+          <w:color w:val="000000"/>
+          <w:sz w:val="16"/>
+          <w:szCs w:val="16"/>
+        </w:rPr>
+        <w:t xml:space="preserve"> != </w:t>
+      </w:r>
+      <w:proofErr w:type="spellStart"/>
+      <w:r>
+        <w:rPr>
+          <w:rFonts w:ascii="Cascadia Mono" w:hAnsi="Cascadia Mono" w:cs="Cascadia Mono"/>
+          <w:color w:val="000000"/>
+          <w:sz w:val="16"/>
+          <w:szCs w:val="16"/>
+        </w:rPr>
+        <w:t>null</w:t>
       </w:r>
       <w:proofErr w:type="spellEnd"/>
       <w:r>
@@ -43710,96 +43536,7 @@
           <w:sz w:val="16"/>
           <w:szCs w:val="16"/>
         </w:rPr>
-        <w:t xml:space="preserve">                {</w:t>
-      </w:r>
-    </w:p>
-    <w:p>
-      <w:pPr>
-        <w:autoSpaceDE w:val="0"/>
-        <w:autoSpaceDN w:val="0"/>
-        <w:adjustRightInd w:val="0"/>
-        <w:spacing w:after="0" w:line="240" w:lineRule="auto"/>
-        <w:rPr>
-          <w:rFonts w:ascii="Cascadia Mono" w:hAnsi="Cascadia Mono" w:cs="Cascadia Mono"/>
-          <w:color w:val="000000"/>
-          <w:sz w:val="16"/>
-          <w:szCs w:val="16"/>
-        </w:rPr>
-      </w:pPr>
-      <w:r>
-        <w:rPr>
-          <w:rFonts w:ascii="Cascadia Mono" w:hAnsi="Cascadia Mono" w:cs="Cascadia Mono"/>
-          <w:color w:val="000000"/>
-          <w:sz w:val="16"/>
-          <w:szCs w:val="16"/>
-        </w:rPr>
-        <w:t xml:space="preserve">                    </w:t>
-      </w:r>
-      <w:proofErr w:type="spellStart"/>
-      <w:r>
-        <w:rPr>
-          <w:rFonts w:ascii="Cascadia Mono" w:hAnsi="Cascadia Mono" w:cs="Cascadia Mono"/>
-          <w:color w:val="000000"/>
-          <w:sz w:val="16"/>
-          <w:szCs w:val="16"/>
-        </w:rPr>
-        <w:t>selected</w:t>
-      </w:r>
-      <w:proofErr w:type="spellEnd"/>
-      <w:r>
-        <w:rPr>
-          <w:rFonts w:ascii="Cascadia Mono" w:hAnsi="Cascadia Mono" w:cs="Cascadia Mono"/>
-          <w:color w:val="000000"/>
-          <w:sz w:val="16"/>
-          <w:szCs w:val="16"/>
-        </w:rPr>
-        <w:t xml:space="preserve"> = w;</w:t>
-      </w:r>
-    </w:p>
-    <w:p>
-      <w:pPr>
-        <w:autoSpaceDE w:val="0"/>
-        <w:autoSpaceDN w:val="0"/>
-        <w:adjustRightInd w:val="0"/>
-        <w:spacing w:after="0" w:line="240" w:lineRule="auto"/>
-        <w:rPr>
-          <w:rFonts w:ascii="Cascadia Mono" w:hAnsi="Cascadia Mono" w:cs="Cascadia Mono"/>
-          <w:color w:val="000000"/>
-          <w:sz w:val="16"/>
-          <w:szCs w:val="16"/>
-        </w:rPr>
-      </w:pPr>
-      <w:r>
-        <w:rPr>
-          <w:rFonts w:ascii="Cascadia Mono" w:hAnsi="Cascadia Mono" w:cs="Cascadia Mono"/>
-          <w:color w:val="000000"/>
-          <w:sz w:val="16"/>
-          <w:szCs w:val="16"/>
-        </w:rPr>
-        <w:t xml:space="preserve">                    break;</w:t>
-      </w:r>
-    </w:p>
-    <w:p>
-      <w:pPr>
-        <w:autoSpaceDE w:val="0"/>
-        <w:autoSpaceDN w:val="0"/>
-        <w:adjustRightInd w:val="0"/>
-        <w:spacing w:after="0" w:line="240" w:lineRule="auto"/>
-        <w:rPr>
-          <w:rFonts w:ascii="Cascadia Mono" w:hAnsi="Cascadia Mono" w:cs="Cascadia Mono"/>
-          <w:color w:val="000000"/>
-          <w:sz w:val="16"/>
-          <w:szCs w:val="16"/>
-        </w:rPr>
-      </w:pPr>
-      <w:r>
-        <w:rPr>
-          <w:rFonts w:ascii="Cascadia Mono" w:hAnsi="Cascadia Mono" w:cs="Cascadia Mono"/>
-          <w:color w:val="000000"/>
-          <w:sz w:val="16"/>
-          <w:szCs w:val="16"/>
-        </w:rPr>
-        <w:t xml:space="preserve">                }</w:t>
+        <w:t xml:space="preserve">            {</w:t>
       </w:r>
     </w:p>
     <w:p>
@@ -43832,192 +43569,6 @@
           <w:sz w:val="16"/>
           <w:szCs w:val="16"/>
         </w:rPr>
-        <w:t>currentIndex</w:t>
-      </w:r>
-      <w:proofErr w:type="spellEnd"/>
-      <w:r>
-        <w:rPr>
-          <w:rFonts w:ascii="Cascadia Mono" w:hAnsi="Cascadia Mono" w:cs="Cascadia Mono"/>
-          <w:color w:val="000000"/>
-          <w:sz w:val="16"/>
-          <w:szCs w:val="16"/>
-        </w:rPr>
-        <w:t>++;</w:t>
-      </w:r>
-    </w:p>
-    <w:p>
-      <w:pPr>
-        <w:autoSpaceDE w:val="0"/>
-        <w:autoSpaceDN w:val="0"/>
-        <w:adjustRightInd w:val="0"/>
-        <w:spacing w:after="0" w:line="240" w:lineRule="auto"/>
-        <w:rPr>
-          <w:rFonts w:ascii="Cascadia Mono" w:hAnsi="Cascadia Mono" w:cs="Cascadia Mono"/>
-          <w:color w:val="000000"/>
-          <w:sz w:val="16"/>
-          <w:szCs w:val="16"/>
-        </w:rPr>
-      </w:pPr>
-      <w:r>
-        <w:rPr>
-          <w:rFonts w:ascii="Cascadia Mono" w:hAnsi="Cascadia Mono" w:cs="Cascadia Mono"/>
-          <w:color w:val="000000"/>
-          <w:sz w:val="16"/>
-          <w:szCs w:val="16"/>
-        </w:rPr>
-        <w:t xml:space="preserve">            }</w:t>
-      </w:r>
-    </w:p>
-    <w:p>
-      <w:pPr>
-        <w:autoSpaceDE w:val="0"/>
-        <w:autoSpaceDN w:val="0"/>
-        <w:adjustRightInd w:val="0"/>
-        <w:spacing w:after="0" w:line="240" w:lineRule="auto"/>
-        <w:rPr>
-          <w:rFonts w:ascii="Cascadia Mono" w:hAnsi="Cascadia Mono" w:cs="Cascadia Mono"/>
-          <w:color w:val="000000"/>
-          <w:sz w:val="16"/>
-          <w:szCs w:val="16"/>
-        </w:rPr>
-      </w:pPr>
-    </w:p>
-    <w:p>
-      <w:pPr>
-        <w:autoSpaceDE w:val="0"/>
-        <w:autoSpaceDN w:val="0"/>
-        <w:adjustRightInd w:val="0"/>
-        <w:spacing w:after="0" w:line="240" w:lineRule="auto"/>
-        <w:rPr>
-          <w:rFonts w:ascii="Cascadia Mono" w:hAnsi="Cascadia Mono" w:cs="Cascadia Mono"/>
-          <w:color w:val="000000"/>
-          <w:sz w:val="16"/>
-          <w:szCs w:val="16"/>
-        </w:rPr>
-      </w:pPr>
-      <w:r>
-        <w:rPr>
-          <w:rFonts w:ascii="Cascadia Mono" w:hAnsi="Cascadia Mono" w:cs="Cascadia Mono"/>
-          <w:color w:val="000000"/>
-          <w:sz w:val="16"/>
-          <w:szCs w:val="16"/>
-        </w:rPr>
-        <w:t xml:space="preserve">            </w:t>
-      </w:r>
-      <w:proofErr w:type="spellStart"/>
-      <w:r>
-        <w:rPr>
-          <w:rFonts w:ascii="Cascadia Mono" w:hAnsi="Cascadia Mono" w:cs="Cascadia Mono"/>
-          <w:color w:val="000000"/>
-          <w:sz w:val="16"/>
-          <w:szCs w:val="16"/>
-        </w:rPr>
-        <w:t>if</w:t>
-      </w:r>
-      <w:proofErr w:type="spellEnd"/>
-      <w:r>
-        <w:rPr>
-          <w:rFonts w:ascii="Cascadia Mono" w:hAnsi="Cascadia Mono" w:cs="Cascadia Mono"/>
-          <w:color w:val="000000"/>
-          <w:sz w:val="16"/>
-          <w:szCs w:val="16"/>
-        </w:rPr>
-        <w:t xml:space="preserve"> (</w:t>
-      </w:r>
-      <w:proofErr w:type="spellStart"/>
-      <w:r>
-        <w:rPr>
-          <w:rFonts w:ascii="Cascadia Mono" w:hAnsi="Cascadia Mono" w:cs="Cascadia Mono"/>
-          <w:color w:val="000000"/>
-          <w:sz w:val="16"/>
-          <w:szCs w:val="16"/>
-        </w:rPr>
-        <w:t>selected</w:t>
-      </w:r>
-      <w:proofErr w:type="spellEnd"/>
-      <w:r>
-        <w:rPr>
-          <w:rFonts w:ascii="Cascadia Mono" w:hAnsi="Cascadia Mono" w:cs="Cascadia Mono"/>
-          <w:color w:val="000000"/>
-          <w:sz w:val="16"/>
-          <w:szCs w:val="16"/>
-        </w:rPr>
-        <w:t xml:space="preserve"> != </w:t>
-      </w:r>
-      <w:proofErr w:type="spellStart"/>
-      <w:r>
-        <w:rPr>
-          <w:rFonts w:ascii="Cascadia Mono" w:hAnsi="Cascadia Mono" w:cs="Cascadia Mono"/>
-          <w:color w:val="000000"/>
-          <w:sz w:val="16"/>
-          <w:szCs w:val="16"/>
-        </w:rPr>
-        <w:t>null</w:t>
-      </w:r>
-      <w:proofErr w:type="spellEnd"/>
-      <w:r>
-        <w:rPr>
-          <w:rFonts w:ascii="Cascadia Mono" w:hAnsi="Cascadia Mono" w:cs="Cascadia Mono"/>
-          <w:color w:val="000000"/>
-          <w:sz w:val="16"/>
-          <w:szCs w:val="16"/>
-        </w:rPr>
-        <w:t>)</w:t>
-      </w:r>
-    </w:p>
-    <w:p>
-      <w:pPr>
-        <w:autoSpaceDE w:val="0"/>
-        <w:autoSpaceDN w:val="0"/>
-        <w:adjustRightInd w:val="0"/>
-        <w:spacing w:after="0" w:line="240" w:lineRule="auto"/>
-        <w:rPr>
-          <w:rFonts w:ascii="Cascadia Mono" w:hAnsi="Cascadia Mono" w:cs="Cascadia Mono"/>
-          <w:color w:val="000000"/>
-          <w:sz w:val="16"/>
-          <w:szCs w:val="16"/>
-        </w:rPr>
-      </w:pPr>
-      <w:r>
-        <w:rPr>
-          <w:rFonts w:ascii="Cascadia Mono" w:hAnsi="Cascadia Mono" w:cs="Cascadia Mono"/>
-          <w:color w:val="000000"/>
-          <w:sz w:val="16"/>
-          <w:szCs w:val="16"/>
-        </w:rPr>
-        <w:t xml:space="preserve">            {</w:t>
-      </w:r>
-    </w:p>
-    <w:p>
-      <w:pPr>
-        <w:autoSpaceDE w:val="0"/>
-        <w:autoSpaceDN w:val="0"/>
-        <w:adjustRightInd w:val="0"/>
-        <w:spacing w:after="0" w:line="240" w:lineRule="auto"/>
-        <w:rPr>
-          <w:rFonts w:ascii="Cascadia Mono" w:hAnsi="Cascadia Mono" w:cs="Cascadia Mono"/>
-          <w:color w:val="000000"/>
-          <w:sz w:val="16"/>
-          <w:szCs w:val="16"/>
-        </w:rPr>
-      </w:pPr>
-      <w:r>
-        <w:rPr>
-          <w:rFonts w:ascii="Cascadia Mono" w:hAnsi="Cascadia Mono" w:cs="Cascadia Mono"/>
-          <w:color w:val="000000"/>
-          <w:sz w:val="16"/>
-          <w:szCs w:val="16"/>
-        </w:rPr>
-        <w:t xml:space="preserve">                </w:t>
-      </w:r>
-      <w:proofErr w:type="spellStart"/>
-      <w:r>
-        <w:rPr>
-          <w:rFonts w:ascii="Cascadia Mono" w:hAnsi="Cascadia Mono" w:cs="Cascadia Mono"/>
-          <w:color w:val="000000"/>
-          <w:sz w:val="16"/>
-          <w:szCs w:val="16"/>
-        </w:rPr>
         <w:t>string</w:t>
       </w:r>
       <w:proofErr w:type="spellEnd"/>
@@ -44028,27 +43579,7 @@
           <w:sz w:val="16"/>
           <w:szCs w:val="16"/>
         </w:rPr>
-        <w:t xml:space="preserve"> </w:t>
-      </w:r>
-      <w:proofErr w:type="spellStart"/>
-      <w:r>
-        <w:rPr>
-          <w:rFonts w:ascii="Cascadia Mono" w:hAnsi="Cascadia Mono" w:cs="Cascadia Mono"/>
-          <w:color w:val="000000"/>
-          <w:sz w:val="16"/>
-          <w:szCs w:val="16"/>
-        </w:rPr>
-        <w:t>message</w:t>
-      </w:r>
-      <w:proofErr w:type="spellEnd"/>
-      <w:r>
-        <w:rPr>
-          <w:rFonts w:ascii="Cascadia Mono" w:hAnsi="Cascadia Mono" w:cs="Cascadia Mono"/>
-          <w:color w:val="000000"/>
-          <w:sz w:val="16"/>
-          <w:szCs w:val="16"/>
-        </w:rPr>
-        <w:t xml:space="preserve"> = </w:t>
+        <w:t xml:space="preserve"> message = </w:t>
       </w:r>
       <w:proofErr w:type="spellStart"/>
       <w:r>
@@ -48003,6 +47534,7 @@
   <w:style w:type="character" w:default="1" w:styleId="a0">
     <w:name w:val="Default Paragraph Font"/>
     <w:uiPriority w:val="1"/>
+    <w:semiHidden/>
     <w:unhideWhenUsed/>
   </w:style>
   <w:style w:type="table" w:default="1" w:styleId="a1">
